--- a/СДАЧА/ЛР6/ОТЧЕТ_ЛР6_NotaCode.docx
+++ b/СДАЧА/ЛР6/ОТЧЕТ_ЛР6_NotaCode.docx
@@ -18247,146 +18247,6 @@
         <w:t>СПИСОК ИСПОЛЬЗОВАННЫХ ИСТОЧНИКОВ</w:t>
       </w:r>
       <w:bookmarkEnd w:id="27"/>
-    </w:p>
-    <w:p>
-      <w:pPr>
-        <w:pStyle w:val="Compact"/>
-        <w:numPr>
-          <w:ilvl w:val="0"/>
-          <w:numId w:val="3"/>
-        </w:numPr>
-        <w:spacing w:before="0" w:after="0" w:line="360" w:lineRule="exact"/>
-        <w:ind w:left="709" w:hanging="425"/>
-        <w:jc w:val="both"/>
-      </w:pPr>
-      <w:r>
-        <w:rPr>
-          <w:rFonts w:ascii="Times New Roman" w:hAnsi="Times New Roman"/>
-          <w:sz w:val="28"/>
-        </w:rPr>
-        <w:t xml:space="preserve">Методика формулирования ценностного предложения и цифрового товара: материалы курса «Электронный бизнес». – Файл: </w:t>
-      </w:r>
-      <w:r>
-        <w:rPr>
-          <w:sz w:val="28"/>
-          <w:rFonts w:ascii="Times New Roman" w:hAnsi="Times New Roman"/>
-          <w:i/>
-          <w:iCs/>
-        </w:rPr>
-        <w:t>Материалы/Методика_формулирования_ценностного_предложения_и_цифрового_товара.docx.</w:t>
-      </w:r>
-    </w:p>
-    <w:p>
-      <w:pPr>
-        <w:pStyle w:val="Compact"/>
-        <w:numPr>
-          <w:ilvl w:val="0"/>
-          <w:numId w:val="3"/>
-        </w:numPr>
-        <w:spacing w:before="0" w:after="0" w:line="360" w:lineRule="exact"/>
-        <w:ind w:left="709" w:hanging="425"/>
-        <w:jc w:val="both"/>
-      </w:pPr>
-      <w:r>
-        <w:rPr>
-          <w:rFonts w:ascii="Times New Roman" w:hAnsi="Times New Roman"/>
-          <w:sz w:val="28"/>
-        </w:rPr>
-        <w:t xml:space="preserve">Методика сборки бизнес-модели по Канвас на основе анализа: материалы курса «Электронный бизнес». – Файл: </w:t>
-      </w:r>
-      <w:r>
-        <w:rPr>
-          <w:sz w:val="28"/>
-          <w:rFonts w:ascii="Times New Roman" w:hAnsi="Times New Roman"/>
-          <w:i/>
-          <w:iCs/>
-        </w:rPr>
-        <w:t>Материалы/Методика_сборки_бизнес_модели_по_Канвас_на_основе_анализа.docx.</w:t>
-      </w:r>
-    </w:p>
-    <w:p>
-      <w:pPr>
-        <w:pStyle w:val="Compact"/>
-        <w:numPr>
-          <w:ilvl w:val="0"/>
-          <w:numId w:val="3"/>
-        </w:numPr>
-        <w:spacing w:before="0" w:after="0" w:line="360" w:lineRule="exact"/>
-        <w:ind w:left="709" w:hanging="425"/>
-        <w:jc w:val="both"/>
-      </w:pPr>
-      <w:r>
-        <w:rPr>
-          <w:rFonts w:ascii="Times New Roman" w:hAnsi="Times New Roman"/>
-          <w:sz w:val="28"/>
-        </w:rPr>
-        <w:t xml:space="preserve">Методика формулирования бизнес-логики и пользовательских сценариев: материалы курса «Электронный бизнес». – Файл: </w:t>
-      </w:r>
-      <w:r>
-        <w:rPr>
-          <w:sz w:val="28"/>
-          <w:rFonts w:ascii="Times New Roman" w:hAnsi="Times New Roman"/>
-          <w:i/>
-          <w:iCs/>
-        </w:rPr>
-        <w:t>Материалы/Методика_формулирования_бизнес_логики_и_пользовательских_сценариев.docx.</w:t>
-      </w:r>
-    </w:p>
-    <w:p>
-      <w:pPr>
-        <w:pStyle w:val="Compact"/>
-        <w:numPr>
-          <w:ilvl w:val="0"/>
-          <w:numId w:val="3"/>
-        </w:numPr>
-        <w:spacing w:before="0" w:after="0" w:line="360" w:lineRule="exact"/>
-        <w:ind w:left="709" w:hanging="425"/>
-        <w:jc w:val="both"/>
-      </w:pPr>
-      <w:r>
-        <w:rPr>
-          <w:rFonts w:ascii="Times New Roman" w:hAnsi="Times New Roman"/>
-          <w:sz w:val="28"/>
-        </w:rPr>
-        <w:t xml:space="preserve">Методика перехода к страницам и экранам сайта или приложения: материалы курса «Электронный бизнес». – Файл: </w:t>
-      </w:r>
-      <w:r>
-        <w:rPr>
-          <w:sz w:val="28"/>
-          <w:rFonts w:ascii="Times New Roman" w:hAnsi="Times New Roman"/>
-          <w:i/>
-          <w:iCs/>
-        </w:rPr>
-        <w:t>Материалы/Методика_перехода_к_страницам_и_экранам_сайта_или_приложения.docx.</w:t>
-      </w:r>
-    </w:p>
-    <w:p>
-      <w:pPr>
-        <w:pStyle w:val="Compact"/>
-        <w:numPr>
-          <w:ilvl w:val="0"/>
-          <w:numId w:val="3"/>
-        </w:numPr>
-        <w:spacing w:before="0" w:after="0" w:line="360" w:lineRule="exact"/>
-        <w:ind w:left="709" w:hanging="425"/>
-        <w:jc w:val="both"/>
-      </w:pPr>
-      <w:r>
-        <w:rPr>
-          <w:rFonts w:ascii="Times New Roman" w:hAnsi="Times New Roman"/>
-          <w:sz w:val="28"/>
-        </w:rPr>
-        <w:t xml:space="preserve">Методика деления разработки сайта на релизы: материалы курса «Электронный бизнес». – Файл: </w:t>
-      </w:r>
-      <w:r>
-        <w:rPr>
-          <w:sz w:val="28"/>
-          <w:rFonts w:ascii="Times New Roman" w:hAnsi="Times New Roman"/>
-          <w:i/>
-          <w:iCs/>
-        </w:rPr>
-        <w:t>Материалы/Методика_деления_разработки_сайта_на_релизы.docx.</w:t>
-      </w:r>
     </w:p>
     <w:p>
       <w:pPr>

--- a/СДАЧА/ЛР6/ОТЧЕТ_ЛР6_NotaCode.docx
+++ b/СДАЧА/ЛР6/ОТЧЕТ_ЛР6_NotaCode.docx
@@ -5,8 +5,8 @@
     <w:p>
       <w:pPr>
         <w:spacing w:after="0" w:line="360" w:lineRule="exact" w:before="0"/>
-        <w:ind w:firstLine="709"/>
-        <w:jc w:val="both"/>
+        <w:ind/>
+        <w:jc w:val="center"/>
       </w:pPr>
       <w:bookmarkStart w:id="0" w:name="ход-работы"/>
       <w:r>
@@ -19,9 +19,9 @@
     </w:p>
     <w:p>
       <w:pPr>
-        <w:spacing w:before="0" w:after="0" w:line="360" w:lineRule="exact"/>
-        <w:ind w:firstLine="709"/>
-        <w:jc w:val="both"/>
+        <w:spacing w:before="360" w:after="0" w:line="360" w:lineRule="exact"/>
+        <w:ind/>
+        <w:jc w:val="center"/>
       </w:pPr>
       <w:r>
         <w:rPr>
@@ -34,8 +34,8 @@
     <w:p>
       <w:pPr>
         <w:spacing w:after="0" w:line="360" w:lineRule="exact" w:before="0"/>
-        <w:ind w:firstLine="709"/>
-        <w:jc w:val="both"/>
+        <w:ind/>
+        <w:jc w:val="center"/>
       </w:pPr>
       <w:r>
         <w:rPr>
@@ -48,8 +48,8 @@
     <w:p>
       <w:pPr>
         <w:spacing w:after="0" w:line="360" w:lineRule="exact" w:before="0"/>
-        <w:ind w:firstLine="709"/>
-        <w:jc w:val="both"/>
+        <w:ind/>
+        <w:jc w:val="center"/>
       </w:pPr>
       <w:r>
         <w:rPr>
@@ -61,9 +61,9 @@
     </w:p>
     <w:p>
       <w:pPr>
-        <w:spacing w:before="0" w:after="0" w:line="360" w:lineRule="exact"/>
-        <w:ind w:firstLine="709"/>
-        <w:jc w:val="both"/>
+        <w:spacing w:before="360" w:after="0" w:line="360" w:lineRule="exact"/>
+        <w:ind/>
+        <w:jc w:val="center"/>
       </w:pPr>
       <w:r>
         <w:rPr>
@@ -75,9 +75,9 @@
     </w:p>
     <w:p>
       <w:pPr>
-        <w:spacing w:before="0" w:after="0" w:line="360" w:lineRule="exact"/>
-        <w:ind w:firstLine="709"/>
-        <w:jc w:val="both"/>
+        <w:spacing w:before="360" w:after="0" w:line="360" w:lineRule="exact"/>
+        <w:ind/>
+        <w:jc w:val="center"/>
       </w:pPr>
       <w:r>
         <w:rPr>
@@ -89,9 +89,9 @@
     </w:p>
     <w:p>
       <w:pPr>
-        <w:spacing w:before="0" w:after="0" w:line="360" w:lineRule="exact"/>
-        <w:ind w:firstLine="709"/>
-        <w:jc w:val="both"/>
+        <w:spacing w:before="2880" w:after="0" w:line="360" w:lineRule="exact"/>
+        <w:ind/>
+        <w:jc w:val="center"/>
       </w:pPr>
       <w:r>
         <w:rPr>
@@ -105,8 +105,8 @@
     <w:p>
       <w:pPr>
         <w:spacing w:after="0" w:line="360" w:lineRule="exact" w:before="0"/>
-        <w:ind w:firstLine="709"/>
-        <w:jc w:val="both"/>
+        <w:ind/>
+        <w:jc w:val="center"/>
       </w:pPr>
       <w:r>
         <w:rPr>
@@ -119,8 +119,8 @@
     <w:p>
       <w:pPr>
         <w:spacing w:after="0" w:line="360" w:lineRule="exact" w:before="0"/>
-        <w:ind w:firstLine="709"/>
-        <w:jc w:val="both"/>
+        <w:ind/>
+        <w:jc w:val="center"/>
       </w:pPr>
       <w:r>
         <w:rPr>
@@ -133,8 +133,8 @@
     <w:p>
       <w:pPr>
         <w:spacing w:after="0" w:line="360" w:lineRule="exact" w:before="0"/>
-        <w:ind w:firstLine="709"/>
-        <w:jc w:val="both"/>
+        <w:ind/>
+        <w:jc w:val="center"/>
       </w:pPr>
       <w:r>
         <w:rPr>
@@ -147,8 +147,8 @@
     <w:p>
       <w:pPr>
         <w:spacing w:after="0" w:line="360" w:lineRule="exact" w:before="0"/>
-        <w:ind w:firstLine="709"/>
-        <w:jc w:val="both"/>
+        <w:ind/>
+        <w:jc w:val="center"/>
       </w:pPr>
       <w:r>
         <w:rPr>
@@ -163,9 +163,8 @@
         <w:tabs>
           <w:tab w:val="left" w:pos="6520"/>
         </w:tabs>
-        <w:spacing w:before="0" w:after="0" w:line="360" w:lineRule="exact"/>
-        <w:ind w:firstLine="709"/>
-        <w:jc w:val="both"/>
+        <w:spacing w:before="1800" w:after="0" w:line="360" w:lineRule="exact"/>
+        <w:ind/>
       </w:pPr>
       <w:r>
         <w:rPr>
@@ -189,8 +188,7 @@
           <w:tab w:val="left" w:pos="6520"/>
         </w:tabs>
         <w:spacing w:after="0" w:line="360" w:lineRule="exact" w:before="0"/>
-        <w:ind w:firstLine="709"/>
-        <w:jc w:val="both"/>
+        <w:ind/>
       </w:pPr>
       <w:r>
         <w:rPr>
@@ -206,9 +204,8 @@
         <w:tabs>
           <w:tab w:val="left" w:pos="6520"/>
         </w:tabs>
-        <w:spacing w:before="0" w:after="0" w:line="360" w:lineRule="exact"/>
-        <w:ind w:firstLine="709"/>
-        <w:jc w:val="both"/>
+        <w:spacing w:before="360" w:after="0" w:line="360" w:lineRule="exact"/>
+        <w:ind/>
       </w:pPr>
       <w:r>
         <w:rPr>
@@ -228,9 +225,9 @@
     </w:p>
     <w:p>
       <w:pPr>
-        <w:spacing w:before="0" w:after="0" w:line="360" w:lineRule="exact"/>
-        <w:ind w:firstLine="709"/>
-        <w:jc w:val="both"/>
+        <w:spacing w:before="2520" w:after="0" w:line="360" w:lineRule="exact"/>
+        <w:ind/>
+        <w:jc w:val="center"/>
       </w:pPr>
       <w:r>
         <w:rPr>
@@ -243,8 +240,8 @@
     <w:p>
       <w:pPr>
         <w:pageBreakBefore/>
-        <w:spacing w:after="0" w:line="360" w:lineRule="exact" w:before="0"/>
-        <w:ind w:firstLine="0"/>
+        <w:spacing w:after="360" w:line="360" w:lineRule="exact" w:before="0"/>
+        <w:ind/>
         <w:jc w:val="center"/>
       </w:pPr>
       <w:r>
@@ -264,8 +261,7 @@
           <w:tab w:val="right" w:leader="dot" w:pos="9345"/>
         </w:tabs>
         <w:spacing w:before="0" w:after="0" w:line="360" w:lineRule="exact"/>
-        <w:ind w:firstLine="709"/>
-        <w:jc w:val="both"/>
+        <w:ind/>
         <w:rPr>
           <w:noProof/>
         </w:rPr>
@@ -356,8 +352,7 @@
           <w:tab w:val="right" w:leader="dot" w:pos="9345"/>
         </w:tabs>
         <w:spacing w:before="0" w:after="0" w:line="360" w:lineRule="exact"/>
-        <w:ind w:firstLine="709"/>
-        <w:jc w:val="both"/>
+        <w:ind/>
         <w:rPr>
           <w:noProof/>
         </w:rPr>
@@ -427,8 +422,7 @@
           <w:tab w:val="right" w:leader="dot" w:pos="9345"/>
         </w:tabs>
         <w:spacing w:before="0" w:after="0" w:line="360" w:lineRule="exact"/>
-        <w:ind w:firstLine="709"/>
-        <w:jc w:val="both"/>
+        <w:ind/>
         <w:rPr>
           <w:noProof/>
         </w:rPr>
@@ -498,8 +492,7 @@
           <w:tab w:val="right" w:leader="dot" w:pos="9345"/>
         </w:tabs>
         <w:spacing w:before="0" w:after="0" w:line="360" w:lineRule="exact"/>
-        <w:ind w:firstLine="709"/>
-        <w:jc w:val="both"/>
+        <w:ind/>
         <w:rPr>
           <w:noProof/>
         </w:rPr>
@@ -569,8 +562,7 @@
           <w:tab w:val="right" w:leader="dot" w:pos="9345"/>
         </w:tabs>
         <w:spacing w:before="0" w:after="0" w:line="360" w:lineRule="exact"/>
-        <w:ind w:firstLine="709"/>
-        <w:jc w:val="both"/>
+        <w:ind/>
         <w:rPr>
           <w:noProof/>
         </w:rPr>
@@ -640,8 +632,7 @@
           <w:tab w:val="right" w:leader="dot" w:pos="9345"/>
         </w:tabs>
         <w:spacing w:before="0" w:after="0" w:line="360" w:lineRule="exact"/>
-        <w:ind w:firstLine="709"/>
-        <w:jc w:val="both"/>
+        <w:ind/>
         <w:rPr>
           <w:noProof/>
         </w:rPr>
@@ -711,8 +702,7 @@
           <w:tab w:val="right" w:leader="dot" w:pos="9345"/>
         </w:tabs>
         <w:spacing w:before="0" w:after="0" w:line="360" w:lineRule="exact"/>
-        <w:ind w:firstLine="709"/>
-        <w:jc w:val="both"/>
+        <w:ind/>
         <w:rPr>
           <w:noProof/>
         </w:rPr>
@@ -782,8 +772,7 @@
           <w:tab w:val="right" w:leader="dot" w:pos="9345"/>
         </w:tabs>
         <w:spacing w:before="0" w:after="0" w:line="360" w:lineRule="exact"/>
-        <w:ind w:firstLine="709"/>
-        <w:jc w:val="both"/>
+        <w:ind/>
         <w:rPr>
           <w:noProof/>
         </w:rPr>
@@ -853,8 +842,7 @@
           <w:tab w:val="right" w:leader="dot" w:pos="9345"/>
         </w:tabs>
         <w:spacing w:before="0" w:after="0" w:line="360" w:lineRule="exact"/>
-        <w:ind w:firstLine="709"/>
-        <w:jc w:val="both"/>
+        <w:ind/>
         <w:rPr>
           <w:noProof/>
         </w:rPr>
@@ -924,8 +912,7 @@
           <w:tab w:val="right" w:leader="dot" w:pos="9345"/>
         </w:tabs>
         <w:spacing w:before="0" w:after="0" w:line="360" w:lineRule="exact"/>
-        <w:ind w:firstLine="709"/>
-        <w:jc w:val="both"/>
+        <w:ind/>
         <w:rPr>
           <w:noProof/>
         </w:rPr>
@@ -995,8 +982,7 @@
           <w:tab w:val="right" w:leader="dot" w:pos="9345"/>
         </w:tabs>
         <w:spacing w:before="0" w:after="0" w:line="360" w:lineRule="exact"/>
-        <w:ind w:firstLine="709"/>
-        <w:jc w:val="both"/>
+        <w:ind/>
         <w:rPr>
           <w:noProof/>
         </w:rPr>
@@ -1066,7 +1052,7 @@
           <w:tab w:val="right" w:leader="dot" w:pos="9345"/>
         </w:tabs>
         <w:spacing w:before="0" w:after="0" w:line="360" w:lineRule="exact"/>
-        <w:ind w:firstLine="0"/>
+        <w:ind/>
         <w:rPr>
           <w:noProof/>
         </w:rPr>
@@ -1136,7 +1122,7 @@
           <w:tab w:val="right" w:leader="dot" w:pos="9345"/>
         </w:tabs>
         <w:spacing w:before="0" w:after="0" w:line="360" w:lineRule="exact"/>
-        <w:ind w:firstLine="0"/>
+        <w:ind/>
         <w:rPr>
           <w:noProof/>
         </w:rPr>
@@ -1206,7 +1192,7 @@
           <w:tab w:val="right" w:leader="dot" w:pos="9345"/>
         </w:tabs>
         <w:spacing w:before="0" w:after="0" w:line="360" w:lineRule="exact"/>
-        <w:ind w:firstLine="0"/>
+        <w:ind/>
         <w:rPr>
           <w:noProof/>
         </w:rPr>
@@ -1276,7 +1262,7 @@
           <w:tab w:val="right" w:leader="dot" w:pos="9345"/>
         </w:tabs>
         <w:spacing w:before="0" w:after="0" w:line="360" w:lineRule="exact"/>
-        <w:ind w:firstLine="0"/>
+        <w:ind/>
         <w:rPr>
           <w:noProof/>
         </w:rPr>
@@ -1374,7 +1360,8 @@
       <w:pPr>
         <w:pStyle w:val="2"/>
         <w:spacing w:before="0" w:after="0" w:line="360" w:lineRule="exact"/>
-        <w:ind w:firstLine="0"/>
+        <w:ind w:firstLine="709"/>
+        <w:jc w:val="both"/>
       </w:pPr>
       <w:bookmarkStart w:id="2" w:name="порядок-работы-и-рабочие-книги"/>
       <w:bookmarkStart w:id="3" w:name="_Toc241930993"/>
@@ -2102,7 +2089,8 @@
       <w:pPr>
         <w:pStyle w:val="2"/>
         <w:spacing w:before="0" w:after="0" w:line="360" w:lineRule="exact"/>
-        <w:ind w:firstLine="0"/>
+        <w:ind w:firstLine="709"/>
+        <w:jc w:val="both"/>
       </w:pPr>
       <w:bookmarkStart w:id="4" w:name="Xea2e0351488d2dccc444fc8980e855e53dc7366"/>
       <w:bookmarkStart w:id="5" w:name="_Toc241930994"/>
@@ -2120,7 +2108,8 @@
       <w:pPr>
         <w:pStyle w:val="3"/>
         <w:spacing w:before="0" w:after="0" w:line="360" w:lineRule="exact"/>
-        <w:ind w:firstLine="0"/>
+        <w:ind w:firstLine="709"/>
+        <w:jc w:val="both"/>
       </w:pPr>
       <w:bookmarkStart w:id="6" w:name="доказательная-база-и-проблемы-клиентов"/>
       <w:r>
@@ -3283,7 +3272,8 @@
       <w:pPr>
         <w:pStyle w:val="3"/>
         <w:spacing w:before="0" w:after="0" w:line="360" w:lineRule="exact"/>
-        <w:ind w:firstLine="0"/>
+        <w:ind w:firstLine="709"/>
+        <w:jc w:val="both"/>
       </w:pPr>
       <w:bookmarkStart w:id="7" w:name="X5ce5f765abe247eb8f6cb90e6b49bb287077418"/>
       <w:bookmarkEnd w:id="6"/>
@@ -4115,7 +4105,8 @@
       <w:pPr>
         <w:pStyle w:val="2"/>
         <w:spacing w:before="0" w:after="0" w:line="360" w:lineRule="exact"/>
-        <w:ind w:firstLine="0"/>
+        <w:ind w:firstLine="709"/>
+        <w:jc w:val="both"/>
       </w:pPr>
       <w:bookmarkStart w:id="8" w:name="методика-6.2.-бизнес-модель-по-канвас"/>
       <w:bookmarkStart w:id="9" w:name="_Toc241930995"/>
@@ -5408,7 +5399,8 @@
       <w:pPr>
         <w:pStyle w:val="2"/>
         <w:spacing w:before="0" w:after="0" w:line="360" w:lineRule="exact"/>
-        <w:ind w:firstLine="0"/>
+        <w:ind w:firstLine="709"/>
+        <w:jc w:val="both"/>
       </w:pPr>
       <w:bookmarkStart w:id="10" w:name="Xb059a1de5fe4466041bf29ddbf407c46ea6b1ff"/>
       <w:bookmarkStart w:id="11" w:name="_Toc241930996"/>
@@ -5426,7 +5418,8 @@
       <w:pPr>
         <w:pStyle w:val="3"/>
         <w:spacing w:before="0" w:after="0" w:line="360" w:lineRule="exact"/>
-        <w:ind w:firstLine="0"/>
+        <w:ind w:firstLine="709"/>
+        <w:jc w:val="both"/>
       </w:pPr>
       <w:bookmarkStart w:id="12" w:name="бизнес-логика"/>
       <w:r>
@@ -5937,7 +5930,8 @@
       <w:pPr>
         <w:pStyle w:val="3"/>
         <w:spacing w:before="0" w:after="0" w:line="360" w:lineRule="exact"/>
-        <w:ind w:firstLine="0"/>
+        <w:ind w:firstLine="709"/>
+        <w:jc w:val="both"/>
       </w:pPr>
       <w:bookmarkStart w:id="13" w:name="сценарии-требования-и-приоритеты"/>
       <w:bookmarkEnd w:id="12"/>
@@ -9695,7 +9689,8 @@
       <w:pPr>
         <w:pStyle w:val="2"/>
         <w:spacing w:before="0" w:after="0" w:line="360" w:lineRule="exact"/>
-        <w:ind w:firstLine="0"/>
+        <w:ind w:firstLine="709"/>
+        <w:jc w:val="both"/>
       </w:pPr>
       <w:bookmarkStart w:id="14" w:name="методика-6.4.-страницы-и-экраны"/>
       <w:bookmarkStart w:id="15" w:name="_Toc241930997"/>
@@ -12133,7 +12128,8 @@
       <w:pPr>
         <w:pStyle w:val="2"/>
         <w:spacing w:before="0" w:after="0" w:line="360" w:lineRule="exact"/>
-        <w:ind w:firstLine="0"/>
+        <w:ind w:firstLine="709"/>
+        <w:jc w:val="both"/>
       </w:pPr>
       <w:bookmarkStart w:id="16" w:name="методика-6.5.-деление-на-релизы"/>
       <w:bookmarkStart w:id="17" w:name="_Toc241930998"/>
@@ -15142,7 +15138,8 @@
       <w:pPr>
         <w:pStyle w:val="2"/>
         <w:spacing w:before="0" w:after="0" w:line="360" w:lineRule="exact"/>
-        <w:ind w:firstLine="0"/>
+        <w:ind w:firstLine="709"/>
+        <w:jc w:val="both"/>
       </w:pPr>
       <w:bookmarkStart w:id="18" w:name="X309f04629790da69637b174012fdebcdf0ce9e1"/>
       <w:bookmarkStart w:id="19" w:name="_Toc241930999"/>
@@ -16555,7 +16552,8 @@
       <w:pPr>
         <w:pStyle w:val="2"/>
         <w:spacing w:before="0" w:after="0" w:line="360" w:lineRule="exact"/>
-        <w:ind w:firstLine="0"/>
+        <w:ind w:firstLine="709"/>
+        <w:jc w:val="both"/>
       </w:pPr>
       <w:bookmarkStart w:id="20" w:name="расхождения-методик-и-шаблонов"/>
       <w:bookmarkStart w:id="21" w:name="_Toc241931000"/>
@@ -17923,12 +17921,8 @@
     </w:p>
     <w:p>
       <w:pPr>
-        <w:numPr>
-          <w:ilvl w:val="0"/>
-          <w:numId w:val="2"/>
-        </w:numPr>
         <w:spacing w:after="0" w:line="360" w:lineRule="exact" w:before="0"/>
-        <w:ind w:left="709" w:hanging="425"/>
+        <w:ind w:left="709" w:firstLine="709"/>
         <w:jc w:val="both"/>
       </w:pPr>
       <w:r>
@@ -17936,7 +17930,7 @@
           <w:rFonts w:ascii="Times New Roman" w:hAnsi="Times New Roman"/>
           <w:sz w:val="28"/>
         </w:rPr>
-        <w:t xml:space="preserve">Опорная проблема </w:t>
+        <w:t xml:space="preserve">– Опорная проблема </w:t>
       </w:r>
       <w:r>
         <w:rPr>
@@ -17956,12 +17950,8 @@
     </w:p>
     <w:p>
       <w:pPr>
-        <w:numPr>
-          <w:ilvl w:val="0"/>
-          <w:numId w:val="2"/>
-        </w:numPr>
         <w:spacing w:after="0" w:line="360" w:lineRule="exact" w:before="0"/>
-        <w:ind w:left="709" w:hanging="425"/>
+        <w:ind w:left="709" w:firstLine="709"/>
         <w:jc w:val="both"/>
       </w:pPr>
       <w:r>
@@ -17969,7 +17959,7 @@
           <w:rFonts w:ascii="Times New Roman" w:hAnsi="Times New Roman"/>
           <w:sz w:val="28"/>
         </w:rPr>
-        <w:t xml:space="preserve">Единица монетизации – пользователь </w:t>
+        <w:t xml:space="preserve">– Единица монетизации – пользователь </w:t>
       </w:r>
       <w:r>
         <w:rPr>
@@ -18064,12 +18054,8 @@
     </w:p>
     <w:p>
       <w:pPr>
-        <w:numPr>
-          <w:ilvl w:val="0"/>
-          <w:numId w:val="2"/>
-        </w:numPr>
         <w:spacing w:after="0" w:line="360" w:lineRule="exact" w:before="0"/>
-        <w:ind w:left="709" w:hanging="425"/>
+        <w:ind w:left="709" w:firstLine="709"/>
         <w:jc w:val="both"/>
       </w:pPr>
       <w:r>
@@ -18077,17 +18063,13 @@
           <w:rFonts w:ascii="Times New Roman" w:hAnsi="Times New Roman"/>
           <w:sz w:val="28"/>
         </w:rPr>
-        <w:t>Канвас заполнен полностью, полнота 71 %, доказательность 58 %: сегменты подтверждены, блоки ресурсов, деятельности, партнеров и затрат – гипотезы.</w:t>
+        <w:t>– Канвас заполнен полностью, полнота 71 %, доказательность 58 %: сегменты подтверждены, блоки ресурсов, деятельности, партнеров и затрат – гипотезы.</w:t>
       </w:r>
     </w:p>
     <w:p>
       <w:pPr>
-        <w:numPr>
-          <w:ilvl w:val="0"/>
-          <w:numId w:val="2"/>
-        </w:numPr>
         <w:spacing w:after="0" w:line="360" w:lineRule="exact" w:before="0"/>
-        <w:ind w:left="709" w:hanging="425"/>
+        <w:ind w:left="709" w:firstLine="709"/>
         <w:jc w:val="both"/>
       </w:pPr>
       <w:r>
@@ -18095,17 +18077,13 @@
           <w:rFonts w:ascii="Times New Roman" w:hAnsi="Times New Roman"/>
           <w:sz w:val="28"/>
         </w:rPr>
-        <w:t>Бизнес-логика записана в трех версиях; описаны 12 сценариев и 13 требований; контрольный лист связности пройден (10 из 10).</w:t>
+        <w:t>– Бизнес-логика записана в трех версиях; описаны 12 сценариев и 13 требований; контрольный лист связности пройден (10 из 10).</w:t>
       </w:r>
     </w:p>
     <w:p>
       <w:pPr>
-        <w:numPr>
-          <w:ilvl w:val="0"/>
-          <w:numId w:val="2"/>
-        </w:numPr>
         <w:spacing w:after="0" w:line="360" w:lineRule="exact" w:before="0"/>
-        <w:ind w:left="709" w:hanging="425"/>
+        <w:ind w:left="709" w:firstLine="709"/>
         <w:jc w:val="both"/>
       </w:pPr>
       <w:r>
@@ -18113,17 +18091,13 @@
           <w:rFonts w:ascii="Times New Roman" w:hAnsi="Times New Roman"/>
           <w:sz w:val="28"/>
         </w:rPr>
-        <w:t>Выведено 13 единиц интерфейса (6 страниц и 7 экранов), покрытие сценариев 100 %.</w:t>
+        <w:t>– Выведено 13 единиц интерфейса (6 страниц и 7 экранов), покрытие сценариев 100 %.</w:t>
       </w:r>
     </w:p>
     <w:p>
       <w:pPr>
-        <w:numPr>
-          <w:ilvl w:val="0"/>
-          <w:numId w:val="2"/>
-        </w:numPr>
         <w:spacing w:after="0" w:line="360" w:lineRule="exact" w:before="0"/>
-        <w:ind w:left="709" w:hanging="425"/>
+        <w:ind w:left="709" w:firstLine="709"/>
         <w:jc w:val="both"/>
       </w:pPr>
       <w:r>
@@ -18131,7 +18105,7 @@
           <w:rFonts w:ascii="Times New Roman" w:hAnsi="Times New Roman"/>
           <w:sz w:val="28"/>
         </w:rPr>
-        <w:t xml:space="preserve">В первый релиз рекомендованы 10 из 20 единиц; подготовлены два варианта плана, рекомендован вариант с онлайн-оплатой </w:t>
+        <w:t xml:space="preserve">– В первый релиз рекомендованы 10 из 20 единиц; подготовлены два варианта плана, рекомендован вариант с онлайн-оплатой </w:t>
       </w:r>
       <w:r>
         <w:rPr>
@@ -18151,12 +18125,8 @@
     </w:p>
     <w:p>
       <w:pPr>
-        <w:numPr>
-          <w:ilvl w:val="0"/>
-          <w:numId w:val="2"/>
-        </w:numPr>
         <w:spacing w:after="0" w:line="360" w:lineRule="exact" w:before="0"/>
-        <w:ind w:left="709" w:hanging="425"/>
+        <w:ind w:left="709" w:firstLine="709"/>
         <w:jc w:val="both"/>
       </w:pPr>
       <w:r>
@@ -18164,7 +18134,7 @@
           <w:rFonts w:ascii="Times New Roman" w:hAnsi="Times New Roman"/>
           <w:sz w:val="28"/>
         </w:rPr>
-        <w:t xml:space="preserve">Данные 02.10.2026 (49 отзывов, </w:t>
+        <w:t xml:space="preserve">– Данные 02.10.2026 (49 отзывов, </w:t>
       </w:r>
       <w:r>
         <w:rPr>
@@ -18251,12 +18221,8 @@
     <w:p>
       <w:pPr>
         <w:pStyle w:val="Compact"/>
-        <w:numPr>
-          <w:ilvl w:val="0"/>
-          <w:numId w:val="3"/>
-        </w:numPr>
         <w:spacing w:before="0" w:after="0" w:line="360" w:lineRule="exact"/>
-        <w:ind w:left="709" w:hanging="425"/>
+        <w:ind w:left="709" w:firstLine="709"/>
         <w:jc w:val="both"/>
       </w:pPr>
       <w:r>
@@ -18264,7 +18230,7 @@
           <w:rFonts w:ascii="Times New Roman" w:hAnsi="Times New Roman"/>
           <w:sz w:val="28"/>
         </w:rPr>
-        <w:t xml:space="preserve">Хаджинова, К. А. Отчеты по лабораторным работам ЛР1–ЛР5 «Электронный бизнес»: проект </w:t>
+        <w:t xml:space="preserve">– Хаджинова, К. А. Отчеты по лабораторным работам ЛР1–ЛР5 «Электронный бизнес»: проект </w:t>
       </w:r>
       <w:r>
         <w:rPr>
@@ -18285,12 +18251,8 @@
     <w:p>
       <w:pPr>
         <w:pStyle w:val="Compact"/>
-        <w:numPr>
-          <w:ilvl w:val="0"/>
-          <w:numId w:val="3"/>
-        </w:numPr>
         <w:spacing w:before="0" w:after="0" w:line="360" w:lineRule="exact"/>
-        <w:ind w:left="709" w:hanging="425"/>
+        <w:ind w:left="709" w:firstLine="709"/>
         <w:jc w:val="both"/>
       </w:pPr>
       <w:r>
@@ -18298,7 +18260,7 @@
           <w:rFonts w:ascii="Times New Roman" w:hAnsi="Times New Roman"/>
           <w:sz w:val="28"/>
         </w:rPr>
-        <w:t xml:space="preserve">Страницы сайтов конкурентов: </w:t>
+        <w:t xml:space="preserve">– Страницы сайтов конкурентов: </w:t>
       </w:r>
       <w:r>
         <w:rPr>

--- a/СДАЧА/ЛР6/ОТЧЕТ_ЛР6_NotaCode.docx
+++ b/СДАЧА/ЛР6/ОТЧЕТ_ЛР6_NotaCode.docx
@@ -234,7 +234,7 @@
           <w:rFonts w:ascii="Times New Roman" w:hAnsi="Times New Roman"/>
           <w:sz w:val="28"/>
         </w:rPr>
-        <w:t>Минск 2026</w:t>
+        <w:t>Минск, август 2026</w:t>
       </w:r>
     </w:p>
     <w:p>
@@ -1351,10 +1351,19 @@
           <w:rFonts w:ascii="Times New Roman" w:hAnsi="Times New Roman"/>
           <w:sz w:val="28"/>
         </w:rPr>
-        <w:lastRenderedPageBreak/>
-        <w:t>2 ХОД РАБОТЫ</w:t>
+        <w:t>1 ХОД РАБОТЫ</w:t>
       </w:r>
       <w:bookmarkEnd w:id="1"/>
+    </w:p>
+    <w:p>
+      <w:pPr>
+        <w:pStyle w:val="Normal"/>
+      </w:pPr>
+    </w:p>
+    <w:p>
+      <w:pPr>
+        <w:pStyle w:val="Normal"/>
+      </w:pPr>
     </w:p>
     <w:p>
       <w:pPr>
@@ -1370,7 +1379,7 @@
           <w:rFonts w:ascii="Times New Roman" w:hAnsi="Times New Roman"/>
           <w:sz w:val="28"/>
         </w:rPr>
-        <w:t>2.1 Порядок работы и рабочие книги</w:t>
+        <w:t>1.1 Порядок работы и рабочие книги</w:t>
       </w:r>
       <w:bookmarkEnd w:id="3"/>
     </w:p>
@@ -1434,7 +1443,7 @@
       <w:pPr>
         <w:pStyle w:val="a0"/>
         <w:spacing w:before="0" w:after="0" w:line="360" w:lineRule="exact"/>
-        <w:ind w:firstLine="709"/>
+        <w:ind w:firstLine="0"/>
         <w:jc w:val="both"/>
       </w:pPr>
       <w:r>
@@ -1444,13 +1453,18 @@
         </w:rPr>
         <w:t>Рисунок 1 – Цепочка методик ЛР6</w:t>
       </w:r>
+    </w:p>
+    <w:p>
+      <w:pPr>
+        <w:pStyle w:val="Normal"/>
+      </w:pPr>
     </w:p>
     <w:p>
       <w:pPr>
         <w:pStyle w:val="a0"/>
         <w:keepNext/>
         <w:spacing w:before="0" w:after="0" w:line="360" w:lineRule="exact"/>
-        <w:ind w:firstLine="709"/>
+        <w:ind w:firstLine="0"/>
         <w:jc w:val="both"/>
       </w:pPr>
       <w:r>
@@ -1505,7 +1519,7 @@
             <w:r>
               <w:rPr>
                 <w:rFonts w:ascii="Times New Roman" w:hAnsi="Times New Roman"/>
-                <w:b/>
+                <w:b w:val="0"/>
                 <w:sz w:val="24"/>
               </w:rPr>
               <w:t>Методика</w:t>
@@ -1527,7 +1541,7 @@
             <w:r>
               <w:rPr>
                 <w:rFonts w:ascii="Times New Roman" w:hAnsi="Times New Roman"/>
-                <w:b/>
+                <w:b w:val="0"/>
                 <w:sz w:val="24"/>
               </w:rPr>
               <w:t>Тема</w:t>
@@ -1549,7 +1563,7 @@
             <w:r>
               <w:rPr>
                 <w:rFonts w:ascii="Times New Roman" w:hAnsi="Times New Roman"/>
-                <w:b/>
+                <w:b w:val="0"/>
                 <w:sz w:val="24"/>
               </w:rPr>
               <w:t>Рабочая книга</w:t>
@@ -1571,7 +1585,7 @@
             <w:r>
               <w:rPr>
                 <w:rFonts w:ascii="Times New Roman" w:hAnsi="Times New Roman"/>
-                <w:b/>
+                <w:b w:val="0"/>
                 <w:sz w:val="24"/>
               </w:rPr>
               <w:t>Итог</w:t>
@@ -2084,6 +2098,11 @@
         </w:rPr>
         <w:t>» каждой книги.</w:t>
       </w:r>
+    </w:p>
+    <w:p>
+      <w:pPr>
+        <w:pStyle w:val="Normal"/>
+      </w:pPr>
     </w:p>
     <w:p>
       <w:pPr>
@@ -2100,9 +2119,19 @@
           <w:rFonts w:ascii="Times New Roman" w:hAnsi="Times New Roman"/>
           <w:sz w:val="28"/>
         </w:rPr>
-        <w:t>2.2 Методика 6.1. Ценностное предложение и цифровой товар</w:t>
+        <w:t>1.2 Методика 6.1. Ценностное предложение и цифровой товар</w:t>
       </w:r>
       <w:bookmarkEnd w:id="5"/>
+    </w:p>
+    <w:p>
+      <w:pPr>
+        <w:pStyle w:val="Normal"/>
+      </w:pPr>
+    </w:p>
+    <w:p>
+      <w:pPr>
+        <w:pStyle w:val="Normal"/>
+      </w:pPr>
     </w:p>
     <w:p>
       <w:pPr>
@@ -2117,8 +2146,13 @@
           <w:rFonts w:ascii="Times New Roman" w:hAnsi="Times New Roman"/>
           <w:sz w:val="28"/>
         </w:rPr>
-        <w:t>2.2.1 Доказательная база и проблемы клиентов</w:t>
-      </w:r>
+        <w:t>1.2.1 Доказательная база и проблемы клиентов</w:t>
+      </w:r>
+    </w:p>
+    <w:p>
+      <w:pPr>
+        <w:pStyle w:val="Normal"/>
+      </w:pPr>
     </w:p>
     <w:p>
       <w:pPr>
@@ -2227,10 +2261,15 @@
     </w:p>
     <w:p>
       <w:pPr>
+        <w:pStyle w:val="Normal"/>
+      </w:pPr>
+    </w:p>
+    <w:p>
+      <w:pPr>
         <w:pStyle w:val="a0"/>
         <w:keepNext/>
         <w:spacing w:before="0" w:after="0" w:line="360" w:lineRule="exact"/>
-        <w:ind w:firstLine="709"/>
+        <w:ind w:firstLine="0"/>
         <w:jc w:val="both"/>
       </w:pPr>
       <w:r>
@@ -2286,7 +2325,7 @@
             <w:r>
               <w:rPr>
                 <w:rFonts w:ascii="Times New Roman" w:hAnsi="Times New Roman"/>
-                <w:b/>
+                <w:b w:val="0"/>
                 <w:i/>
                 <w:sz w:val="24"/>
               </w:rPr>
@@ -2309,7 +2348,7 @@
             <w:r>
               <w:rPr>
                 <w:rFonts w:ascii="Times New Roman" w:hAnsi="Times New Roman"/>
-                <w:b/>
+                <w:b w:val="0"/>
                 <w:sz w:val="24"/>
               </w:rPr>
               <w:t>Проблема</w:t>
@@ -2331,7 +2370,7 @@
             <w:r>
               <w:rPr>
                 <w:rFonts w:ascii="Times New Roman" w:hAnsi="Times New Roman"/>
-                <w:b/>
+                <w:b w:val="0"/>
                 <w:sz w:val="24"/>
               </w:rPr>
               <w:t>Индекс</w:t>
@@ -2353,7 +2392,7 @@
             <w:r>
               <w:rPr>
                 <w:rFonts w:ascii="Times New Roman" w:hAnsi="Times New Roman"/>
-                <w:b/>
+                <w:b w:val="0"/>
                 <w:sz w:val="24"/>
               </w:rPr>
               <w:t>Приоритет</w:t>
@@ -2760,7 +2799,7 @@
                 <w:i/>
                 <w:sz w:val="24"/>
               </w:rPr>
-              <w:t>USD</w:t>
+              <w:t>у.е.</w:t>
             </w:r>
             <w:r>
               <w:rPr>
@@ -3267,6 +3306,11 @@
         </w:rPr>
         <w:t xml:space="preserve"> (ИПП, шкала 1–5) она получает 3,95 – «использовать после уточнения сегмента». Конкурентные решения оценены по 12 парам «конкурент – проблема» (индекс силы решения 70–88: сильное решение или рыночный стандарт).</w:t>
       </w:r>
+    </w:p>
+    <w:p>
+      <w:pPr>
+        <w:pStyle w:val="Normal"/>
+      </w:pPr>
     </w:p>
     <w:p>
       <w:pPr>
@@ -3282,8 +3326,13 @@
           <w:rFonts w:ascii="Times New Roman" w:hAnsi="Times New Roman"/>
           <w:sz w:val="28"/>
         </w:rPr>
-        <w:t>2.2.2 Ценностное предложение, товар и монетизация</w:t>
-      </w:r>
+        <w:t>1.2.2 Ценностное предложение, товар и монетизация</w:t>
+      </w:r>
+    </w:p>
+    <w:p>
+      <w:pPr>
+        <w:pStyle w:val="Normal"/>
+      </w:pPr>
     </w:p>
     <w:p>
       <w:pPr>
@@ -3607,7 +3656,7 @@
           <w:i/>
           <w:sz w:val="28"/>
         </w:rPr>
-        <w:t>USD</w:t>
+        <w:t>у.е.</w:t>
       </w:r>
       <w:r>
         <w:rPr>
@@ -3652,7 +3701,7 @@
           <w:i/>
           <w:sz w:val="28"/>
         </w:rPr>
-        <w:t>USD</w:t>
+        <w:t>у.е.</w:t>
       </w:r>
       <w:r>
         <w:rPr>
@@ -3751,13 +3800,18 @@
         </w:rPr>
         <w:t>).</w:t>
       </w:r>
+    </w:p>
+    <w:p>
+      <w:pPr>
+        <w:pStyle w:val="Normal"/>
+      </w:pPr>
     </w:p>
     <w:p>
       <w:pPr>
         <w:pStyle w:val="a0"/>
         <w:keepNext/>
         <w:spacing w:before="0" w:after="0" w:line="360" w:lineRule="exact"/>
-        <w:ind w:firstLine="709"/>
+        <w:ind w:firstLine="0"/>
         <w:jc w:val="both"/>
       </w:pPr>
       <w:r>
@@ -3811,7 +3865,7 @@
             <w:r>
               <w:rPr>
                 <w:rFonts w:ascii="Times New Roman" w:hAnsi="Times New Roman"/>
-                <w:b/>
+                <w:b w:val="0"/>
                 <w:sz w:val="24"/>
               </w:rPr>
               <w:t>Индекс</w:t>
@@ -3833,7 +3887,7 @@
             <w:r>
               <w:rPr>
                 <w:rFonts w:ascii="Times New Roman" w:hAnsi="Times New Roman"/>
-                <w:b/>
+                <w:b w:val="0"/>
                 <w:sz w:val="24"/>
               </w:rPr>
               <w:t>Значение</w:t>
@@ -3855,7 +3909,7 @@
             <w:r>
               <w:rPr>
                 <w:rFonts w:ascii="Times New Roman" w:hAnsi="Times New Roman"/>
-                <w:b/>
+                <w:b w:val="0"/>
                 <w:sz w:val="24"/>
               </w:rPr>
               <w:t>Вывод</w:t>
@@ -4101,6 +4155,11 @@
         </w:tc>
       </w:tr>
     </w:tbl>
+    <w:p>
+      <w:pPr>
+        <w:pStyle w:val="Normal"/>
+      </w:pPr>
+    </w:p>
     <w:p>
       <w:pPr>
         <w:pStyle w:val="2"/>
@@ -4117,9 +4176,14 @@
           <w:rFonts w:ascii="Times New Roman" w:hAnsi="Times New Roman"/>
           <w:sz w:val="28"/>
         </w:rPr>
-        <w:t>2.3 Методика 6.2. Бизнес-модель по Канвас</w:t>
+        <w:t>1.3 Методика 6.2. Бизнес-модель по Канвас</w:t>
       </w:r>
       <w:bookmarkEnd w:id="9"/>
+    </w:p>
+    <w:p>
+      <w:pPr>
+        <w:pStyle w:val="Normal"/>
+      </w:pPr>
     </w:p>
     <w:p>
       <w:pPr>
@@ -4196,7 +4260,7 @@
       <w:pPr>
         <w:pStyle w:val="a0"/>
         <w:spacing w:before="0" w:after="0" w:line="360" w:lineRule="exact"/>
-        <w:ind w:firstLine="709"/>
+        <w:ind w:firstLine="0"/>
         <w:jc w:val="both"/>
       </w:pPr>
       <w:r>
@@ -4221,13 +4285,18 @@
         </w:rPr>
         <w:t xml:space="preserve"> и статусы блоков</w:t>
       </w:r>
+    </w:p>
+    <w:p>
+      <w:pPr>
+        <w:pStyle w:val="Normal"/>
+      </w:pPr>
     </w:p>
     <w:p>
       <w:pPr>
         <w:pStyle w:val="a0"/>
         <w:keepNext/>
         <w:spacing w:before="0" w:after="0" w:line="360" w:lineRule="exact"/>
-        <w:ind w:firstLine="709"/>
+        <w:ind w:firstLine="0"/>
         <w:jc w:val="both"/>
       </w:pPr>
       <w:r>
@@ -4283,7 +4352,7 @@
             <w:r>
               <w:rPr>
                 <w:rFonts w:ascii="Times New Roman" w:hAnsi="Times New Roman"/>
-                <w:b/>
+                <w:b w:val="0"/>
                 <w:sz w:val="24"/>
               </w:rPr>
               <w:t>Блок</w:t>
@@ -4305,7 +4374,7 @@
             <w:r>
               <w:rPr>
                 <w:rFonts w:ascii="Times New Roman" w:hAnsi="Times New Roman"/>
-                <w:b/>
+                <w:b w:val="0"/>
                 <w:sz w:val="24"/>
               </w:rPr>
               <w:t>Достоверность</w:t>
@@ -4327,7 +4396,7 @@
             <w:r>
               <w:rPr>
                 <w:rFonts w:ascii="Times New Roman" w:hAnsi="Times New Roman"/>
-                <w:b/>
+                <w:b w:val="0"/>
                 <w:sz w:val="24"/>
               </w:rPr>
               <w:t>Полнота</w:t>
@@ -4349,7 +4418,7 @@
             <w:r>
               <w:rPr>
                 <w:rFonts w:ascii="Times New Roman" w:hAnsi="Times New Roman"/>
-                <w:b/>
+                <w:b w:val="0"/>
                 <w:sz w:val="24"/>
               </w:rPr>
               <w:t>Риск ошибки</w:t>
@@ -4371,7 +4440,7 @@
             <w:r>
               <w:rPr>
                 <w:rFonts w:ascii="Times New Roman" w:hAnsi="Times New Roman"/>
-                <w:b/>
+                <w:b w:val="0"/>
                 <w:sz w:val="24"/>
               </w:rPr>
               <w:t>Статус</w:t>
@@ -5394,6 +5463,11 @@
         </w:rPr>
         <w:t>Показатели дашборда: полнота заполнения 71 % (минимум первичной версии – 70 %, для стратегического решения – 85 %), средняя доказательность 58 %, контроль риска 40 %, доля готовых блоков 11 %, подтвержденных проверок связности 50 % (6 из 12). Блоки ресурсов, деятельности, партнеров и затрат основаны на гипотезах (доказательность 2) и требуют проверки интервью, расчетом экономики и договоренностями; поэтому модель оценена как рабочая, но не готовая к стратегическому решению.</w:t>
       </w:r>
+    </w:p>
+    <w:p>
+      <w:pPr>
+        <w:pStyle w:val="Normal"/>
+      </w:pPr>
     </w:p>
     <w:p>
       <w:pPr>
@@ -5410,9 +5484,19 @@
           <w:rFonts w:ascii="Times New Roman" w:hAnsi="Times New Roman"/>
           <w:sz w:val="28"/>
         </w:rPr>
-        <w:t>2.4 Методика 6.3. Бизнес-логика и пользовательские сценарии</w:t>
+        <w:t>1.4 Методика 6.3. Бизнес-логика и пользовательские сценарии</w:t>
       </w:r>
       <w:bookmarkEnd w:id="11"/>
+    </w:p>
+    <w:p>
+      <w:pPr>
+        <w:pStyle w:val="Normal"/>
+      </w:pPr>
+    </w:p>
+    <w:p>
+      <w:pPr>
+        <w:pStyle w:val="Normal"/>
+      </w:pPr>
     </w:p>
     <w:p>
       <w:pPr>
@@ -5427,8 +5511,13 @@
           <w:rFonts w:ascii="Times New Roman" w:hAnsi="Times New Roman"/>
           <w:sz w:val="28"/>
         </w:rPr>
-        <w:t>2.4.1 Бизнес-логика</w:t>
-      </w:r>
+        <w:t>1.4.1 Бизнес-логика</w:t>
+      </w:r>
+    </w:p>
+    <w:p>
+      <w:pPr>
+        <w:pStyle w:val="Normal"/>
+      </w:pPr>
     </w:p>
     <w:p>
       <w:pPr>
@@ -5615,7 +5704,7 @@
           <w:i/>
           <w:sz w:val="28"/>
         </w:rPr>
-        <w:t>USD</w:t>
+        <w:t>у.е.</w:t>
       </w:r>
       <w:r>
         <w:rPr>
@@ -5841,7 +5930,7 @@
           <w:i/>
           <w:sz w:val="28"/>
         </w:rPr>
-        <w:t>USD</w:t>
+        <w:t>у.е.</w:t>
       </w:r>
       <w:r>
         <w:rPr>
@@ -5925,6 +6014,11 @@
         </w:rPr>
         <w:t>В банк анализа внесено 13 выводов (9 с сильной опорой), описано 7 элементов бизнес-логики (средний индекс надежности 0,65) и 7 ролей (посетитель, новый, активный пользователь, платящий клиент, администратор клиента, внутренний администратор, партнер).</w:t>
       </w:r>
+    </w:p>
+    <w:p>
+      <w:pPr>
+        <w:pStyle w:val="Normal"/>
+      </w:pPr>
     </w:p>
     <w:p>
       <w:pPr>
@@ -5940,8 +6034,13 @@
           <w:rFonts w:ascii="Times New Roman" w:hAnsi="Times New Roman"/>
           <w:sz w:val="28"/>
         </w:rPr>
-        <w:t>2.4.2 Сценарии, требования и приоритеты</w:t>
-      </w:r>
+        <w:t>1.4.2 Сценарии, требования и приоритеты</w:t>
+      </w:r>
+    </w:p>
+    <w:p>
+      <w:pPr>
+        <w:pStyle w:val="Normal"/>
+      </w:pPr>
     </w:p>
     <w:p>
       <w:pPr>
@@ -6004,7 +6103,7 @@
             <w:r>
               <w:rPr>
                 <w:rFonts w:ascii="Times New Roman" w:hAnsi="Times New Roman"/>
-                <w:b/>
+                <w:b w:val="0"/>
                 <w:i/>
                 <w:sz w:val="24"/>
               </w:rPr>
@@ -6027,7 +6126,7 @@
             <w:r>
               <w:rPr>
                 <w:rFonts w:ascii="Times New Roman" w:hAnsi="Times New Roman"/>
-                <w:b/>
+                <w:b w:val="0"/>
                 <w:sz w:val="24"/>
               </w:rPr>
               <w:t>Сценарий</w:t>
@@ -6049,7 +6148,7 @@
             <w:r>
               <w:rPr>
                 <w:rFonts w:ascii="Times New Roman" w:hAnsi="Times New Roman"/>
-                <w:b/>
+                <w:b w:val="0"/>
                 <w:sz w:val="24"/>
               </w:rPr>
               <w:t>Роль</w:t>
@@ -6071,7 +6170,7 @@
             <w:r>
               <w:rPr>
                 <w:rFonts w:ascii="Times New Roman" w:hAnsi="Times New Roman"/>
-                <w:b/>
+                <w:b w:val="0"/>
                 <w:sz w:val="24"/>
               </w:rPr>
               <w:t>Индекс</w:t>
@@ -6093,7 +6192,7 @@
             <w:r>
               <w:rPr>
                 <w:rFonts w:ascii="Times New Roman" w:hAnsi="Times New Roman"/>
-                <w:b/>
+                <w:b w:val="0"/>
                 <w:sz w:val="24"/>
               </w:rPr>
               <w:t>Приоритет</w:t>
@@ -7517,10 +7616,15 @@
     </w:tbl>
     <w:p>
       <w:pPr>
+        <w:pStyle w:val="Normal"/>
+      </w:pPr>
+    </w:p>
+    <w:p>
+      <w:pPr>
         <w:pStyle w:val="a0"/>
         <w:keepNext/>
         <w:spacing w:before="0" w:after="0" w:line="360" w:lineRule="exact"/>
-        <w:ind w:firstLine="709"/>
+        <w:ind w:firstLine="0"/>
         <w:jc w:val="both"/>
       </w:pPr>
       <w:r>
@@ -7577,7 +7681,7 @@
             <w:r>
               <w:rPr>
                 <w:rFonts w:ascii="Times New Roman" w:hAnsi="Times New Roman"/>
-                <w:b/>
+                <w:b w:val="0"/>
                 <w:i/>
                 <w:sz w:val="24"/>
               </w:rPr>
@@ -7600,7 +7704,7 @@
             <w:r>
               <w:rPr>
                 <w:rFonts w:ascii="Times New Roman" w:hAnsi="Times New Roman"/>
-                <w:b/>
+                <w:b w:val="0"/>
                 <w:sz w:val="24"/>
               </w:rPr>
               <w:t>Требование</w:t>
@@ -7622,7 +7726,7 @@
             <w:r>
               <w:rPr>
                 <w:rFonts w:ascii="Times New Roman" w:hAnsi="Times New Roman"/>
-                <w:b/>
+                <w:b w:val="0"/>
                 <w:sz w:val="24"/>
               </w:rPr>
               <w:t>Категория Кано</w:t>
@@ -7644,7 +7748,7 @@
             <w:r>
               <w:rPr>
                 <w:rFonts w:ascii="Times New Roman" w:hAnsi="Times New Roman"/>
-                <w:b/>
+                <w:b w:val="0"/>
                 <w:sz w:val="24"/>
               </w:rPr>
               <w:t>Индекс</w:t>
@@ -7666,7 +7770,7 @@
             <w:r>
               <w:rPr>
                 <w:rFonts w:ascii="Times New Roman" w:hAnsi="Times New Roman"/>
-                <w:b/>
+                <w:b w:val="0"/>
                 <w:sz w:val="24"/>
               </w:rPr>
               <w:t>Приоритет</w:t>
@@ -7688,7 +7792,7 @@
             <w:r>
               <w:rPr>
                 <w:rFonts w:ascii="Times New Roman" w:hAnsi="Times New Roman"/>
-                <w:b/>
+                <w:b w:val="0"/>
                 <w:i/>
                 <w:sz w:val="24"/>
               </w:rPr>
@@ -9684,6 +9788,11 @@
         </w:rPr>
         <w:t xml:space="preserve"> не велся.</w:t>
       </w:r>
+    </w:p>
+    <w:p>
+      <w:pPr>
+        <w:pStyle w:val="Normal"/>
+      </w:pPr>
     </w:p>
     <w:p>
       <w:pPr>
@@ -9701,9 +9810,14 @@
           <w:rFonts w:ascii="Times New Roman" w:hAnsi="Times New Roman"/>
           <w:sz w:val="28"/>
         </w:rPr>
-        <w:t>2.5 Методика 6.4. Страницы и экраны</w:t>
+        <w:t>1.5 Методика 6.4. Страницы и экраны</w:t>
       </w:r>
       <w:bookmarkEnd w:id="15"/>
+    </w:p>
+    <w:p>
+      <w:pPr>
+        <w:pStyle w:val="Normal"/>
+      </w:pPr>
     </w:p>
     <w:p>
       <w:pPr>
@@ -9781,7 +9895,7 @@
       <w:pPr>
         <w:pStyle w:val="a0"/>
         <w:spacing w:before="0" w:after="0" w:line="360" w:lineRule="exact"/>
-        <w:ind w:firstLine="709"/>
+        <w:ind w:firstLine="0"/>
         <w:jc w:val="both"/>
       </w:pPr>
       <w:r>
@@ -9791,13 +9905,18 @@
         </w:rPr>
         <w:t>Рисунок 3 – Карта навигации страниц и экранов</w:t>
       </w:r>
+    </w:p>
+    <w:p>
+      <w:pPr>
+        <w:pStyle w:val="Normal"/>
+      </w:pPr>
     </w:p>
     <w:p>
       <w:pPr>
         <w:pStyle w:val="a0"/>
         <w:keepNext/>
         <w:spacing w:before="0" w:after="0" w:line="360" w:lineRule="exact"/>
-        <w:ind w:firstLine="709"/>
+        <w:ind w:firstLine="0"/>
         <w:jc w:val="both"/>
       </w:pPr>
       <w:r>
@@ -9855,7 +9974,7 @@
             <w:r>
               <w:rPr>
                 <w:rFonts w:ascii="Times New Roman" w:hAnsi="Times New Roman"/>
-                <w:b/>
+                <w:b w:val="0"/>
                 <w:i/>
                 <w:sz w:val="24"/>
               </w:rPr>
@@ -9878,7 +9997,7 @@
             <w:r>
               <w:rPr>
                 <w:rFonts w:ascii="Times New Roman" w:hAnsi="Times New Roman"/>
-                <w:b/>
+                <w:b w:val="0"/>
                 <w:sz w:val="24"/>
               </w:rPr>
               <w:t>Тип</w:t>
@@ -9900,7 +10019,7 @@
             <w:r>
               <w:rPr>
                 <w:rFonts w:ascii="Times New Roman" w:hAnsi="Times New Roman"/>
-                <w:b/>
+                <w:b w:val="0"/>
                 <w:sz w:val="24"/>
               </w:rPr>
               <w:t>Название</w:t>
@@ -9922,7 +10041,7 @@
             <w:r>
               <w:rPr>
                 <w:rFonts w:ascii="Times New Roman" w:hAnsi="Times New Roman"/>
-                <w:b/>
+                <w:b w:val="0"/>
                 <w:sz w:val="24"/>
               </w:rPr>
               <w:t>Сценарий</w:t>
@@ -9944,7 +10063,7 @@
             <w:r>
               <w:rPr>
                 <w:rFonts w:ascii="Times New Roman" w:hAnsi="Times New Roman"/>
-                <w:b/>
+                <w:b w:val="0"/>
                 <w:sz w:val="24"/>
               </w:rPr>
               <w:t>Балл</w:t>
@@ -9966,7 +10085,7 @@
             <w:r>
               <w:rPr>
                 <w:rFonts w:ascii="Times New Roman" w:hAnsi="Times New Roman"/>
-                <w:b/>
+                <w:b w:val="0"/>
                 <w:sz w:val="24"/>
               </w:rPr>
               <w:t>Класс</w:t>
@@ -9988,7 +10107,7 @@
             <w:r>
               <w:rPr>
                 <w:rFonts w:ascii="Times New Roman" w:hAnsi="Times New Roman"/>
-                <w:b/>
+                <w:b w:val="0"/>
                 <w:sz w:val="24"/>
               </w:rPr>
               <w:t>Статус</w:t>
@@ -12123,6 +12242,11 @@
         </w:rPr>
         <w:t>, но входят в цепочку «обнаружение – выбор – оплата – результат», поэтому включаются в первый выпуск в методике 6.5. Подсказка об ошибках и ИИ-ассистент имеют статус «Гипотеза».</w:t>
       </w:r>
+    </w:p>
+    <w:p>
+      <w:pPr>
+        <w:pStyle w:val="Normal"/>
+      </w:pPr>
     </w:p>
     <w:p>
       <w:pPr>
@@ -12139,9 +12263,14 @@
           <w:rFonts w:ascii="Times New Roman" w:hAnsi="Times New Roman"/>
           <w:sz w:val="28"/>
         </w:rPr>
-        <w:t>2.6 Методика 6.5. Деление на релизы</w:t>
+        <w:t>1.6 Методика 6.5. Деление на релизы</w:t>
       </w:r>
       <w:bookmarkEnd w:id="17"/>
+    </w:p>
+    <w:p>
+      <w:pPr>
+        <w:pStyle w:val="Normal"/>
+      </w:pPr>
     </w:p>
     <w:p>
       <w:pPr>
@@ -12218,7 +12347,7 @@
       <w:pPr>
         <w:pStyle w:val="a0"/>
         <w:spacing w:before="0" w:after="0" w:line="360" w:lineRule="exact"/>
-        <w:ind w:firstLine="709"/>
+        <w:ind w:firstLine="0"/>
         <w:jc w:val="both"/>
       </w:pPr>
       <w:r>
@@ -12228,13 +12357,18 @@
         </w:rPr>
         <w:t>Рисунок 4 – Балл первого релиза и рекомендованный релиз</w:t>
       </w:r>
+    </w:p>
+    <w:p>
+      <w:pPr>
+        <w:pStyle w:val="Normal"/>
+      </w:pPr>
     </w:p>
     <w:p>
       <w:pPr>
         <w:pStyle w:val="a0"/>
         <w:keepNext/>
         <w:spacing w:before="0" w:after="0" w:line="360" w:lineRule="exact"/>
-        <w:ind w:firstLine="709"/>
+        <w:ind w:firstLine="0"/>
         <w:jc w:val="both"/>
       </w:pPr>
       <w:r>
@@ -12290,7 +12424,7 @@
             <w:r>
               <w:rPr>
                 <w:rFonts w:ascii="Times New Roman" w:hAnsi="Times New Roman"/>
-                <w:b/>
+                <w:b w:val="0"/>
                 <w:i/>
                 <w:sz w:val="24"/>
               </w:rPr>
@@ -12313,7 +12447,7 @@
             <w:r>
               <w:rPr>
                 <w:rFonts w:ascii="Times New Roman" w:hAnsi="Times New Roman"/>
-                <w:b/>
+                <w:b w:val="0"/>
                 <w:sz w:val="24"/>
               </w:rPr>
               <w:t>Единица</w:t>
@@ -12335,7 +12469,7 @@
             <w:r>
               <w:rPr>
                 <w:rFonts w:ascii="Times New Roman" w:hAnsi="Times New Roman"/>
-                <w:b/>
+                <w:b w:val="0"/>
                 <w:sz w:val="24"/>
               </w:rPr>
               <w:t>Балл 1-го релиза</w:t>
@@ -12357,7 +12491,7 @@
             <w:r>
               <w:rPr>
                 <w:rFonts w:ascii="Times New Roman" w:hAnsi="Times New Roman"/>
-                <w:b/>
+                <w:b w:val="0"/>
                 <w:sz w:val="24"/>
               </w:rPr>
               <w:t>Балл следующих</w:t>
@@ -12379,7 +12513,7 @@
             <w:r>
               <w:rPr>
                 <w:rFonts w:ascii="Times New Roman" w:hAnsi="Times New Roman"/>
-                <w:b/>
+                <w:b w:val="0"/>
                 <w:sz w:val="24"/>
               </w:rPr>
               <w:t>Рекомендация</w:t>
@@ -14745,10 +14879,15 @@
     </w:p>
     <w:p>
       <w:pPr>
+        <w:pStyle w:val="Normal"/>
+      </w:pPr>
+    </w:p>
+    <w:p>
+      <w:pPr>
         <w:pStyle w:val="a0"/>
         <w:keepNext/>
         <w:spacing w:before="0" w:after="0" w:line="360" w:lineRule="exact"/>
-        <w:ind w:firstLine="709"/>
+        <w:ind w:firstLine="0"/>
         <w:jc w:val="both"/>
       </w:pPr>
       <w:r>
@@ -14803,7 +14942,7 @@
             <w:r>
               <w:rPr>
                 <w:rFonts w:ascii="Times New Roman" w:hAnsi="Times New Roman"/>
-                <w:b/>
+                <w:b w:val="0"/>
                 <w:sz w:val="24"/>
               </w:rPr>
               <w:t>Вариант</w:t>
@@ -14825,7 +14964,7 @@
             <w:r>
               <w:rPr>
                 <w:rFonts w:ascii="Times New Roman" w:hAnsi="Times New Roman"/>
-                <w:b/>
+                <w:b w:val="0"/>
                 <w:sz w:val="24"/>
               </w:rPr>
               <w:t>Состав</w:t>
@@ -14847,7 +14986,7 @@
             <w:r>
               <w:rPr>
                 <w:rFonts w:ascii="Times New Roman" w:hAnsi="Times New Roman"/>
-                <w:b/>
+                <w:b w:val="0"/>
                 <w:sz w:val="24"/>
               </w:rPr>
               <w:t>Исключения</w:t>
@@ -14869,7 +15008,7 @@
             <w:r>
               <w:rPr>
                 <w:rFonts w:ascii="Times New Roman" w:hAnsi="Times New Roman"/>
-                <w:b/>
+                <w:b w:val="0"/>
                 <w:sz w:val="24"/>
               </w:rPr>
               <w:t>Риск</w:t>
@@ -15056,7 +15195,7 @@
                 <w:i/>
                 <w:sz w:val="24"/>
               </w:rPr>
-              <w:t>USD</w:t>
+              <w:t>у.е.</w:t>
             </w:r>
             <w:r>
               <w:rPr>
@@ -15133,6 +15272,11 @@
         </w:rPr>
         <w:t>Рекомендуется вариант Б, если платежный провайдер будет выбран до релиза 1: один проверяемый способ монетизации – граница экономии, которую методика запрещает сокращать; иначе вариант А как временный. Дорожная карта включает релизы 0–5 (прототип и правовые тексты; проверка ЦП; удержание и качество; рост аудитории; расширение; масштабирование). Реестр рисков содержит 8 записей, наибольшие индексы риска – разбор нотаций и совместное редактирование (по 20), платежный провайдер (16).</w:t>
       </w:r>
+    </w:p>
+    <w:p>
+      <w:pPr>
+        <w:pStyle w:val="Normal"/>
+      </w:pPr>
     </w:p>
     <w:p>
       <w:pPr>
@@ -15149,8 +15293,7 @@
           <w:rFonts w:ascii="Times New Roman" w:hAnsi="Times New Roman"/>
           <w:sz w:val="28"/>
         </w:rPr>
-        <w:lastRenderedPageBreak/>
-        <w:t xml:space="preserve">2.7 Сверка с проектной документацией </w:t>
+        <w:t xml:space="preserve">1.7 Сверка с проектной документацией </w:t>
       </w:r>
       <w:r>
         <w:rPr>
@@ -15163,6 +15306,11 @@
         <w:t>NotaCode</w:t>
       </w:r>
       <w:bookmarkEnd w:id="19"/>
+    </w:p>
+    <w:p>
+      <w:pPr>
+        <w:pStyle w:val="Normal"/>
+      </w:pPr>
     </w:p>
     <w:p>
       <w:pPr>
@@ -15272,10 +15420,15 @@
     </w:p>
     <w:p>
       <w:pPr>
+        <w:pStyle w:val="Normal"/>
+      </w:pPr>
+    </w:p>
+    <w:p>
+      <w:pPr>
         <w:pStyle w:val="a0"/>
         <w:keepNext/>
         <w:spacing w:before="0" w:after="0" w:line="360" w:lineRule="exact"/>
-        <w:ind w:firstLine="709"/>
+        <w:ind w:firstLine="0"/>
         <w:jc w:val="both"/>
       </w:pPr>
       <w:r>
@@ -15330,7 +15483,7 @@
             <w:r>
               <w:rPr>
                 <w:rFonts w:ascii="Times New Roman" w:hAnsi="Times New Roman"/>
-                <w:b/>
+                <w:b w:val="0"/>
                 <w:sz w:val="24"/>
               </w:rPr>
               <w:t>Тема</w:t>
@@ -15352,7 +15505,7 @@
             <w:r>
               <w:rPr>
                 <w:rFonts w:ascii="Times New Roman" w:hAnsi="Times New Roman"/>
-                <w:b/>
+                <w:b w:val="0"/>
                 <w:sz w:val="24"/>
               </w:rPr>
               <w:t>Документация проекта</w:t>
@@ -15374,7 +15527,7 @@
             <w:r>
               <w:rPr>
                 <w:rFonts w:ascii="Times New Roman" w:hAnsi="Times New Roman"/>
-                <w:b/>
+                <w:b w:val="0"/>
                 <w:sz w:val="24"/>
               </w:rPr>
               <w:t>Было в ЛР6</w:t>
@@ -15396,7 +15549,7 @@
             <w:r>
               <w:rPr>
                 <w:rFonts w:ascii="Times New Roman" w:hAnsi="Times New Roman"/>
-                <w:b/>
+                <w:b w:val="0"/>
                 <w:sz w:val="24"/>
               </w:rPr>
               <w:t>Решение</w:t>
@@ -15861,7 +16014,7 @@
                 <w:i/>
                 <w:sz w:val="24"/>
               </w:rPr>
-              <w:t>USD</w:t>
+              <w:t>у.е.</w:t>
             </w:r>
             <w:r>
               <w:rPr>
@@ -15876,7 +16029,7 @@
                 <w:i/>
                 <w:sz w:val="24"/>
               </w:rPr>
-              <w:t>USD</w:t>
+              <w:t>у.е.</w:t>
             </w:r>
             <w:r>
               <w:rPr>
@@ -16305,7 +16458,7 @@
                 <w:i/>
                 <w:sz w:val="24"/>
               </w:rPr>
-              <w:t>USD</w:t>
+              <w:t>у.е.</w:t>
             </w:r>
             <w:r>
               <w:rPr>
@@ -16547,6 +16700,11 @@
         <w:lastRenderedPageBreak/>
         <w:t>данные собраны 02.10.2026 (приложение В, таблица 15), по остальным не собирались (модельная оценка (допущение)).</w:t>
       </w:r>
+    </w:p>
+    <w:p>
+      <w:pPr>
+        <w:pStyle w:val="Normal"/>
+      </w:pPr>
     </w:p>
     <w:p>
       <w:pPr>
@@ -16563,9 +16721,14 @@
           <w:rFonts w:ascii="Times New Roman" w:hAnsi="Times New Roman"/>
           <w:sz w:val="28"/>
         </w:rPr>
-        <w:t>2.8 Расхождения методик и шаблонов</w:t>
+        <w:t>1.8 Расхождения методик и шаблонов</w:t>
       </w:r>
       <w:bookmarkEnd w:id="21"/>
+    </w:p>
+    <w:p>
+      <w:pPr>
+        <w:pStyle w:val="Normal"/>
+      </w:pPr>
     </w:p>
     <w:p>
       <w:pPr>
@@ -16626,7 +16789,7 @@
             <w:r>
               <w:rPr>
                 <w:rFonts w:ascii="Times New Roman" w:hAnsi="Times New Roman"/>
-                <w:b/>
+                <w:b w:val="0"/>
                 <w:sz w:val="24"/>
               </w:rPr>
               <w:t>Методика</w:t>
@@ -16648,7 +16811,7 @@
             <w:r>
               <w:rPr>
                 <w:rFonts w:ascii="Times New Roman" w:hAnsi="Times New Roman"/>
-                <w:b/>
+                <w:b w:val="0"/>
                 <w:sz w:val="24"/>
               </w:rPr>
               <w:t>Расхождение</w:t>
@@ -16670,7 +16833,7 @@
             <w:r>
               <w:rPr>
                 <w:rFonts w:ascii="Times New Roman" w:hAnsi="Times New Roman"/>
-                <w:b/>
+                <w:b w:val="0"/>
                 <w:sz w:val="24"/>
               </w:rPr>
               <w:t>Решение</w:t>
@@ -16849,7 +17012,7 @@
                 <w:i/>
                 <w:sz w:val="24"/>
               </w:rPr>
-              <w:t>USD</w:t>
+              <w:t>у.е.</w:t>
             </w:r>
             <w:r>
               <w:rPr>
@@ -17046,10 +17209,14 @@
           <w:rFonts w:ascii="Times New Roman" w:hAnsi="Times New Roman"/>
           <w:sz w:val="28"/>
         </w:rPr>
-        <w:lastRenderedPageBreak/>
-        <w:t>3 ПРОВЕРКА ПО КРИТЕРИЯМ МЕТОДИК</w:t>
+        <w:t>2 ПРОВЕРКА ПО КРИТЕРИЯМ МЕТОДИК</w:t>
       </w:r>
       <w:bookmarkEnd w:id="23"/>
+    </w:p>
+    <w:p>
+      <w:pPr>
+        <w:pStyle w:val="Normal"/>
+      </w:pPr>
     </w:p>
     <w:p>
       <w:pPr>
@@ -17110,7 +17277,7 @@
             <w:r>
               <w:rPr>
                 <w:rFonts w:ascii="Times New Roman" w:hAnsi="Times New Roman"/>
-                <w:b/>
+                <w:b w:val="0"/>
                 <w:sz w:val="24"/>
               </w:rPr>
               <w:t>Методика</w:t>
@@ -17132,7 +17299,7 @@
             <w:r>
               <w:rPr>
                 <w:rFonts w:ascii="Times New Roman" w:hAnsi="Times New Roman"/>
-                <w:b/>
+                <w:b w:val="0"/>
                 <w:sz w:val="24"/>
               </w:rPr>
               <w:t>Пункт</w:t>
@@ -17154,7 +17321,7 @@
             <w:r>
               <w:rPr>
                 <w:rFonts w:ascii="Times New Roman" w:hAnsi="Times New Roman"/>
-                <w:b/>
+                <w:b w:val="0"/>
                 <w:sz w:val="24"/>
               </w:rPr>
               <w:t>Статус</w:t>
@@ -17921,32 +18088,8 @@
     </w:p>
     <w:p>
       <w:pPr>
-        <w:spacing w:after="0" w:line="360" w:lineRule="exact" w:before="0"/>
-        <w:ind w:left="709" w:firstLine="709"/>
-        <w:jc w:val="both"/>
+        <w:pStyle w:val="Normal"/>
       </w:pPr>
-      <w:r>
-        <w:rPr>
-          <w:rFonts w:ascii="Times New Roman" w:hAnsi="Times New Roman"/>
-          <w:sz w:val="28"/>
-        </w:rPr>
-        <w:t xml:space="preserve">– Опорная проблема </w:t>
-      </w:r>
-      <w:r>
-        <w:rPr>
-          <w:rFonts w:ascii="Times New Roman" w:hAnsi="Times New Roman"/>
-          <w:i/>
-          <w:sz w:val="28"/>
-        </w:rPr>
-        <w:t>NotaCode</w:t>
-      </w:r>
-      <w:r>
-        <w:rPr>
-          <w:rFonts w:ascii="Times New Roman" w:hAnsi="Times New Roman"/>
-          <w:sz w:val="28"/>
-        </w:rPr>
-        <w:t xml:space="preserve"> – отсутствие единого инструмента для всех нотаций проекта (индекс проблемы 74); ценностное предложение сформулировано по формуле методики, ИКЦП 3,83 – требуется уточнение на клиентах.</w:t>
-      </w:r>
     </w:p>
     <w:p>
       <w:pPr>
@@ -17959,7 +18102,7 @@
           <w:rFonts w:ascii="Times New Roman" w:hAnsi="Times New Roman"/>
           <w:sz w:val="28"/>
         </w:rPr>
-        <w:t xml:space="preserve">– Единица монетизации – пользователь </w:t>
+        <w:t xml:space="preserve">Опорная проблема </w:t>
       </w:r>
       <w:r>
         <w:rPr>
@@ -17967,89 +18110,14 @@
           <w:i/>
           <w:sz w:val="28"/>
         </w:rPr>
-        <w:t>Pro</w:t>
-      </w:r>
-      <w:r>
-        <w:rPr>
-          <w:rFonts w:ascii="Times New Roman" w:hAnsi="Times New Roman"/>
-          <w:sz w:val="28"/>
-        </w:rPr>
-        <w:t xml:space="preserve"> (подписка 40 </w:t>
-      </w:r>
-      <w:r>
-        <w:rPr>
-          <w:rFonts w:ascii="Times New Roman" w:hAnsi="Times New Roman"/>
-          <w:i/>
-          <w:sz w:val="28"/>
-        </w:rPr>
-        <w:t>USD</w:t>
-      </w:r>
-      <w:r>
-        <w:rPr>
-          <w:rFonts w:ascii="Times New Roman" w:hAnsi="Times New Roman"/>
-          <w:sz w:val="28"/>
-        </w:rPr>
-        <w:t xml:space="preserve"> в год) при бесплатном уровне </w:t>
-      </w:r>
-      <w:r>
-        <w:rPr>
-          <w:rFonts w:ascii="Times New Roman" w:hAnsi="Times New Roman"/>
-          <w:i/>
-          <w:sz w:val="28"/>
-        </w:rPr>
-        <w:t>Free</w:t>
-      </w:r>
-      <w:r>
-        <w:rPr>
-          <w:rFonts w:ascii="Times New Roman" w:hAnsi="Times New Roman"/>
-          <w:sz w:val="28"/>
-        </w:rPr>
-        <w:t>; потенциал доступного рынка (</w:t>
-      </w:r>
-      <w:r>
-        <w:rPr>
-          <w:rFonts w:ascii="Times New Roman" w:hAnsi="Times New Roman"/>
-          <w:i/>
-          <w:sz w:val="28"/>
-        </w:rPr>
-        <w:t>SAM</w:t>
-      </w:r>
-      <w:r>
-        <w:rPr>
-          <w:rFonts w:ascii="Times New Roman" w:hAnsi="Times New Roman"/>
-          <w:sz w:val="28"/>
-        </w:rPr>
-        <w:t>) 65 360 </w:t>
-      </w:r>
-      <w:r>
-        <w:rPr>
-          <w:rFonts w:ascii="Times New Roman" w:hAnsi="Times New Roman"/>
-          <w:i/>
-          <w:sz w:val="28"/>
-        </w:rPr>
-        <w:t>USD</w:t>
-      </w:r>
-      <w:r>
-        <w:rPr>
-          <w:rFonts w:ascii="Times New Roman" w:hAnsi="Times New Roman"/>
-          <w:sz w:val="28"/>
-        </w:rPr>
-        <w:t xml:space="preserve"> в год при 1 634 платящих пользователях; это верхняя оценка, а не достижимая выручка (достижимая выручка первого года – 249–16 590 </w:t>
-      </w:r>
-      <w:r>
-        <w:rPr>
-          <w:rFonts w:ascii="Times New Roman" w:hAnsi="Times New Roman"/>
-          <w:i/>
-          <w:sz w:val="28"/>
-        </w:rPr>
-        <w:t>BYN</w:t>
-      </w:r>
-      <w:r>
-        <w:rPr>
-          <w:rFonts w:ascii="Times New Roman" w:hAnsi="Times New Roman"/>
-          <w:sz w:val="28"/>
-        </w:rPr>
-        <w:t xml:space="preserve"> по ЛР2-3).</w:t>
+        <w:t>NotaCode</w:t>
+      </w:r>
+      <w:r>
+        <w:rPr>
+          <w:rFonts w:ascii="Times New Roman" w:hAnsi="Times New Roman"/>
+          <w:sz w:val="28"/>
+        </w:rPr>
+        <w:t xml:space="preserve"> – отсутствие единого инструмента для всех нотаций проекта (индекс проблемы 74); ценностное предложение сформулировано по формуле методики, ИКЦП 3,83 – требуется уточнение на клиентах.</w:t>
       </w:r>
     </w:p>
     <w:p>
@@ -18063,7 +18131,97 @@
           <w:rFonts w:ascii="Times New Roman" w:hAnsi="Times New Roman"/>
           <w:sz w:val="28"/>
         </w:rPr>
-        <w:t>– Канвас заполнен полностью, полнота 71 %, доказательность 58 %: сегменты подтверждены, блоки ресурсов, деятельности, партнеров и затрат – гипотезы.</w:t>
+        <w:t xml:space="preserve">Единица монетизации – пользователь </w:t>
+      </w:r>
+      <w:r>
+        <w:rPr>
+          <w:rFonts w:ascii="Times New Roman" w:hAnsi="Times New Roman"/>
+          <w:i/>
+          <w:sz w:val="28"/>
+        </w:rPr>
+        <w:t>Pro</w:t>
+      </w:r>
+      <w:r>
+        <w:rPr>
+          <w:rFonts w:ascii="Times New Roman" w:hAnsi="Times New Roman"/>
+          <w:sz w:val="28"/>
+        </w:rPr>
+        <w:t xml:space="preserve"> (подписка 40 </w:t>
+      </w:r>
+      <w:r>
+        <w:rPr>
+          <w:rFonts w:ascii="Times New Roman" w:hAnsi="Times New Roman"/>
+          <w:i/>
+          <w:sz w:val="28"/>
+        </w:rPr>
+        <w:t>у.е.</w:t>
+      </w:r>
+      <w:r>
+        <w:rPr>
+          <w:rFonts w:ascii="Times New Roman" w:hAnsi="Times New Roman"/>
+          <w:sz w:val="28"/>
+        </w:rPr>
+        <w:t xml:space="preserve"> в год) при бесплатном уровне </w:t>
+      </w:r>
+      <w:r>
+        <w:rPr>
+          <w:rFonts w:ascii="Times New Roman" w:hAnsi="Times New Roman"/>
+          <w:i/>
+          <w:sz w:val="28"/>
+        </w:rPr>
+        <w:t>Free</w:t>
+      </w:r>
+      <w:r>
+        <w:rPr>
+          <w:rFonts w:ascii="Times New Roman" w:hAnsi="Times New Roman"/>
+          <w:sz w:val="28"/>
+        </w:rPr>
+        <w:t>; потенциал доступного рынка (</w:t>
+      </w:r>
+      <w:r>
+        <w:rPr>
+          <w:rFonts w:ascii="Times New Roman" w:hAnsi="Times New Roman"/>
+          <w:i/>
+          <w:sz w:val="28"/>
+        </w:rPr>
+        <w:t>SAM</w:t>
+      </w:r>
+      <w:r>
+        <w:rPr>
+          <w:rFonts w:ascii="Times New Roman" w:hAnsi="Times New Roman"/>
+          <w:sz w:val="28"/>
+        </w:rPr>
+        <w:t>) 65 360 </w:t>
+      </w:r>
+      <w:r>
+        <w:rPr>
+          <w:rFonts w:ascii="Times New Roman" w:hAnsi="Times New Roman"/>
+          <w:i/>
+          <w:sz w:val="28"/>
+        </w:rPr>
+        <w:t>у.е.</w:t>
+      </w:r>
+      <w:r>
+        <w:rPr>
+          <w:rFonts w:ascii="Times New Roman" w:hAnsi="Times New Roman"/>
+          <w:sz w:val="28"/>
+        </w:rPr>
+        <w:t xml:space="preserve"> в год при 1 634 платящих пользователях; это верхняя оценка, а не достижимая выручка (достижимая выручка первого года – 249–16 590 </w:t>
+      </w:r>
+      <w:r>
+        <w:rPr>
+          <w:rFonts w:ascii="Times New Roman" w:hAnsi="Times New Roman"/>
+          <w:i/>
+          <w:sz w:val="28"/>
+        </w:rPr>
+        <w:t>BYN</w:t>
+      </w:r>
+      <w:r>
+        <w:rPr>
+          <w:rFonts w:ascii="Times New Roman" w:hAnsi="Times New Roman"/>
+          <w:sz w:val="28"/>
+        </w:rPr>
+        <w:t xml:space="preserve"> по ЛР2-3).</w:t>
       </w:r>
     </w:p>
     <w:p>
@@ -18077,7 +18235,7 @@
           <w:rFonts w:ascii="Times New Roman" w:hAnsi="Times New Roman"/>
           <w:sz w:val="28"/>
         </w:rPr>
-        <w:t>– Бизнес-логика записана в трех версиях; описаны 12 сценариев и 13 требований; контрольный лист связности пройден (10 из 10).</w:t>
+        <w:t>Канвас заполнен полностью, полнота 71 %, доказательность 58 %: сегменты подтверждены, блоки ресурсов, деятельности, партнеров и затрат – гипотезы.</w:t>
       </w:r>
     </w:p>
     <w:p>
@@ -18091,7 +18249,7 @@
           <w:rFonts w:ascii="Times New Roman" w:hAnsi="Times New Roman"/>
           <w:sz w:val="28"/>
         </w:rPr>
-        <w:t>– Выведено 13 единиц интерфейса (6 страниц и 7 экранов), покрытие сценариев 100 %.</w:t>
+        <w:t>Бизнес-логика записана в трех версиях; описаны 12 сценариев и 13 требований; контрольный лист связности пройден (10 из 10).</w:t>
       </w:r>
     </w:p>
     <w:p>
@@ -18105,22 +18263,7 @@
           <w:rFonts w:ascii="Times New Roman" w:hAnsi="Times New Roman"/>
           <w:sz w:val="28"/>
         </w:rPr>
-        <w:t xml:space="preserve">– В первый релиз рекомендованы 10 из 20 единиц; подготовлены два варианта плана, рекомендован вариант с онлайн-оплатой </w:t>
-      </w:r>
-      <w:r>
-        <w:rPr>
-          <w:rFonts w:ascii="Times New Roman" w:hAnsi="Times New Roman"/>
-          <w:i/>
-          <w:sz w:val="28"/>
-        </w:rPr>
-        <w:t>Pro</w:t>
-      </w:r>
-      <w:r>
-        <w:rPr>
-          <w:rFonts w:ascii="Times New Roman" w:hAnsi="Times New Roman"/>
-          <w:sz w:val="28"/>
-        </w:rPr>
-        <w:t>. Оценки экспертные; для окончательных решений нужны интервью, проверка спроса и цены, срок и бюджет (приложение Б).</w:t>
+        <w:t>Выведено 13 единиц интерфейса (6 страниц и 7 экранов), покрытие сценариев 100 %.</w:t>
       </w:r>
     </w:p>
     <w:p>
@@ -18134,7 +18277,36 @@
           <w:rFonts w:ascii="Times New Roman" w:hAnsi="Times New Roman"/>
           <w:sz w:val="28"/>
         </w:rPr>
-        <w:t xml:space="preserve">– Данные 02.10.2026 (49 отзывов, </w:t>
+        <w:t xml:space="preserve">В первый релиз рекомендованы 10 из 20 единиц; подготовлены два варианта плана, рекомендован вариант с онлайн-оплатой </w:t>
+      </w:r>
+      <w:r>
+        <w:rPr>
+          <w:rFonts w:ascii="Times New Roman" w:hAnsi="Times New Roman"/>
+          <w:i/>
+          <w:sz w:val="28"/>
+        </w:rPr>
+        <w:t>Pro</w:t>
+      </w:r>
+      <w:r>
+        <w:rPr>
+          <w:rFonts w:ascii="Times New Roman" w:hAnsi="Times New Roman"/>
+          <w:sz w:val="28"/>
+        </w:rPr>
+        <w:t>. Оценки экспертные; для окончательных решений нужны интервью, проверка спроса и цены, срок и бюджет (приложение Б).</w:t>
+      </w:r>
+    </w:p>
+    <w:p>
+      <w:pPr>
+        <w:spacing w:after="0" w:line="360" w:lineRule="exact" w:before="0"/>
+        <w:ind w:left="709" w:firstLine="709"/>
+        <w:jc w:val="both"/>
+      </w:pPr>
+      <w:r>
+        <w:rPr>
+          <w:rFonts w:ascii="Times New Roman" w:hAnsi="Times New Roman"/>
+          <w:sz w:val="28"/>
+        </w:rPr>
+        <w:t xml:space="preserve">Данные 02.10.2026 (49 отзывов, </w:t>
       </w:r>
       <w:r>
         <w:rPr>
@@ -18217,6 +18389,11 @@
         <w:t>СПИСОК ИСПОЛЬЗОВАННЫХ ИСТОЧНИКОВ</w:t>
       </w:r>
       <w:bookmarkEnd w:id="27"/>
+    </w:p>
+    <w:p>
+      <w:pPr>
+        <w:pStyle w:val="Normal"/>
+      </w:pPr>
     </w:p>
     <w:p>
       <w:pPr>
@@ -18392,17 +18569,8 @@
     </w:p>
     <w:p>
       <w:pPr>
-        <w:spacing w:after="0" w:line="360" w:lineRule="exact" w:before="0"/>
-        <w:ind w:firstLine="709"/>
-        <w:jc w:val="both"/>
+        <w:pStyle w:val="Normal"/>
       </w:pPr>
-      <w:r>
-        <w:rPr>
-          <w:rFonts w:ascii="Times New Roman" w:hAnsi="Times New Roman"/>
-          <w:sz w:val="28"/>
-        </w:rPr>
-        <w:t>(обязательное)</w:t>
-      </w:r>
     </w:p>
     <w:p>
       <w:pPr>
@@ -18413,11 +18581,30 @@
       <w:r>
         <w:rPr>
           <w:rFonts w:ascii="Times New Roman" w:hAnsi="Times New Roman"/>
+          <w:sz w:val="28"/>
+        </w:rPr>
+        <w:t>(обязательное)</w:t>
+      </w:r>
+    </w:p>
+    <w:p>
+      <w:pPr>
+        <w:spacing w:after="0" w:line="360" w:lineRule="exact" w:before="0"/>
+        <w:ind w:firstLine="709"/>
+        <w:jc w:val="both"/>
+      </w:pPr>
+      <w:r>
+        <w:rPr>
+          <w:rFonts w:ascii="Times New Roman" w:hAnsi="Times New Roman"/>
           <w:b/>
           <w:sz w:val="28"/>
         </w:rPr>
         <w:t>Перечень файлов работы</w:t>
       </w:r>
+    </w:p>
+    <w:p>
+      <w:pPr>
+        <w:pStyle w:val="Normal"/>
+      </w:pPr>
     </w:p>
     <w:p>
       <w:pPr>
@@ -18477,7 +18664,7 @@
             <w:r>
               <w:rPr>
                 <w:rFonts w:ascii="Times New Roman" w:hAnsi="Times New Roman"/>
-                <w:b/>
+                <w:b w:val="0"/>
                 <w:sz w:val="24"/>
               </w:rPr>
               <w:t>Файл или папка</w:t>
@@ -18499,7 +18686,7 @@
             <w:r>
               <w:rPr>
                 <w:rFonts w:ascii="Times New Roman" w:hAnsi="Times New Roman"/>
-                <w:b/>
+                <w:b w:val="0"/>
                 <w:sz w:val="24"/>
               </w:rPr>
               <w:t>Содержание</w:t>
@@ -18983,17 +19170,8 @@
     </w:p>
     <w:p>
       <w:pPr>
-        <w:spacing w:after="0" w:line="360" w:lineRule="exact" w:before="0"/>
-        <w:ind w:firstLine="709"/>
-        <w:jc w:val="both"/>
+        <w:pStyle w:val="Normal"/>
       </w:pPr>
-      <w:r>
-        <w:rPr>
-          <w:rFonts w:ascii="Times New Roman" w:hAnsi="Times New Roman"/>
-          <w:sz w:val="28"/>
-        </w:rPr>
-        <w:t>(обязательное)</w:t>
-      </w:r>
     </w:p>
     <w:p>
       <w:pPr>
@@ -19004,11 +19182,30 @@
       <w:r>
         <w:rPr>
           <w:rFonts w:ascii="Times New Roman" w:hAnsi="Times New Roman"/>
+          <w:sz w:val="28"/>
+        </w:rPr>
+        <w:t>(обязательное)</w:t>
+      </w:r>
+    </w:p>
+    <w:p>
+      <w:pPr>
+        <w:spacing w:after="0" w:line="360" w:lineRule="exact" w:before="0"/>
+        <w:ind w:firstLine="709"/>
+        <w:jc w:val="both"/>
+      </w:pPr>
+      <w:r>
+        <w:rPr>
+          <w:rFonts w:ascii="Times New Roman" w:hAnsi="Times New Roman"/>
           <w:b/>
           <w:sz w:val="28"/>
         </w:rPr>
         <w:t>Данные, не подтвержденные источниками</w:t>
       </w:r>
+    </w:p>
+    <w:p>
+      <w:pPr>
+        <w:pStyle w:val="Normal"/>
+      </w:pPr>
     </w:p>
     <w:p>
       <w:pPr>
@@ -19069,7 +19266,7 @@
             <w:r>
               <w:rPr>
                 <w:rFonts w:ascii="Times New Roman" w:hAnsi="Times New Roman"/>
-                <w:b/>
+                <w:b w:val="0"/>
                 <w:sz w:val="24"/>
               </w:rPr>
               <w:t>№</w:t>
@@ -19091,7 +19288,7 @@
             <w:r>
               <w:rPr>
                 <w:rFonts w:ascii="Times New Roman" w:hAnsi="Times New Roman"/>
-                <w:b/>
+                <w:b w:val="0"/>
                 <w:sz w:val="24"/>
               </w:rPr>
               <w:t>Что нужно</w:t>
@@ -19113,7 +19310,7 @@
             <w:r>
               <w:rPr>
                 <w:rFonts w:ascii="Times New Roman" w:hAnsi="Times New Roman"/>
-                <w:b/>
+                <w:b w:val="0"/>
                 <w:sz w:val="24"/>
               </w:rPr>
               <w:t>Почему не получено</w:t>
@@ -19967,6 +20164,11 @@
     </w:p>
     <w:p>
       <w:pPr>
+        <w:pStyle w:val="Normal"/>
+      </w:pPr>
+    </w:p>
+    <w:p>
+      <w:pPr>
         <w:spacing w:after="0" w:line="360" w:lineRule="exact" w:before="0"/>
         <w:ind w:firstLine="709"/>
         <w:jc w:val="both"/>
@@ -20161,10 +20363,15 @@
     </w:p>
     <w:p>
       <w:pPr>
+        <w:pStyle w:val="Normal"/>
+      </w:pPr>
+    </w:p>
+    <w:p>
+      <w:pPr>
         <w:pStyle w:val="a0"/>
         <w:keepNext/>
         <w:spacing w:before="0" w:after="0" w:line="360" w:lineRule="exact"/>
-        <w:ind w:firstLine="709"/>
+        <w:ind w:firstLine="0"/>
         <w:jc w:val="both"/>
       </w:pPr>
       <w:r>
@@ -20218,7 +20425,7 @@
             <w:r>
               <w:rPr>
                 <w:rFonts w:ascii="Times New Roman" w:hAnsi="Times New Roman"/>
-                <w:b/>
+                <w:b w:val="0"/>
                 <w:sz w:val="24"/>
               </w:rPr>
               <w:t>Данные</w:t>
@@ -20240,7 +20447,7 @@
             <w:r>
               <w:rPr>
                 <w:rFonts w:ascii="Times New Roman" w:hAnsi="Times New Roman"/>
-                <w:b/>
+                <w:b w:val="0"/>
                 <w:sz w:val="24"/>
               </w:rPr>
               <w:t>Результат</w:t>
@@ -20262,7 +20469,7 @@
             <w:r>
               <w:rPr>
                 <w:rFonts w:ascii="Times New Roman" w:hAnsi="Times New Roman"/>
-                <w:b/>
+                <w:b w:val="0"/>
                 <w:sz w:val="24"/>
               </w:rPr>
               <w:t>Влияние на ЛР6</w:t>
@@ -20503,7 +20710,7 @@
                 <w:i/>
                 <w:sz w:val="24"/>
               </w:rPr>
-              <w:t>USD</w:t>
+              <w:t>у.е.</w:t>
             </w:r>
             <w:r>
               <w:rPr>
@@ -20880,10 +21087,15 @@
     </w:p>
     <w:p>
       <w:pPr>
+        <w:pStyle w:val="Normal"/>
+      </w:pPr>
+    </w:p>
+    <w:p>
+      <w:pPr>
         <w:pStyle w:val="a0"/>
         <w:keepNext/>
         <w:spacing w:before="0" w:after="0" w:line="360" w:lineRule="exact"/>
-        <w:ind w:firstLine="709"/>
+        <w:ind w:firstLine="0"/>
         <w:jc w:val="both"/>
       </w:pPr>
       <w:r>
@@ -20937,7 +21149,7 @@
             <w:r>
               <w:rPr>
                 <w:rFonts w:ascii="Times New Roman" w:hAnsi="Times New Roman"/>
-                <w:b/>
+                <w:b w:val="0"/>
                 <w:sz w:val="24"/>
               </w:rPr>
               <w:t>Показатель</w:t>
@@ -20959,7 +21171,7 @@
             <w:r>
               <w:rPr>
                 <w:rFonts w:ascii="Times New Roman" w:hAnsi="Times New Roman"/>
-                <w:b/>
+                <w:b w:val="0"/>
                 <w:sz w:val="24"/>
               </w:rPr>
               <w:t>Значение</w:t>
@@ -20981,7 +21193,7 @@
             <w:r>
               <w:rPr>
                 <w:rFonts w:ascii="Times New Roman" w:hAnsi="Times New Roman"/>
-                <w:b/>
+                <w:b w:val="0"/>
                 <w:sz w:val="24"/>
               </w:rPr>
               <w:t>Основание</w:t>

--- a/СДАЧА/ЛР6/ОТЧЕТ_ЛР6_NotaCode.docx
+++ b/СДАЧА/ЛР6/ОТЧЕТ_ЛР6_NotaCode.docx
@@ -1444,7 +1444,7 @@
         <w:pStyle w:val="a0"/>
         <w:spacing w:before="0" w:after="0" w:line="360" w:lineRule="exact"/>
         <w:ind w:firstLine="0"/>
-        <w:jc w:val="both"/>
+        <w:jc w:val="center"/>
       </w:pPr>
       <w:r>
         <w:rPr>
@@ -2056,6 +2056,11 @@
     </w:tbl>
     <w:p>
       <w:pPr>
+        <w:pStyle w:val="Normal"/>
+      </w:pPr>
+    </w:p>
+    <w:p>
+      <w:pPr>
         <w:pStyle w:val="a0"/>
         <w:spacing w:before="0" w:after="0" w:line="360" w:lineRule="exact"/>
         <w:ind w:firstLine="709"/>
@@ -2132,6 +2137,21 @@
       <w:pPr>
         <w:pStyle w:val="Normal"/>
       </w:pPr>
+    </w:p>
+    <w:p>
+      <w:pPr>
+        <w:pStyle w:val="Normal"/>
+        <w:ind w:firstLine="708"/>
+        <w:jc w:val="both"/>
+      </w:pPr>
+      <w:r>
+        <w:rPr>
+          <w:rFonts w:ascii="Times New Roman" w:hAnsi="Times New Roman" w:cs="Times New Roman"/>
+          <w:sz w:val="28"/>
+          <w:szCs w:val="28"/>
+        </w:rPr>
+        <w:t xml:space="preserve">Ценностное предложение описывает ключевые выгоды для клиента и обосновывает конкурентное преимущество продукта NotaCode.</w:t>
+      </w:r>
     </w:p>
     <w:p>
       <w:pPr>
@@ -3262,6 +3282,11 @@
         </w:tc>
       </w:tr>
     </w:tbl>
+    <w:p>
+      <w:pPr>
+        <w:pStyle w:val="Normal"/>
+      </w:pPr>
+    </w:p>
     <w:p>
       <w:pPr>
         <w:pStyle w:val="a0"/>
@@ -4261,7 +4286,7 @@
         <w:pStyle w:val="a0"/>
         <w:spacing w:before="0" w:after="0" w:line="360" w:lineRule="exact"/>
         <w:ind w:firstLine="0"/>
-        <w:jc w:val="both"/>
+        <w:jc w:val="center"/>
       </w:pPr>
       <w:r>
         <w:rPr>
@@ -5451,6 +5476,11 @@
     </w:tbl>
     <w:p>
       <w:pPr>
+        <w:pStyle w:val="Normal"/>
+      </w:pPr>
+    </w:p>
+    <w:p>
+      <w:pPr>
         <w:pStyle w:val="a0"/>
         <w:spacing w:before="0" w:after="0" w:line="360" w:lineRule="exact"/>
         <w:ind w:firstLine="709"/>
@@ -5497,6 +5527,21 @@
       <w:pPr>
         <w:pStyle w:val="Normal"/>
       </w:pPr>
+    </w:p>
+    <w:p>
+      <w:pPr>
+        <w:pStyle w:val="Normal"/>
+        <w:ind w:firstLine="708"/>
+        <w:jc w:val="both"/>
+      </w:pPr>
+      <w:r>
+        <w:rPr>
+          <w:rFonts w:ascii="Times New Roman" w:hAnsi="Times New Roman" w:cs="Times New Roman"/>
+          <w:sz w:val="28"/>
+          <w:szCs w:val="28"/>
+        </w:rPr>
+        <w:t xml:space="preserve">Сценарный анализ рассматривает несколько вариантов развития событий, позволяя заблаговременно подготовиться к различным условиям рынка.</w:t>
+      </w:r>
     </w:p>
     <w:p>
       <w:pPr>
@@ -9684,6 +9729,11 @@
         </w:tc>
       </w:tr>
     </w:tbl>
+    <w:p>
+      <w:pPr>
+        <w:pStyle w:val="Normal"/>
+      </w:pPr>
+    </w:p>
     <w:p>
       <w:pPr>
         <w:pStyle w:val="a0"/>
@@ -9896,7 +9946,7 @@
         <w:pStyle w:val="a0"/>
         <w:spacing w:before="0" w:after="0" w:line="360" w:lineRule="exact"/>
         <w:ind w:firstLine="0"/>
-        <w:jc w:val="both"/>
+        <w:jc w:val="center"/>
       </w:pPr>
       <w:r>
         <w:rPr>
@@ -12175,6 +12225,11 @@
         </w:tc>
       </w:tr>
     </w:tbl>
+    <w:p>
+      <w:pPr>
+        <w:pStyle w:val="Normal"/>
+      </w:pPr>
+    </w:p>
     <w:p>
       <w:pPr>
         <w:pStyle w:val="a0"/>
@@ -12348,7 +12403,7 @@
         <w:pStyle w:val="a0"/>
         <w:spacing w:before="0" w:after="0" w:line="360" w:lineRule="exact"/>
         <w:ind w:firstLine="0"/>
-        <w:jc w:val="both"/>
+        <w:jc w:val="center"/>
       </w:pPr>
       <w:r>
         <w:rPr>
@@ -14819,6 +14874,11 @@
     </w:tbl>
     <w:p>
       <w:pPr>
+        <w:pStyle w:val="Normal"/>
+      </w:pPr>
+    </w:p>
+    <w:p>
+      <w:pPr>
         <w:pStyle w:val="a0"/>
         <w:spacing w:before="0" w:after="0" w:line="360" w:lineRule="exact"/>
         <w:ind w:firstLine="709"/>
@@ -15260,6 +15320,11 @@
     </w:tbl>
     <w:p>
       <w:pPr>
+        <w:pStyle w:val="Normal"/>
+      </w:pPr>
+    </w:p>
+    <w:p>
+      <w:pPr>
         <w:pStyle w:val="a0"/>
         <w:spacing w:before="0" w:after="0" w:line="360" w:lineRule="exact"/>
         <w:ind w:firstLine="709"/>
@@ -16560,6 +16625,11 @@
     </w:tbl>
     <w:p>
       <w:pPr>
+        <w:pStyle w:val="Normal"/>
+      </w:pPr>
+    </w:p>
+    <w:p>
+      <w:pPr>
         <w:pStyle w:val="a0"/>
         <w:spacing w:before="0" w:after="0" w:line="360" w:lineRule="exact"/>
         <w:ind w:firstLine="709"/>
@@ -17195,6 +17265,11 @@
     </w:tbl>
     <w:p>
       <w:pPr>
+        <w:pStyle w:val="Normal"/>
+      </w:pPr>
+    </w:p>
+    <w:p>
+      <w:pPr>
         <w:pStyle w:val="1"/>
         <w:pageBreakBefore/>
         <w:spacing w:before="0" w:after="0" w:line="360" w:lineRule="exact"/>
@@ -18067,6 +18142,11 @@
     </w:tbl>
     <w:p>
       <w:pPr>
+        <w:pStyle w:val="Normal"/>
+      </w:pPr>
+    </w:p>
+    <w:p>
+      <w:pPr>
         <w:pStyle w:val="1"/>
         <w:pageBreakBefore/>
         <w:spacing w:before="0" w:after="0" w:line="360" w:lineRule="exact"/>
@@ -19146,6 +19226,11 @@
         </w:tc>
       </w:tr>
     </w:tbl>
+    <w:p>
+      <w:pPr>
+        <w:pStyle w:val="Normal"/>
+      </w:pPr>
+    </w:p>
     <w:p>
       <w:pPr>
         <w:pStyle w:val="1"/>
@@ -20142,6 +20227,11 @@
     </w:tbl>
     <w:p>
       <w:pPr>
+        <w:pStyle w:val="Normal"/>
+      </w:pPr>
+    </w:p>
+    <w:p>
+      <w:pPr>
         <w:pStyle w:val="1"/>
         <w:keepNext w:val="0"/>
         <w:pageBreakBefore/>
@@ -21072,6 +21162,11 @@
     </w:tbl>
     <w:p>
       <w:pPr>
+        <w:pStyle w:val="Normal"/>
+      </w:pPr>
+    </w:p>
+    <w:p>
+      <w:pPr>
         <w:pStyle w:val="a0"/>
         <w:spacing w:before="0" w:after="0" w:line="360" w:lineRule="exact"/>
         <w:ind w:firstLine="709"/>
@@ -21831,6 +21926,11 @@
         </w:tc>
       </w:tr>
     </w:tbl>
+    <w:p>
+      <w:pPr>
+        <w:pStyle w:val="Normal"/>
+      </w:pPr>
+    </w:p>
     <w:p>
       <w:pPr>
         <w:pStyle w:val="a0"/>

--- a/СДАЧА/ЛР6/ОТЧЕТ_ЛР6_NotaCode.docx
+++ b/СДАЧА/ЛР6/ОТЧЕТ_ЛР6_NotaCode.docx
@@ -1492,10 +1492,10 @@
         <w:tblLook w:val="0020" w:firstRow="1" w:lastRow="0" w:firstColumn="0" w:lastColumn="0" w:noHBand="0" w:noVBand="0"/>
       </w:tblPr>
       <w:tblGrid>
-        <w:gridCol w:w="1193"/>
-        <w:gridCol w:w="1879"/>
-        <w:gridCol w:w="4109"/>
-        <w:gridCol w:w="2174"/>
+        <w:gridCol w:w="2338"/>
+        <w:gridCol w:w="2338"/>
+        <w:gridCol w:w="2338"/>
+        <w:gridCol w:w="2341"/>
       </w:tblGrid>
       <w:tr>
         <w:trPr>
@@ -1506,7 +1506,7 @@
         </w:trPr>
         <w:tc>
           <w:tcPr>
-            <w:tcW w:w="1192" w:type="dxa"/>
+            <w:tcW w:w="2338" w:type="dxa"/>
             <w:vAlign w:val="center"/>
           </w:tcPr>
           <w:p>
@@ -1528,7 +1528,7 @@
         </w:tc>
         <w:tc>
           <w:tcPr>
-            <w:tcW w:w="1879" w:type="dxa"/>
+            <w:tcW w:w="2338" w:type="dxa"/>
             <w:vAlign w:val="center"/>
           </w:tcPr>
           <w:p>
@@ -1550,7 +1550,7 @@
         </w:tc>
         <w:tc>
           <w:tcPr>
-            <w:tcW w:w="4108" w:type="dxa"/>
+            <w:tcW w:w="2338" w:type="dxa"/>
             <w:vAlign w:val="center"/>
           </w:tcPr>
           <w:p>
@@ -1572,7 +1572,7 @@
         </w:tc>
         <w:tc>
           <w:tcPr>
-            <w:tcW w:w="2174" w:type="dxa"/>
+            <w:tcW w:w="2338" w:type="dxa"/>
             <w:vAlign w:val="center"/>
           </w:tcPr>
           <w:p>
@@ -1600,7 +1600,7 @@
         </w:trPr>
         <w:tc>
           <w:tcPr>
-            <w:tcW w:w="1192" w:type="dxa"/>
+            <w:tcW w:w="2338" w:type="dxa"/>
             <w:vAlign w:val="center"/>
           </w:tcPr>
           <w:p>
@@ -1621,7 +1621,7 @@
         </w:tc>
         <w:tc>
           <w:tcPr>
-            <w:tcW w:w="1879" w:type="dxa"/>
+            <w:tcW w:w="2338" w:type="dxa"/>
             <w:vAlign w:val="center"/>
           </w:tcPr>
           <w:p>
@@ -1642,7 +1642,7 @@
         </w:tc>
         <w:tc>
           <w:tcPr>
-            <w:tcW w:w="4108" w:type="dxa"/>
+            <w:tcW w:w="2338" w:type="dxa"/>
             <w:vAlign w:val="center"/>
           </w:tcPr>
           <w:p>
@@ -1665,7 +1665,7 @@
         </w:tc>
         <w:tc>
           <w:tcPr>
-            <w:tcW w:w="2174" w:type="dxa"/>
+            <w:tcW w:w="2338" w:type="dxa"/>
             <w:vAlign w:val="center"/>
           </w:tcPr>
           <w:p>
@@ -1692,7 +1692,7 @@
         </w:trPr>
         <w:tc>
           <w:tcPr>
-            <w:tcW w:w="1192" w:type="dxa"/>
+            <w:tcW w:w="2338" w:type="dxa"/>
             <w:vAlign w:val="center"/>
           </w:tcPr>
           <w:p>
@@ -1713,7 +1713,7 @@
         </w:tc>
         <w:tc>
           <w:tcPr>
-            <w:tcW w:w="1879" w:type="dxa"/>
+            <w:tcW w:w="2338" w:type="dxa"/>
             <w:vAlign w:val="center"/>
           </w:tcPr>
           <w:p>
@@ -1734,7 +1734,7 @@
         </w:tc>
         <w:tc>
           <w:tcPr>
-            <w:tcW w:w="4108" w:type="dxa"/>
+            <w:tcW w:w="2338" w:type="dxa"/>
             <w:vAlign w:val="center"/>
           </w:tcPr>
           <w:p>
@@ -1757,7 +1757,7 @@
         </w:tc>
         <w:tc>
           <w:tcPr>
-            <w:tcW w:w="2174" w:type="dxa"/>
+            <w:tcW w:w="2338" w:type="dxa"/>
             <w:vAlign w:val="center"/>
           </w:tcPr>
           <w:p>
@@ -1784,7 +1784,7 @@
         </w:trPr>
         <w:tc>
           <w:tcPr>
-            <w:tcW w:w="1192" w:type="dxa"/>
+            <w:tcW w:w="2338" w:type="dxa"/>
             <w:vAlign w:val="center"/>
           </w:tcPr>
           <w:p>
@@ -1805,7 +1805,7 @@
         </w:tc>
         <w:tc>
           <w:tcPr>
-            <w:tcW w:w="1879" w:type="dxa"/>
+            <w:tcW w:w="2338" w:type="dxa"/>
             <w:vAlign w:val="center"/>
           </w:tcPr>
           <w:p>
@@ -1826,7 +1826,7 @@
         </w:tc>
         <w:tc>
           <w:tcPr>
-            <w:tcW w:w="4108" w:type="dxa"/>
+            <w:tcW w:w="2338" w:type="dxa"/>
             <w:vAlign w:val="center"/>
           </w:tcPr>
           <w:p>
@@ -1849,7 +1849,7 @@
         </w:tc>
         <w:tc>
           <w:tcPr>
-            <w:tcW w:w="2174" w:type="dxa"/>
+            <w:tcW w:w="2338" w:type="dxa"/>
             <w:vAlign w:val="center"/>
           </w:tcPr>
           <w:p>
@@ -1876,7 +1876,7 @@
         </w:trPr>
         <w:tc>
           <w:tcPr>
-            <w:tcW w:w="1192" w:type="dxa"/>
+            <w:tcW w:w="2338" w:type="dxa"/>
             <w:vAlign w:val="center"/>
           </w:tcPr>
           <w:p>
@@ -1897,7 +1897,7 @@
         </w:tc>
         <w:tc>
           <w:tcPr>
-            <w:tcW w:w="1879" w:type="dxa"/>
+            <w:tcW w:w="2338" w:type="dxa"/>
             <w:vAlign w:val="center"/>
           </w:tcPr>
           <w:p>
@@ -1918,7 +1918,7 @@
         </w:tc>
         <w:tc>
           <w:tcPr>
-            <w:tcW w:w="4108" w:type="dxa"/>
+            <w:tcW w:w="2338" w:type="dxa"/>
             <w:vAlign w:val="center"/>
           </w:tcPr>
           <w:p>
@@ -1941,7 +1941,7 @@
         </w:tc>
         <w:tc>
           <w:tcPr>
-            <w:tcW w:w="2174" w:type="dxa"/>
+            <w:tcW w:w="2338" w:type="dxa"/>
             <w:vAlign w:val="center"/>
           </w:tcPr>
           <w:p>
@@ -1968,7 +1968,7 @@
         </w:trPr>
         <w:tc>
           <w:tcPr>
-            <w:tcW w:w="1192" w:type="dxa"/>
+            <w:tcW w:w="2338" w:type="dxa"/>
             <w:vAlign w:val="center"/>
           </w:tcPr>
           <w:p>
@@ -1989,7 +1989,7 @@
         </w:tc>
         <w:tc>
           <w:tcPr>
-            <w:tcW w:w="1879" w:type="dxa"/>
+            <w:tcW w:w="2338" w:type="dxa"/>
             <w:vAlign w:val="center"/>
           </w:tcPr>
           <w:p>
@@ -2010,7 +2010,7 @@
         </w:tc>
         <w:tc>
           <w:tcPr>
-            <w:tcW w:w="4108" w:type="dxa"/>
+            <w:tcW w:w="2338" w:type="dxa"/>
             <w:vAlign w:val="center"/>
           </w:tcPr>
           <w:p>
@@ -2033,7 +2033,7 @@
         </w:tc>
         <w:tc>
           <w:tcPr>
-            <w:tcW w:w="2174" w:type="dxa"/>
+            <w:tcW w:w="2338" w:type="dxa"/>
             <w:vAlign w:val="center"/>
           </w:tcPr>
           <w:p>
@@ -2147,6 +2147,7 @@
       <w:r>
         <w:rPr>
           <w:rFonts w:ascii="Times New Roman" w:hAnsi="Times New Roman" w:cs="Times New Roman"/>
+          <w:i/>
           <w:sz w:val="28"/>
           <w:szCs w:val="28"/>
         </w:rPr>
@@ -2318,10 +2319,10 @@
         <w:tblLook w:val="0020" w:firstRow="1" w:lastRow="0" w:firstColumn="0" w:lastColumn="0" w:noHBand="0" w:noVBand="0"/>
       </w:tblPr>
       <w:tblGrid>
-        <w:gridCol w:w="913"/>
-        <w:gridCol w:w="5704"/>
-        <w:gridCol w:w="1095"/>
-        <w:gridCol w:w="1643"/>
+        <w:gridCol w:w="2338"/>
+        <w:gridCol w:w="2338"/>
+        <w:gridCol w:w="2338"/>
+        <w:gridCol w:w="2341"/>
       </w:tblGrid>
       <w:tr>
         <w:trPr>
@@ -2332,7 +2333,7 @@
         </w:trPr>
         <w:tc>
           <w:tcPr>
-            <w:tcW w:w="913" w:type="dxa"/>
+            <w:tcW w:w="2338" w:type="dxa"/>
             <w:vAlign w:val="center"/>
           </w:tcPr>
           <w:p>
@@ -2355,7 +2356,7 @@
         </w:tc>
         <w:tc>
           <w:tcPr>
-            <w:tcW w:w="5704" w:type="dxa"/>
+            <w:tcW w:w="2338" w:type="dxa"/>
             <w:vAlign w:val="center"/>
           </w:tcPr>
           <w:p>
@@ -2377,7 +2378,7 @@
         </w:tc>
         <w:tc>
           <w:tcPr>
-            <w:tcW w:w="1095" w:type="dxa"/>
+            <w:tcW w:w="2338" w:type="dxa"/>
             <w:vAlign w:val="center"/>
           </w:tcPr>
           <w:p>
@@ -2399,7 +2400,7 @@
         </w:tc>
         <w:tc>
           <w:tcPr>
-            <w:tcW w:w="1643" w:type="dxa"/>
+            <w:tcW w:w="2338" w:type="dxa"/>
             <w:vAlign w:val="center"/>
           </w:tcPr>
           <w:p>
@@ -2427,7 +2428,7 @@
         </w:trPr>
         <w:tc>
           <w:tcPr>
-            <w:tcW w:w="913" w:type="dxa"/>
+            <w:tcW w:w="2338" w:type="dxa"/>
             <w:vAlign w:val="center"/>
           </w:tcPr>
           <w:p>
@@ -2449,7 +2450,7 @@
         </w:tc>
         <w:tc>
           <w:tcPr>
-            <w:tcW w:w="5704" w:type="dxa"/>
+            <w:tcW w:w="2338" w:type="dxa"/>
             <w:vAlign w:val="center"/>
           </w:tcPr>
           <w:p>
@@ -2545,7 +2546,7 @@
         </w:tc>
         <w:tc>
           <w:tcPr>
-            <w:tcW w:w="1095" w:type="dxa"/>
+            <w:tcW w:w="2338" w:type="dxa"/>
             <w:vAlign w:val="center"/>
           </w:tcPr>
           <w:p>
@@ -2566,7 +2567,7 @@
         </w:tc>
         <w:tc>
           <w:tcPr>
-            <w:tcW w:w="1643" w:type="dxa"/>
+            <w:tcW w:w="2338" w:type="dxa"/>
             <w:vAlign w:val="center"/>
           </w:tcPr>
           <w:p>
@@ -2593,7 +2594,7 @@
         </w:trPr>
         <w:tc>
           <w:tcPr>
-            <w:tcW w:w="913" w:type="dxa"/>
+            <w:tcW w:w="2338" w:type="dxa"/>
             <w:vAlign w:val="center"/>
           </w:tcPr>
           <w:p>
@@ -2615,7 +2616,7 @@
         </w:tc>
         <w:tc>
           <w:tcPr>
-            <w:tcW w:w="5704" w:type="dxa"/>
+            <w:tcW w:w="2338" w:type="dxa"/>
             <w:vAlign w:val="center"/>
           </w:tcPr>
           <w:p>
@@ -2726,7 +2727,7 @@
         </w:tc>
         <w:tc>
           <w:tcPr>
-            <w:tcW w:w="1095" w:type="dxa"/>
+            <w:tcW w:w="2338" w:type="dxa"/>
             <w:vAlign w:val="center"/>
           </w:tcPr>
           <w:p>
@@ -2747,7 +2748,7 @@
         </w:tc>
         <w:tc>
           <w:tcPr>
-            <w:tcW w:w="1643" w:type="dxa"/>
+            <w:tcW w:w="2338" w:type="dxa"/>
             <w:vAlign w:val="center"/>
           </w:tcPr>
           <w:p>
@@ -2774,7 +2775,7 @@
         </w:trPr>
         <w:tc>
           <w:tcPr>
-            <w:tcW w:w="913" w:type="dxa"/>
+            <w:tcW w:w="2338" w:type="dxa"/>
             <w:vAlign w:val="center"/>
           </w:tcPr>
           <w:p>
@@ -2796,7 +2797,7 @@
         </w:tc>
         <w:tc>
           <w:tcPr>
-            <w:tcW w:w="5704" w:type="dxa"/>
+            <w:tcW w:w="2338" w:type="dxa"/>
             <w:vAlign w:val="center"/>
           </w:tcPr>
           <w:p>
@@ -2907,7 +2908,7 @@
         </w:tc>
         <w:tc>
           <w:tcPr>
-            <w:tcW w:w="1095" w:type="dxa"/>
+            <w:tcW w:w="2338" w:type="dxa"/>
             <w:vAlign w:val="center"/>
           </w:tcPr>
           <w:p>
@@ -2928,7 +2929,7 @@
         </w:tc>
         <w:tc>
           <w:tcPr>
-            <w:tcW w:w="1643" w:type="dxa"/>
+            <w:tcW w:w="2338" w:type="dxa"/>
             <w:vAlign w:val="center"/>
           </w:tcPr>
           <w:p>
@@ -2955,7 +2956,7 @@
         </w:trPr>
         <w:tc>
           <w:tcPr>
-            <w:tcW w:w="913" w:type="dxa"/>
+            <w:tcW w:w="2338" w:type="dxa"/>
             <w:vAlign w:val="center"/>
           </w:tcPr>
           <w:p>
@@ -2977,7 +2978,7 @@
         </w:tc>
         <w:tc>
           <w:tcPr>
-            <w:tcW w:w="5704" w:type="dxa"/>
+            <w:tcW w:w="2338" w:type="dxa"/>
             <w:vAlign w:val="center"/>
           </w:tcPr>
           <w:p>
@@ -3028,7 +3029,7 @@
         </w:tc>
         <w:tc>
           <w:tcPr>
-            <w:tcW w:w="1095" w:type="dxa"/>
+            <w:tcW w:w="2338" w:type="dxa"/>
             <w:vAlign w:val="center"/>
           </w:tcPr>
           <w:p>
@@ -3049,7 +3050,7 @@
         </w:tc>
         <w:tc>
           <w:tcPr>
-            <w:tcW w:w="1643" w:type="dxa"/>
+            <w:tcW w:w="2338" w:type="dxa"/>
             <w:vAlign w:val="center"/>
           </w:tcPr>
           <w:p>
@@ -3076,7 +3077,7 @@
         </w:trPr>
         <w:tc>
           <w:tcPr>
-            <w:tcW w:w="913" w:type="dxa"/>
+            <w:tcW w:w="2338" w:type="dxa"/>
             <w:vAlign w:val="center"/>
           </w:tcPr>
           <w:p>
@@ -3098,7 +3099,7 @@
         </w:tc>
         <w:tc>
           <w:tcPr>
-            <w:tcW w:w="5704" w:type="dxa"/>
+            <w:tcW w:w="2338" w:type="dxa"/>
             <w:vAlign w:val="center"/>
           </w:tcPr>
           <w:p>
@@ -3119,7 +3120,7 @@
         </w:tc>
         <w:tc>
           <w:tcPr>
-            <w:tcW w:w="1095" w:type="dxa"/>
+            <w:tcW w:w="2338" w:type="dxa"/>
             <w:vAlign w:val="center"/>
           </w:tcPr>
           <w:p>
@@ -3140,7 +3141,7 @@
         </w:tc>
         <w:tc>
           <w:tcPr>
-            <w:tcW w:w="1643" w:type="dxa"/>
+            <w:tcW w:w="2338" w:type="dxa"/>
             <w:vAlign w:val="center"/>
           </w:tcPr>
           <w:p>
@@ -3167,7 +3168,7 @@
         </w:trPr>
         <w:tc>
           <w:tcPr>
-            <w:tcW w:w="913" w:type="dxa"/>
+            <w:tcW w:w="2338" w:type="dxa"/>
             <w:vAlign w:val="center"/>
           </w:tcPr>
           <w:p>
@@ -3189,7 +3190,7 @@
         </w:tc>
         <w:tc>
           <w:tcPr>
-            <w:tcW w:w="5704" w:type="dxa"/>
+            <w:tcW w:w="2338" w:type="dxa"/>
             <w:vAlign w:val="center"/>
           </w:tcPr>
           <w:p>
@@ -3240,7 +3241,7 @@
         </w:tc>
         <w:tc>
           <w:tcPr>
-            <w:tcW w:w="1095" w:type="dxa"/>
+            <w:tcW w:w="2338" w:type="dxa"/>
             <w:vAlign w:val="center"/>
           </w:tcPr>
           <w:p>
@@ -3261,7 +3262,7 @@
         </w:tc>
         <w:tc>
           <w:tcPr>
-            <w:tcW w:w="1643" w:type="dxa"/>
+            <w:tcW w:w="2338" w:type="dxa"/>
             <w:vAlign w:val="center"/>
           </w:tcPr>
           <w:p>
@@ -3864,9 +3865,9 @@
         <w:tblLook w:val="0020" w:firstRow="1" w:lastRow="0" w:firstColumn="0" w:lastColumn="0" w:noHBand="0" w:noVBand="0"/>
       </w:tblPr>
       <w:tblGrid>
-        <w:gridCol w:w="4121"/>
-        <w:gridCol w:w="1425"/>
-        <w:gridCol w:w="3809"/>
+        <w:gridCol w:w="3118"/>
+        <w:gridCol w:w="3118"/>
+        <w:gridCol w:w="3119"/>
       </w:tblGrid>
       <w:tr>
         <w:trPr>
@@ -3877,7 +3878,7 @@
         </w:trPr>
         <w:tc>
           <w:tcPr>
-            <w:tcW w:w="4120" w:type="dxa"/>
+            <w:tcW w:w="3118" w:type="dxa"/>
             <w:vAlign w:val="center"/>
           </w:tcPr>
           <w:p>
@@ -3899,7 +3900,7 @@
         </w:tc>
         <w:tc>
           <w:tcPr>
-            <w:tcW w:w="1425" w:type="dxa"/>
+            <w:tcW w:w="3118" w:type="dxa"/>
             <w:vAlign w:val="center"/>
           </w:tcPr>
           <w:p>
@@ -3921,7 +3922,7 @@
         </w:tc>
         <w:tc>
           <w:tcPr>
-            <w:tcW w:w="3809" w:type="dxa"/>
+            <w:tcW w:w="3118" w:type="dxa"/>
             <w:vAlign w:val="center"/>
           </w:tcPr>
           <w:p>
@@ -3949,7 +3950,7 @@
         </w:trPr>
         <w:tc>
           <w:tcPr>
-            <w:tcW w:w="4120" w:type="dxa"/>
+            <w:tcW w:w="3118" w:type="dxa"/>
             <w:vAlign w:val="center"/>
           </w:tcPr>
           <w:p>
@@ -3985,7 +3986,7 @@
         </w:tc>
         <w:tc>
           <w:tcPr>
-            <w:tcW w:w="1425" w:type="dxa"/>
+            <w:tcW w:w="3118" w:type="dxa"/>
             <w:vAlign w:val="center"/>
           </w:tcPr>
           <w:p>
@@ -4006,7 +4007,7 @@
         </w:tc>
         <w:tc>
           <w:tcPr>
-            <w:tcW w:w="3809" w:type="dxa"/>
+            <w:tcW w:w="3118" w:type="dxa"/>
             <w:vAlign w:val="center"/>
           </w:tcPr>
           <w:p>
@@ -4033,7 +4034,7 @@
         </w:trPr>
         <w:tc>
           <w:tcPr>
-            <w:tcW w:w="4120" w:type="dxa"/>
+            <w:tcW w:w="3118" w:type="dxa"/>
             <w:vAlign w:val="center"/>
           </w:tcPr>
           <w:p>
@@ -4054,7 +4055,7 @@
         </w:tc>
         <w:tc>
           <w:tcPr>
-            <w:tcW w:w="1425" w:type="dxa"/>
+            <w:tcW w:w="3118" w:type="dxa"/>
             <w:vAlign w:val="center"/>
           </w:tcPr>
           <w:p>
@@ -4075,7 +4076,7 @@
         </w:tc>
         <w:tc>
           <w:tcPr>
-            <w:tcW w:w="3809" w:type="dxa"/>
+            <w:tcW w:w="3118" w:type="dxa"/>
             <w:vAlign w:val="center"/>
           </w:tcPr>
           <w:p>
@@ -4102,7 +4103,7 @@
         </w:trPr>
         <w:tc>
           <w:tcPr>
-            <w:tcW w:w="4120" w:type="dxa"/>
+            <w:tcW w:w="3118" w:type="dxa"/>
             <w:vAlign w:val="center"/>
           </w:tcPr>
           <w:p>
@@ -4123,7 +4124,7 @@
         </w:tc>
         <w:tc>
           <w:tcPr>
-            <w:tcW w:w="1425" w:type="dxa"/>
+            <w:tcW w:w="3118" w:type="dxa"/>
             <w:vAlign w:val="center"/>
           </w:tcPr>
           <w:p>
@@ -4144,7 +4145,7 @@
         </w:tc>
         <w:tc>
           <w:tcPr>
-            <w:tcW w:w="3809" w:type="dxa"/>
+            <w:tcW w:w="3118" w:type="dxa"/>
             <w:vAlign w:val="center"/>
           </w:tcPr>
           <w:p>
@@ -4349,11 +4350,11 @@
         <w:tblLook w:val="0020" w:firstRow="1" w:lastRow="0" w:firstColumn="0" w:lastColumn="0" w:noHBand="0" w:noVBand="0"/>
       </w:tblPr>
       <w:tblGrid>
-        <w:gridCol w:w="2825"/>
-        <w:gridCol w:w="2129"/>
-        <w:gridCol w:w="1146"/>
-        <w:gridCol w:w="1290"/>
-        <w:gridCol w:w="1965"/>
+        <w:gridCol w:w="1871"/>
+        <w:gridCol w:w="1871"/>
+        <w:gridCol w:w="1871"/>
+        <w:gridCol w:w="1871"/>
+        <w:gridCol w:w="1871"/>
       </w:tblGrid>
       <w:tr>
         <w:trPr>
@@ -4364,7 +4365,7 @@
         </w:trPr>
         <w:tc>
           <w:tcPr>
-            <w:tcW w:w="2825" w:type="dxa"/>
+            <w:tcW w:w="1871" w:type="dxa"/>
             <w:vAlign w:val="center"/>
           </w:tcPr>
           <w:p>
@@ -4386,7 +4387,7 @@
         </w:tc>
         <w:tc>
           <w:tcPr>
-            <w:tcW w:w="2129" w:type="dxa"/>
+            <w:tcW w:w="1871" w:type="dxa"/>
             <w:vAlign w:val="center"/>
           </w:tcPr>
           <w:p>
@@ -4408,7 +4409,7 @@
         </w:tc>
         <w:tc>
           <w:tcPr>
-            <w:tcW w:w="1146" w:type="dxa"/>
+            <w:tcW w:w="1871" w:type="dxa"/>
             <w:vAlign w:val="center"/>
           </w:tcPr>
           <w:p>
@@ -4430,7 +4431,7 @@
         </w:tc>
         <w:tc>
           <w:tcPr>
-            <w:tcW w:w="1290" w:type="dxa"/>
+            <w:tcW w:w="1871" w:type="dxa"/>
             <w:vAlign w:val="center"/>
           </w:tcPr>
           <w:p>
@@ -4452,7 +4453,7 @@
         </w:tc>
         <w:tc>
           <w:tcPr>
-            <w:tcW w:w="1965" w:type="dxa"/>
+            <w:tcW w:w="1871" w:type="dxa"/>
             <w:vAlign w:val="center"/>
           </w:tcPr>
           <w:p>
@@ -4480,7 +4481,7 @@
         </w:trPr>
         <w:tc>
           <w:tcPr>
-            <w:tcW w:w="2825" w:type="dxa"/>
+            <w:tcW w:w="1871" w:type="dxa"/>
             <w:vAlign w:val="center"/>
           </w:tcPr>
           <w:p>
@@ -4501,7 +4502,7 @@
         </w:tc>
         <w:tc>
           <w:tcPr>
-            <w:tcW w:w="2129" w:type="dxa"/>
+            <w:tcW w:w="1871" w:type="dxa"/>
             <w:vAlign w:val="center"/>
           </w:tcPr>
           <w:p>
@@ -4522,7 +4523,7 @@
         </w:tc>
         <w:tc>
           <w:tcPr>
-            <w:tcW w:w="1146" w:type="dxa"/>
+            <w:tcW w:w="1871" w:type="dxa"/>
             <w:vAlign w:val="center"/>
           </w:tcPr>
           <w:p>
@@ -4543,7 +4544,7 @@
         </w:tc>
         <w:tc>
           <w:tcPr>
-            <w:tcW w:w="1290" w:type="dxa"/>
+            <w:tcW w:w="1871" w:type="dxa"/>
             <w:vAlign w:val="center"/>
           </w:tcPr>
           <w:p>
@@ -4564,7 +4565,7 @@
         </w:tc>
         <w:tc>
           <w:tcPr>
-            <w:tcW w:w="1965" w:type="dxa"/>
+            <w:tcW w:w="1871" w:type="dxa"/>
             <w:vAlign w:val="center"/>
           </w:tcPr>
           <w:p>
@@ -4591,7 +4592,7 @@
         </w:trPr>
         <w:tc>
           <w:tcPr>
-            <w:tcW w:w="2825" w:type="dxa"/>
+            <w:tcW w:w="1871" w:type="dxa"/>
             <w:vAlign w:val="center"/>
           </w:tcPr>
           <w:p>
@@ -4612,7 +4613,7 @@
         </w:tc>
         <w:tc>
           <w:tcPr>
-            <w:tcW w:w="2129" w:type="dxa"/>
+            <w:tcW w:w="1871" w:type="dxa"/>
             <w:vAlign w:val="center"/>
           </w:tcPr>
           <w:p>
@@ -4633,7 +4634,7 @@
         </w:tc>
         <w:tc>
           <w:tcPr>
-            <w:tcW w:w="1146" w:type="dxa"/>
+            <w:tcW w:w="1871" w:type="dxa"/>
             <w:vAlign w:val="center"/>
           </w:tcPr>
           <w:p>
@@ -4654,7 +4655,7 @@
         </w:tc>
         <w:tc>
           <w:tcPr>
-            <w:tcW w:w="1290" w:type="dxa"/>
+            <w:tcW w:w="1871" w:type="dxa"/>
             <w:vAlign w:val="center"/>
           </w:tcPr>
           <w:p>
@@ -4675,7 +4676,7 @@
         </w:tc>
         <w:tc>
           <w:tcPr>
-            <w:tcW w:w="1965" w:type="dxa"/>
+            <w:tcW w:w="1871" w:type="dxa"/>
             <w:vAlign w:val="center"/>
           </w:tcPr>
           <w:p>
@@ -4702,7 +4703,7 @@
         </w:trPr>
         <w:tc>
           <w:tcPr>
-            <w:tcW w:w="2825" w:type="dxa"/>
+            <w:tcW w:w="1871" w:type="dxa"/>
             <w:vAlign w:val="center"/>
           </w:tcPr>
           <w:p>
@@ -4723,7 +4724,7 @@
         </w:tc>
         <w:tc>
           <w:tcPr>
-            <w:tcW w:w="2129" w:type="dxa"/>
+            <w:tcW w:w="1871" w:type="dxa"/>
             <w:vAlign w:val="center"/>
           </w:tcPr>
           <w:p>
@@ -4744,7 +4745,7 @@
         </w:tc>
         <w:tc>
           <w:tcPr>
-            <w:tcW w:w="1146" w:type="dxa"/>
+            <w:tcW w:w="1871" w:type="dxa"/>
             <w:vAlign w:val="center"/>
           </w:tcPr>
           <w:p>
@@ -4765,7 +4766,7 @@
         </w:tc>
         <w:tc>
           <w:tcPr>
-            <w:tcW w:w="1290" w:type="dxa"/>
+            <w:tcW w:w="1871" w:type="dxa"/>
             <w:vAlign w:val="center"/>
           </w:tcPr>
           <w:p>
@@ -4786,7 +4787,7 @@
         </w:tc>
         <w:tc>
           <w:tcPr>
-            <w:tcW w:w="1965" w:type="dxa"/>
+            <w:tcW w:w="1871" w:type="dxa"/>
             <w:vAlign w:val="center"/>
           </w:tcPr>
           <w:p>
@@ -4813,7 +4814,7 @@
         </w:trPr>
         <w:tc>
           <w:tcPr>
-            <w:tcW w:w="2825" w:type="dxa"/>
+            <w:tcW w:w="1871" w:type="dxa"/>
             <w:vAlign w:val="center"/>
           </w:tcPr>
           <w:p>
@@ -4834,7 +4835,7 @@
         </w:tc>
         <w:tc>
           <w:tcPr>
-            <w:tcW w:w="2129" w:type="dxa"/>
+            <w:tcW w:w="1871" w:type="dxa"/>
             <w:vAlign w:val="center"/>
           </w:tcPr>
           <w:p>
@@ -4855,7 +4856,7 @@
         </w:tc>
         <w:tc>
           <w:tcPr>
-            <w:tcW w:w="1146" w:type="dxa"/>
+            <w:tcW w:w="1871" w:type="dxa"/>
             <w:vAlign w:val="center"/>
           </w:tcPr>
           <w:p>
@@ -4876,7 +4877,7 @@
         </w:tc>
         <w:tc>
           <w:tcPr>
-            <w:tcW w:w="1290" w:type="dxa"/>
+            <w:tcW w:w="1871" w:type="dxa"/>
             <w:vAlign w:val="center"/>
           </w:tcPr>
           <w:p>
@@ -4897,7 +4898,7 @@
         </w:tc>
         <w:tc>
           <w:tcPr>
-            <w:tcW w:w="1965" w:type="dxa"/>
+            <w:tcW w:w="1871" w:type="dxa"/>
             <w:vAlign w:val="center"/>
           </w:tcPr>
           <w:p>
@@ -4924,7 +4925,7 @@
         </w:trPr>
         <w:tc>
           <w:tcPr>
-            <w:tcW w:w="2825" w:type="dxa"/>
+            <w:tcW w:w="1871" w:type="dxa"/>
             <w:vAlign w:val="center"/>
           </w:tcPr>
           <w:p>
@@ -4946,7 +4947,7 @@
         </w:tc>
         <w:tc>
           <w:tcPr>
-            <w:tcW w:w="2129" w:type="dxa"/>
+            <w:tcW w:w="1871" w:type="dxa"/>
             <w:vAlign w:val="center"/>
           </w:tcPr>
           <w:p>
@@ -4967,7 +4968,7 @@
         </w:tc>
         <w:tc>
           <w:tcPr>
-            <w:tcW w:w="1146" w:type="dxa"/>
+            <w:tcW w:w="1871" w:type="dxa"/>
             <w:vAlign w:val="center"/>
           </w:tcPr>
           <w:p>
@@ -4988,7 +4989,7 @@
         </w:tc>
         <w:tc>
           <w:tcPr>
-            <w:tcW w:w="1290" w:type="dxa"/>
+            <w:tcW w:w="1871" w:type="dxa"/>
             <w:vAlign w:val="center"/>
           </w:tcPr>
           <w:p>
@@ -5009,7 +5010,7 @@
         </w:tc>
         <w:tc>
           <w:tcPr>
-            <w:tcW w:w="1965" w:type="dxa"/>
+            <w:tcW w:w="1871" w:type="dxa"/>
             <w:vAlign w:val="center"/>
           </w:tcPr>
           <w:p>
@@ -5036,7 +5037,7 @@
         </w:trPr>
         <w:tc>
           <w:tcPr>
-            <w:tcW w:w="2825" w:type="dxa"/>
+            <w:tcW w:w="1871" w:type="dxa"/>
             <w:vAlign w:val="center"/>
           </w:tcPr>
           <w:p>
@@ -5057,7 +5058,7 @@
         </w:tc>
         <w:tc>
           <w:tcPr>
-            <w:tcW w:w="2129" w:type="dxa"/>
+            <w:tcW w:w="1871" w:type="dxa"/>
             <w:vAlign w:val="center"/>
           </w:tcPr>
           <w:p>
@@ -5078,7 +5079,7 @@
         </w:tc>
         <w:tc>
           <w:tcPr>
-            <w:tcW w:w="1146" w:type="dxa"/>
+            <w:tcW w:w="1871" w:type="dxa"/>
             <w:vAlign w:val="center"/>
           </w:tcPr>
           <w:p>
@@ -5099,7 +5100,7 @@
         </w:tc>
         <w:tc>
           <w:tcPr>
-            <w:tcW w:w="1290" w:type="dxa"/>
+            <w:tcW w:w="1871" w:type="dxa"/>
             <w:vAlign w:val="center"/>
           </w:tcPr>
           <w:p>
@@ -5120,7 +5121,7 @@
         </w:tc>
         <w:tc>
           <w:tcPr>
-            <w:tcW w:w="1965" w:type="dxa"/>
+            <w:tcW w:w="1871" w:type="dxa"/>
             <w:vAlign w:val="center"/>
           </w:tcPr>
           <w:p>
@@ -5147,7 +5148,7 @@
         </w:trPr>
         <w:tc>
           <w:tcPr>
-            <w:tcW w:w="2825" w:type="dxa"/>
+            <w:tcW w:w="1871" w:type="dxa"/>
             <w:vAlign w:val="center"/>
           </w:tcPr>
           <w:p>
@@ -5168,7 +5169,7 @@
         </w:tc>
         <w:tc>
           <w:tcPr>
-            <w:tcW w:w="2129" w:type="dxa"/>
+            <w:tcW w:w="1871" w:type="dxa"/>
             <w:vAlign w:val="center"/>
           </w:tcPr>
           <w:p>
@@ -5189,7 +5190,7 @@
         </w:tc>
         <w:tc>
           <w:tcPr>
-            <w:tcW w:w="1146" w:type="dxa"/>
+            <w:tcW w:w="1871" w:type="dxa"/>
             <w:vAlign w:val="center"/>
           </w:tcPr>
           <w:p>
@@ -5210,7 +5211,7 @@
         </w:tc>
         <w:tc>
           <w:tcPr>
-            <w:tcW w:w="1290" w:type="dxa"/>
+            <w:tcW w:w="1871" w:type="dxa"/>
             <w:vAlign w:val="center"/>
           </w:tcPr>
           <w:p>
@@ -5231,7 +5232,7 @@
         </w:tc>
         <w:tc>
           <w:tcPr>
-            <w:tcW w:w="1965" w:type="dxa"/>
+            <w:tcW w:w="1871" w:type="dxa"/>
             <w:vAlign w:val="center"/>
           </w:tcPr>
           <w:p>
@@ -5258,7 +5259,7 @@
         </w:trPr>
         <w:tc>
           <w:tcPr>
-            <w:tcW w:w="2825" w:type="dxa"/>
+            <w:tcW w:w="1871" w:type="dxa"/>
             <w:vAlign w:val="center"/>
           </w:tcPr>
           <w:p>
@@ -5279,7 +5280,7 @@
         </w:tc>
         <w:tc>
           <w:tcPr>
-            <w:tcW w:w="2129" w:type="dxa"/>
+            <w:tcW w:w="1871" w:type="dxa"/>
             <w:vAlign w:val="center"/>
           </w:tcPr>
           <w:p>
@@ -5300,7 +5301,7 @@
         </w:tc>
         <w:tc>
           <w:tcPr>
-            <w:tcW w:w="1146" w:type="dxa"/>
+            <w:tcW w:w="1871" w:type="dxa"/>
             <w:vAlign w:val="center"/>
           </w:tcPr>
           <w:p>
@@ -5321,7 +5322,7 @@
         </w:tc>
         <w:tc>
           <w:tcPr>
-            <w:tcW w:w="1290" w:type="dxa"/>
+            <w:tcW w:w="1871" w:type="dxa"/>
             <w:vAlign w:val="center"/>
           </w:tcPr>
           <w:p>
@@ -5342,7 +5343,7 @@
         </w:tc>
         <w:tc>
           <w:tcPr>
-            <w:tcW w:w="1965" w:type="dxa"/>
+            <w:tcW w:w="1871" w:type="dxa"/>
             <w:vAlign w:val="center"/>
           </w:tcPr>
           <w:p>
@@ -5369,7 +5370,7 @@
         </w:trPr>
         <w:tc>
           <w:tcPr>
-            <w:tcW w:w="2825" w:type="dxa"/>
+            <w:tcW w:w="1871" w:type="dxa"/>
             <w:vAlign w:val="center"/>
           </w:tcPr>
           <w:p>
@@ -5390,7 +5391,7 @@
         </w:tc>
         <w:tc>
           <w:tcPr>
-            <w:tcW w:w="2129" w:type="dxa"/>
+            <w:tcW w:w="1871" w:type="dxa"/>
             <w:vAlign w:val="center"/>
           </w:tcPr>
           <w:p>
@@ -5411,7 +5412,7 @@
         </w:tc>
         <w:tc>
           <w:tcPr>
-            <w:tcW w:w="1146" w:type="dxa"/>
+            <w:tcW w:w="1871" w:type="dxa"/>
             <w:vAlign w:val="center"/>
           </w:tcPr>
           <w:p>
@@ -5432,7 +5433,7 @@
         </w:tc>
         <w:tc>
           <w:tcPr>
-            <w:tcW w:w="1290" w:type="dxa"/>
+            <w:tcW w:w="1871" w:type="dxa"/>
             <w:vAlign w:val="center"/>
           </w:tcPr>
           <w:p>
@@ -5453,7 +5454,7 @@
         </w:tc>
         <w:tc>
           <w:tcPr>
-            <w:tcW w:w="1965" w:type="dxa"/>
+            <w:tcW w:w="1871" w:type="dxa"/>
             <w:vAlign w:val="center"/>
           </w:tcPr>
           <w:p>
@@ -6120,11 +6121,11 @@
         <w:tblLook w:val="0020" w:firstRow="1" w:lastRow="0" w:firstColumn="0" w:lastColumn="0" w:noHBand="0" w:noVBand="0"/>
       </w:tblPr>
       <w:tblGrid>
-        <w:gridCol w:w="813"/>
-        <w:gridCol w:w="3878"/>
-        <w:gridCol w:w="2130"/>
-        <w:gridCol w:w="942"/>
-        <w:gridCol w:w="1592"/>
+        <w:gridCol w:w="1871"/>
+        <w:gridCol w:w="1871"/>
+        <w:gridCol w:w="1871"/>
+        <w:gridCol w:w="1871"/>
+        <w:gridCol w:w="1871"/>
       </w:tblGrid>
       <w:tr>
         <w:trPr>
@@ -6135,7 +6136,7 @@
         </w:trPr>
         <w:tc>
           <w:tcPr>
-            <w:tcW w:w="812" w:type="dxa"/>
+            <w:tcW w:w="1871" w:type="dxa"/>
             <w:vAlign w:val="center"/>
           </w:tcPr>
           <w:p>
@@ -6158,7 +6159,7 @@
         </w:tc>
         <w:tc>
           <w:tcPr>
-            <w:tcW w:w="3877" w:type="dxa"/>
+            <w:tcW w:w="1871" w:type="dxa"/>
             <w:vAlign w:val="center"/>
           </w:tcPr>
           <w:p>
@@ -6180,7 +6181,7 @@
         </w:tc>
         <w:tc>
           <w:tcPr>
-            <w:tcW w:w="2130" w:type="dxa"/>
+            <w:tcW w:w="1871" w:type="dxa"/>
             <w:vAlign w:val="center"/>
           </w:tcPr>
           <w:p>
@@ -6202,7 +6203,7 @@
         </w:tc>
         <w:tc>
           <w:tcPr>
-            <w:tcW w:w="942" w:type="dxa"/>
+            <w:tcW w:w="1871" w:type="dxa"/>
             <w:vAlign w:val="center"/>
           </w:tcPr>
           <w:p>
@@ -6224,7 +6225,7 @@
         </w:tc>
         <w:tc>
           <w:tcPr>
-            <w:tcW w:w="1592" w:type="dxa"/>
+            <w:tcW w:w="1871" w:type="dxa"/>
             <w:vAlign w:val="center"/>
           </w:tcPr>
           <w:p>
@@ -6252,7 +6253,7 @@
         </w:trPr>
         <w:tc>
           <w:tcPr>
-            <w:tcW w:w="812" w:type="dxa"/>
+            <w:tcW w:w="1871" w:type="dxa"/>
             <w:vAlign w:val="center"/>
           </w:tcPr>
           <w:p>
@@ -6274,7 +6275,7 @@
         </w:tc>
         <w:tc>
           <w:tcPr>
-            <w:tcW w:w="3877" w:type="dxa"/>
+            <w:tcW w:w="1871" w:type="dxa"/>
             <w:vAlign w:val="center"/>
           </w:tcPr>
           <w:p>
@@ -6295,7 +6296,7 @@
         </w:tc>
         <w:tc>
           <w:tcPr>
-            <w:tcW w:w="2130" w:type="dxa"/>
+            <w:tcW w:w="1871" w:type="dxa"/>
             <w:vAlign w:val="center"/>
           </w:tcPr>
           <w:p>
@@ -6316,7 +6317,7 @@
         </w:tc>
         <w:tc>
           <w:tcPr>
-            <w:tcW w:w="942" w:type="dxa"/>
+            <w:tcW w:w="1871" w:type="dxa"/>
             <w:vAlign w:val="center"/>
           </w:tcPr>
           <w:p>
@@ -6337,7 +6338,7 @@
         </w:tc>
         <w:tc>
           <w:tcPr>
-            <w:tcW w:w="1592" w:type="dxa"/>
+            <w:tcW w:w="1871" w:type="dxa"/>
             <w:vAlign w:val="center"/>
           </w:tcPr>
           <w:p>
@@ -6364,7 +6365,7 @@
         </w:trPr>
         <w:tc>
           <w:tcPr>
-            <w:tcW w:w="812" w:type="dxa"/>
+            <w:tcW w:w="1871" w:type="dxa"/>
             <w:vAlign w:val="center"/>
           </w:tcPr>
           <w:p>
@@ -6386,7 +6387,7 @@
         </w:tc>
         <w:tc>
           <w:tcPr>
-            <w:tcW w:w="3877" w:type="dxa"/>
+            <w:tcW w:w="1871" w:type="dxa"/>
             <w:vAlign w:val="center"/>
           </w:tcPr>
           <w:p>
@@ -6422,7 +6423,7 @@
         </w:tc>
         <w:tc>
           <w:tcPr>
-            <w:tcW w:w="2130" w:type="dxa"/>
+            <w:tcW w:w="1871" w:type="dxa"/>
             <w:vAlign w:val="center"/>
           </w:tcPr>
           <w:p>
@@ -6443,7 +6444,7 @@
         </w:tc>
         <w:tc>
           <w:tcPr>
-            <w:tcW w:w="942" w:type="dxa"/>
+            <w:tcW w:w="1871" w:type="dxa"/>
             <w:vAlign w:val="center"/>
           </w:tcPr>
           <w:p>
@@ -6464,7 +6465,7 @@
         </w:tc>
         <w:tc>
           <w:tcPr>
-            <w:tcW w:w="1592" w:type="dxa"/>
+            <w:tcW w:w="1871" w:type="dxa"/>
             <w:vAlign w:val="center"/>
           </w:tcPr>
           <w:p>
@@ -6491,7 +6492,7 @@
         </w:trPr>
         <w:tc>
           <w:tcPr>
-            <w:tcW w:w="812" w:type="dxa"/>
+            <w:tcW w:w="1871" w:type="dxa"/>
             <w:vAlign w:val="center"/>
           </w:tcPr>
           <w:p>
@@ -6513,7 +6514,7 @@
         </w:tc>
         <w:tc>
           <w:tcPr>
-            <w:tcW w:w="3877" w:type="dxa"/>
+            <w:tcW w:w="1871" w:type="dxa"/>
             <w:vAlign w:val="center"/>
           </w:tcPr>
           <w:p>
@@ -6534,7 +6535,7 @@
         </w:tc>
         <w:tc>
           <w:tcPr>
-            <w:tcW w:w="2130" w:type="dxa"/>
+            <w:tcW w:w="1871" w:type="dxa"/>
             <w:vAlign w:val="center"/>
           </w:tcPr>
           <w:p>
@@ -6555,7 +6556,7 @@
         </w:tc>
         <w:tc>
           <w:tcPr>
-            <w:tcW w:w="942" w:type="dxa"/>
+            <w:tcW w:w="1871" w:type="dxa"/>
             <w:vAlign w:val="center"/>
           </w:tcPr>
           <w:p>
@@ -6576,7 +6577,7 @@
         </w:tc>
         <w:tc>
           <w:tcPr>
-            <w:tcW w:w="1592" w:type="dxa"/>
+            <w:tcW w:w="1871" w:type="dxa"/>
             <w:vAlign w:val="center"/>
           </w:tcPr>
           <w:p>
@@ -6603,7 +6604,7 @@
         </w:trPr>
         <w:tc>
           <w:tcPr>
-            <w:tcW w:w="812" w:type="dxa"/>
+            <w:tcW w:w="1871" w:type="dxa"/>
             <w:vAlign w:val="center"/>
           </w:tcPr>
           <w:p>
@@ -6625,7 +6626,7 @@
         </w:tc>
         <w:tc>
           <w:tcPr>
-            <w:tcW w:w="3877" w:type="dxa"/>
+            <w:tcW w:w="1871" w:type="dxa"/>
             <w:vAlign w:val="center"/>
           </w:tcPr>
           <w:p>
@@ -6646,7 +6647,7 @@
         </w:tc>
         <w:tc>
           <w:tcPr>
-            <w:tcW w:w="2130" w:type="dxa"/>
+            <w:tcW w:w="1871" w:type="dxa"/>
             <w:vAlign w:val="center"/>
           </w:tcPr>
           <w:p>
@@ -6667,7 +6668,7 @@
         </w:tc>
         <w:tc>
           <w:tcPr>
-            <w:tcW w:w="942" w:type="dxa"/>
+            <w:tcW w:w="1871" w:type="dxa"/>
             <w:vAlign w:val="center"/>
           </w:tcPr>
           <w:p>
@@ -6688,7 +6689,7 @@
         </w:tc>
         <w:tc>
           <w:tcPr>
-            <w:tcW w:w="1592" w:type="dxa"/>
+            <w:tcW w:w="1871" w:type="dxa"/>
             <w:vAlign w:val="center"/>
           </w:tcPr>
           <w:p>
@@ -6715,7 +6716,7 @@
         </w:trPr>
         <w:tc>
           <w:tcPr>
-            <w:tcW w:w="812" w:type="dxa"/>
+            <w:tcW w:w="1871" w:type="dxa"/>
             <w:vAlign w:val="center"/>
           </w:tcPr>
           <w:p>
@@ -6737,7 +6738,7 @@
         </w:tc>
         <w:tc>
           <w:tcPr>
-            <w:tcW w:w="3877" w:type="dxa"/>
+            <w:tcW w:w="1871" w:type="dxa"/>
             <w:vAlign w:val="center"/>
           </w:tcPr>
           <w:p>
@@ -6781,7 +6782,7 @@
         </w:tc>
         <w:tc>
           <w:tcPr>
-            <w:tcW w:w="2130" w:type="dxa"/>
+            <w:tcW w:w="1871" w:type="dxa"/>
             <w:vAlign w:val="center"/>
           </w:tcPr>
           <w:p>
@@ -6802,7 +6803,7 @@
         </w:tc>
         <w:tc>
           <w:tcPr>
-            <w:tcW w:w="942" w:type="dxa"/>
+            <w:tcW w:w="1871" w:type="dxa"/>
             <w:vAlign w:val="center"/>
           </w:tcPr>
           <w:p>
@@ -6823,7 +6824,7 @@
         </w:tc>
         <w:tc>
           <w:tcPr>
-            <w:tcW w:w="1592" w:type="dxa"/>
+            <w:tcW w:w="1871" w:type="dxa"/>
             <w:vAlign w:val="center"/>
           </w:tcPr>
           <w:p>
@@ -6850,7 +6851,7 @@
         </w:trPr>
         <w:tc>
           <w:tcPr>
-            <w:tcW w:w="812" w:type="dxa"/>
+            <w:tcW w:w="1871" w:type="dxa"/>
             <w:vAlign w:val="center"/>
           </w:tcPr>
           <w:p>
@@ -6872,7 +6873,7 @@
         </w:tc>
         <w:tc>
           <w:tcPr>
-            <w:tcW w:w="3877" w:type="dxa"/>
+            <w:tcW w:w="1871" w:type="dxa"/>
             <w:vAlign w:val="center"/>
           </w:tcPr>
           <w:p>
@@ -6916,7 +6917,7 @@
         </w:tc>
         <w:tc>
           <w:tcPr>
-            <w:tcW w:w="2130" w:type="dxa"/>
+            <w:tcW w:w="1871" w:type="dxa"/>
             <w:vAlign w:val="center"/>
           </w:tcPr>
           <w:p>
@@ -6937,7 +6938,7 @@
         </w:tc>
         <w:tc>
           <w:tcPr>
-            <w:tcW w:w="942" w:type="dxa"/>
+            <w:tcW w:w="1871" w:type="dxa"/>
             <w:vAlign w:val="center"/>
           </w:tcPr>
           <w:p>
@@ -6958,7 +6959,7 @@
         </w:tc>
         <w:tc>
           <w:tcPr>
-            <w:tcW w:w="1592" w:type="dxa"/>
+            <w:tcW w:w="1871" w:type="dxa"/>
             <w:vAlign w:val="center"/>
           </w:tcPr>
           <w:p>
@@ -6985,7 +6986,7 @@
         </w:trPr>
         <w:tc>
           <w:tcPr>
-            <w:tcW w:w="812" w:type="dxa"/>
+            <w:tcW w:w="1871" w:type="dxa"/>
             <w:vAlign w:val="center"/>
           </w:tcPr>
           <w:p>
@@ -7007,7 +7008,7 @@
         </w:tc>
         <w:tc>
           <w:tcPr>
-            <w:tcW w:w="3877" w:type="dxa"/>
+            <w:tcW w:w="1871" w:type="dxa"/>
             <w:vAlign w:val="center"/>
           </w:tcPr>
           <w:p>
@@ -7028,7 +7029,7 @@
         </w:tc>
         <w:tc>
           <w:tcPr>
-            <w:tcW w:w="2130" w:type="dxa"/>
+            <w:tcW w:w="1871" w:type="dxa"/>
             <w:vAlign w:val="center"/>
           </w:tcPr>
           <w:p>
@@ -7049,7 +7050,7 @@
         </w:tc>
         <w:tc>
           <w:tcPr>
-            <w:tcW w:w="942" w:type="dxa"/>
+            <w:tcW w:w="1871" w:type="dxa"/>
             <w:vAlign w:val="center"/>
           </w:tcPr>
           <w:p>
@@ -7070,7 +7071,7 @@
         </w:tc>
         <w:tc>
           <w:tcPr>
-            <w:tcW w:w="1592" w:type="dxa"/>
+            <w:tcW w:w="1871" w:type="dxa"/>
             <w:vAlign w:val="center"/>
           </w:tcPr>
           <w:p>
@@ -7097,7 +7098,7 @@
         </w:trPr>
         <w:tc>
           <w:tcPr>
-            <w:tcW w:w="812" w:type="dxa"/>
+            <w:tcW w:w="1871" w:type="dxa"/>
             <w:vAlign w:val="center"/>
           </w:tcPr>
           <w:p>
@@ -7119,7 +7120,7 @@
         </w:tc>
         <w:tc>
           <w:tcPr>
-            <w:tcW w:w="3877" w:type="dxa"/>
+            <w:tcW w:w="1871" w:type="dxa"/>
             <w:vAlign w:val="center"/>
           </w:tcPr>
           <w:p>
@@ -7148,7 +7149,7 @@
         </w:tc>
         <w:tc>
           <w:tcPr>
-            <w:tcW w:w="2130" w:type="dxa"/>
+            <w:tcW w:w="1871" w:type="dxa"/>
             <w:vAlign w:val="center"/>
           </w:tcPr>
           <w:p>
@@ -7169,7 +7170,7 @@
         </w:tc>
         <w:tc>
           <w:tcPr>
-            <w:tcW w:w="942" w:type="dxa"/>
+            <w:tcW w:w="1871" w:type="dxa"/>
             <w:vAlign w:val="center"/>
           </w:tcPr>
           <w:p>
@@ -7190,7 +7191,7 @@
         </w:tc>
         <w:tc>
           <w:tcPr>
-            <w:tcW w:w="1592" w:type="dxa"/>
+            <w:tcW w:w="1871" w:type="dxa"/>
             <w:vAlign w:val="center"/>
           </w:tcPr>
           <w:p>
@@ -7217,7 +7218,7 @@
         </w:trPr>
         <w:tc>
           <w:tcPr>
-            <w:tcW w:w="812" w:type="dxa"/>
+            <w:tcW w:w="1871" w:type="dxa"/>
             <w:vAlign w:val="center"/>
           </w:tcPr>
           <w:p>
@@ -7239,7 +7240,7 @@
         </w:tc>
         <w:tc>
           <w:tcPr>
-            <w:tcW w:w="3877" w:type="dxa"/>
+            <w:tcW w:w="1871" w:type="dxa"/>
             <w:vAlign w:val="center"/>
           </w:tcPr>
           <w:p>
@@ -7260,7 +7261,7 @@
         </w:tc>
         <w:tc>
           <w:tcPr>
-            <w:tcW w:w="2130" w:type="dxa"/>
+            <w:tcW w:w="1871" w:type="dxa"/>
             <w:vAlign w:val="center"/>
           </w:tcPr>
           <w:p>
@@ -7281,7 +7282,7 @@
         </w:tc>
         <w:tc>
           <w:tcPr>
-            <w:tcW w:w="942" w:type="dxa"/>
+            <w:tcW w:w="1871" w:type="dxa"/>
             <w:vAlign w:val="center"/>
           </w:tcPr>
           <w:p>
@@ -7302,7 +7303,7 @@
         </w:tc>
         <w:tc>
           <w:tcPr>
-            <w:tcW w:w="1592" w:type="dxa"/>
+            <w:tcW w:w="1871" w:type="dxa"/>
             <w:vAlign w:val="center"/>
           </w:tcPr>
           <w:p>
@@ -7329,7 +7330,7 @@
         </w:trPr>
         <w:tc>
           <w:tcPr>
-            <w:tcW w:w="812" w:type="dxa"/>
+            <w:tcW w:w="1871" w:type="dxa"/>
             <w:vAlign w:val="center"/>
           </w:tcPr>
           <w:p>
@@ -7351,7 +7352,7 @@
         </w:tc>
         <w:tc>
           <w:tcPr>
-            <w:tcW w:w="3877" w:type="dxa"/>
+            <w:tcW w:w="1871" w:type="dxa"/>
             <w:vAlign w:val="center"/>
           </w:tcPr>
           <w:p>
@@ -7372,7 +7373,7 @@
         </w:tc>
         <w:tc>
           <w:tcPr>
-            <w:tcW w:w="2130" w:type="dxa"/>
+            <w:tcW w:w="1871" w:type="dxa"/>
             <w:vAlign w:val="center"/>
           </w:tcPr>
           <w:p>
@@ -7393,7 +7394,7 @@
         </w:tc>
         <w:tc>
           <w:tcPr>
-            <w:tcW w:w="942" w:type="dxa"/>
+            <w:tcW w:w="1871" w:type="dxa"/>
             <w:vAlign w:val="center"/>
           </w:tcPr>
           <w:p>
@@ -7414,7 +7415,7 @@
         </w:tc>
         <w:tc>
           <w:tcPr>
-            <w:tcW w:w="1592" w:type="dxa"/>
+            <w:tcW w:w="1871" w:type="dxa"/>
             <w:vAlign w:val="center"/>
           </w:tcPr>
           <w:p>
@@ -7441,7 +7442,7 @@
         </w:trPr>
         <w:tc>
           <w:tcPr>
-            <w:tcW w:w="812" w:type="dxa"/>
+            <w:tcW w:w="1871" w:type="dxa"/>
             <w:vAlign w:val="center"/>
           </w:tcPr>
           <w:p>
@@ -7463,7 +7464,7 @@
         </w:tc>
         <w:tc>
           <w:tcPr>
-            <w:tcW w:w="3877" w:type="dxa"/>
+            <w:tcW w:w="1871" w:type="dxa"/>
             <w:vAlign w:val="center"/>
           </w:tcPr>
           <w:p>
@@ -7484,7 +7485,7 @@
         </w:tc>
         <w:tc>
           <w:tcPr>
-            <w:tcW w:w="2130" w:type="dxa"/>
+            <w:tcW w:w="1871" w:type="dxa"/>
             <w:vAlign w:val="center"/>
           </w:tcPr>
           <w:p>
@@ -7505,7 +7506,7 @@
         </w:tc>
         <w:tc>
           <w:tcPr>
-            <w:tcW w:w="942" w:type="dxa"/>
+            <w:tcW w:w="1871" w:type="dxa"/>
             <w:vAlign w:val="center"/>
           </w:tcPr>
           <w:p>
@@ -7526,7 +7527,7 @@
         </w:tc>
         <w:tc>
           <w:tcPr>
-            <w:tcW w:w="1592" w:type="dxa"/>
+            <w:tcW w:w="1871" w:type="dxa"/>
             <w:vAlign w:val="center"/>
           </w:tcPr>
           <w:p>
@@ -7553,7 +7554,7 @@
         </w:trPr>
         <w:tc>
           <w:tcPr>
-            <w:tcW w:w="812" w:type="dxa"/>
+            <w:tcW w:w="1871" w:type="dxa"/>
             <w:vAlign w:val="center"/>
           </w:tcPr>
           <w:p>
@@ -7575,7 +7576,7 @@
         </w:tc>
         <w:tc>
           <w:tcPr>
-            <w:tcW w:w="3877" w:type="dxa"/>
+            <w:tcW w:w="1871" w:type="dxa"/>
             <w:vAlign w:val="center"/>
           </w:tcPr>
           <w:p>
@@ -7596,7 +7597,7 @@
         </w:tc>
         <w:tc>
           <w:tcPr>
-            <w:tcW w:w="2130" w:type="dxa"/>
+            <w:tcW w:w="1871" w:type="dxa"/>
             <w:vAlign w:val="center"/>
           </w:tcPr>
           <w:p>
@@ -7617,7 +7618,7 @@
         </w:tc>
         <w:tc>
           <w:tcPr>
-            <w:tcW w:w="942" w:type="dxa"/>
+            <w:tcW w:w="1871" w:type="dxa"/>
             <w:vAlign w:val="center"/>
           </w:tcPr>
           <w:p>
@@ -7638,7 +7639,7 @@
         </w:tc>
         <w:tc>
           <w:tcPr>
-            <w:tcW w:w="1592" w:type="dxa"/>
+            <w:tcW w:w="1871" w:type="dxa"/>
             <w:vAlign w:val="center"/>
           </w:tcPr>
           <w:p>
@@ -7697,12 +7698,12 @@
         <w:tblLook w:val="0020" w:firstRow="1" w:lastRow="0" w:firstColumn="0" w:lastColumn="0" w:noHBand="0" w:noVBand="0"/>
       </w:tblPr>
       <w:tblGrid>
-        <w:gridCol w:w="764"/>
-        <w:gridCol w:w="2969"/>
-        <w:gridCol w:w="2112"/>
-        <w:gridCol w:w="885"/>
-        <w:gridCol w:w="1496"/>
-        <w:gridCol w:w="1129"/>
+        <w:gridCol w:w="1559"/>
+        <w:gridCol w:w="1559"/>
+        <w:gridCol w:w="1559"/>
+        <w:gridCol w:w="1559"/>
+        <w:gridCol w:w="1559"/>
+        <w:gridCol w:w="1560"/>
       </w:tblGrid>
       <w:tr>
         <w:trPr>
@@ -7713,7 +7714,7 @@
         </w:trPr>
         <w:tc>
           <w:tcPr>
-            <w:tcW w:w="763" w:type="dxa"/>
+            <w:tcW w:w="1559" w:type="dxa"/>
             <w:vAlign w:val="center"/>
           </w:tcPr>
           <w:p>
@@ -7736,7 +7737,7 @@
         </w:tc>
         <w:tc>
           <w:tcPr>
-            <w:tcW w:w="2968" w:type="dxa"/>
+            <w:tcW w:w="1559" w:type="dxa"/>
             <w:vAlign w:val="center"/>
           </w:tcPr>
           <w:p>
@@ -7758,7 +7759,7 @@
         </w:tc>
         <w:tc>
           <w:tcPr>
-            <w:tcW w:w="2112" w:type="dxa"/>
+            <w:tcW w:w="1559" w:type="dxa"/>
             <w:vAlign w:val="center"/>
           </w:tcPr>
           <w:p>
@@ -7780,7 +7781,7 @@
         </w:tc>
         <w:tc>
           <w:tcPr>
-            <w:tcW w:w="885" w:type="dxa"/>
+            <w:tcW w:w="1559" w:type="dxa"/>
             <w:vAlign w:val="center"/>
           </w:tcPr>
           <w:p>
@@ -7802,7 +7803,7 @@
         </w:tc>
         <w:tc>
           <w:tcPr>
-            <w:tcW w:w="1496" w:type="dxa"/>
+            <w:tcW w:w="1559" w:type="dxa"/>
             <w:vAlign w:val="center"/>
           </w:tcPr>
           <w:p>
@@ -7824,7 +7825,7 @@
         </w:tc>
         <w:tc>
           <w:tcPr>
-            <w:tcW w:w="1129" w:type="dxa"/>
+            <w:tcW w:w="1559" w:type="dxa"/>
             <w:vAlign w:val="center"/>
           </w:tcPr>
           <w:p>
@@ -7853,7 +7854,7 @@
         </w:trPr>
         <w:tc>
           <w:tcPr>
-            <w:tcW w:w="763" w:type="dxa"/>
+            <w:tcW w:w="1559" w:type="dxa"/>
             <w:vAlign w:val="center"/>
           </w:tcPr>
           <w:p>
@@ -7875,7 +7876,7 @@
         </w:tc>
         <w:tc>
           <w:tcPr>
-            <w:tcW w:w="2968" w:type="dxa"/>
+            <w:tcW w:w="1559" w:type="dxa"/>
             <w:vAlign w:val="center"/>
           </w:tcPr>
           <w:p>
@@ -7896,7 +7897,7 @@
         </w:tc>
         <w:tc>
           <w:tcPr>
-            <w:tcW w:w="2112" w:type="dxa"/>
+            <w:tcW w:w="1559" w:type="dxa"/>
             <w:vAlign w:val="center"/>
           </w:tcPr>
           <w:p>
@@ -7917,7 +7918,7 @@
         </w:tc>
         <w:tc>
           <w:tcPr>
-            <w:tcW w:w="885" w:type="dxa"/>
+            <w:tcW w:w="1559" w:type="dxa"/>
             <w:vAlign w:val="center"/>
           </w:tcPr>
           <w:p>
@@ -7938,7 +7939,7 @@
         </w:tc>
         <w:tc>
           <w:tcPr>
-            <w:tcW w:w="1496" w:type="dxa"/>
+            <w:tcW w:w="1559" w:type="dxa"/>
             <w:vAlign w:val="center"/>
           </w:tcPr>
           <w:p>
@@ -7959,7 +7960,7 @@
         </w:tc>
         <w:tc>
           <w:tcPr>
-            <w:tcW w:w="1129" w:type="dxa"/>
+            <w:tcW w:w="1559" w:type="dxa"/>
             <w:vAlign w:val="center"/>
           </w:tcPr>
           <w:p>
@@ -7986,7 +7987,7 @@
         </w:trPr>
         <w:tc>
           <w:tcPr>
-            <w:tcW w:w="763" w:type="dxa"/>
+            <w:tcW w:w="1559" w:type="dxa"/>
             <w:vAlign w:val="center"/>
           </w:tcPr>
           <w:p>
@@ -8008,7 +8009,7 @@
         </w:tc>
         <w:tc>
           <w:tcPr>
-            <w:tcW w:w="2968" w:type="dxa"/>
+            <w:tcW w:w="1559" w:type="dxa"/>
             <w:vAlign w:val="center"/>
           </w:tcPr>
           <w:p>
@@ -8044,7 +8045,7 @@
         </w:tc>
         <w:tc>
           <w:tcPr>
-            <w:tcW w:w="2112" w:type="dxa"/>
+            <w:tcW w:w="1559" w:type="dxa"/>
             <w:vAlign w:val="center"/>
           </w:tcPr>
           <w:p>
@@ -8065,7 +8066,7 @@
         </w:tc>
         <w:tc>
           <w:tcPr>
-            <w:tcW w:w="885" w:type="dxa"/>
+            <w:tcW w:w="1559" w:type="dxa"/>
             <w:vAlign w:val="center"/>
           </w:tcPr>
           <w:p>
@@ -8086,7 +8087,7 @@
         </w:tc>
         <w:tc>
           <w:tcPr>
-            <w:tcW w:w="1496" w:type="dxa"/>
+            <w:tcW w:w="1559" w:type="dxa"/>
             <w:vAlign w:val="center"/>
           </w:tcPr>
           <w:p>
@@ -8107,7 +8108,7 @@
         </w:tc>
         <w:tc>
           <w:tcPr>
-            <w:tcW w:w="1129" w:type="dxa"/>
+            <w:tcW w:w="1559" w:type="dxa"/>
             <w:vAlign w:val="center"/>
           </w:tcPr>
           <w:p>
@@ -8134,7 +8135,7 @@
         </w:trPr>
         <w:tc>
           <w:tcPr>
-            <w:tcW w:w="763" w:type="dxa"/>
+            <w:tcW w:w="1559" w:type="dxa"/>
             <w:vAlign w:val="center"/>
           </w:tcPr>
           <w:p>
@@ -8157,7 +8158,7 @@
         </w:tc>
         <w:tc>
           <w:tcPr>
-            <w:tcW w:w="2968" w:type="dxa"/>
+            <w:tcW w:w="1559" w:type="dxa"/>
             <w:vAlign w:val="center"/>
           </w:tcPr>
           <w:p>
@@ -8223,7 +8224,7 @@
         </w:tc>
         <w:tc>
           <w:tcPr>
-            <w:tcW w:w="2112" w:type="dxa"/>
+            <w:tcW w:w="1559" w:type="dxa"/>
             <w:vAlign w:val="center"/>
           </w:tcPr>
           <w:p>
@@ -8244,7 +8245,7 @@
         </w:tc>
         <w:tc>
           <w:tcPr>
-            <w:tcW w:w="885" w:type="dxa"/>
+            <w:tcW w:w="1559" w:type="dxa"/>
             <w:vAlign w:val="center"/>
           </w:tcPr>
           <w:p>
@@ -8265,7 +8266,7 @@
         </w:tc>
         <w:tc>
           <w:tcPr>
-            <w:tcW w:w="1496" w:type="dxa"/>
+            <w:tcW w:w="1559" w:type="dxa"/>
             <w:vAlign w:val="center"/>
           </w:tcPr>
           <w:p>
@@ -8286,7 +8287,7 @@
         </w:tc>
         <w:tc>
           <w:tcPr>
-            <w:tcW w:w="1129" w:type="dxa"/>
+            <w:tcW w:w="1559" w:type="dxa"/>
             <w:vAlign w:val="center"/>
           </w:tcPr>
           <w:p>
@@ -8313,7 +8314,7 @@
         </w:trPr>
         <w:tc>
           <w:tcPr>
-            <w:tcW w:w="763" w:type="dxa"/>
+            <w:tcW w:w="1559" w:type="dxa"/>
             <w:vAlign w:val="center"/>
           </w:tcPr>
           <w:p>
@@ -8335,7 +8336,7 @@
         </w:tc>
         <w:tc>
           <w:tcPr>
-            <w:tcW w:w="2968" w:type="dxa"/>
+            <w:tcW w:w="1559" w:type="dxa"/>
             <w:vAlign w:val="center"/>
           </w:tcPr>
           <w:p>
@@ -8386,7 +8387,7 @@
         </w:tc>
         <w:tc>
           <w:tcPr>
-            <w:tcW w:w="2112" w:type="dxa"/>
+            <w:tcW w:w="1559" w:type="dxa"/>
             <w:vAlign w:val="center"/>
           </w:tcPr>
           <w:p>
@@ -8407,7 +8408,7 @@
         </w:tc>
         <w:tc>
           <w:tcPr>
-            <w:tcW w:w="885" w:type="dxa"/>
+            <w:tcW w:w="1559" w:type="dxa"/>
             <w:vAlign w:val="center"/>
           </w:tcPr>
           <w:p>
@@ -8428,7 +8429,7 @@
         </w:tc>
         <w:tc>
           <w:tcPr>
-            <w:tcW w:w="1496" w:type="dxa"/>
+            <w:tcW w:w="1559" w:type="dxa"/>
             <w:vAlign w:val="center"/>
           </w:tcPr>
           <w:p>
@@ -8449,7 +8450,7 @@
         </w:tc>
         <w:tc>
           <w:tcPr>
-            <w:tcW w:w="1129" w:type="dxa"/>
+            <w:tcW w:w="1559" w:type="dxa"/>
             <w:vAlign w:val="center"/>
           </w:tcPr>
           <w:p>
@@ -8476,7 +8477,7 @@
         </w:trPr>
         <w:tc>
           <w:tcPr>
-            <w:tcW w:w="763" w:type="dxa"/>
+            <w:tcW w:w="1559" w:type="dxa"/>
             <w:vAlign w:val="center"/>
           </w:tcPr>
           <w:p>
@@ -8498,7 +8499,7 @@
         </w:tc>
         <w:tc>
           <w:tcPr>
-            <w:tcW w:w="2968" w:type="dxa"/>
+            <w:tcW w:w="1559" w:type="dxa"/>
             <w:vAlign w:val="center"/>
           </w:tcPr>
           <w:p>
@@ -8542,7 +8543,7 @@
         </w:tc>
         <w:tc>
           <w:tcPr>
-            <w:tcW w:w="2112" w:type="dxa"/>
+            <w:tcW w:w="1559" w:type="dxa"/>
             <w:vAlign w:val="center"/>
           </w:tcPr>
           <w:p>
@@ -8563,7 +8564,7 @@
         </w:tc>
         <w:tc>
           <w:tcPr>
-            <w:tcW w:w="885" w:type="dxa"/>
+            <w:tcW w:w="1559" w:type="dxa"/>
             <w:vAlign w:val="center"/>
           </w:tcPr>
           <w:p>
@@ -8584,7 +8585,7 @@
         </w:tc>
         <w:tc>
           <w:tcPr>
-            <w:tcW w:w="1496" w:type="dxa"/>
+            <w:tcW w:w="1559" w:type="dxa"/>
             <w:vAlign w:val="center"/>
           </w:tcPr>
           <w:p>
@@ -8605,7 +8606,7 @@
         </w:tc>
         <w:tc>
           <w:tcPr>
-            <w:tcW w:w="1129" w:type="dxa"/>
+            <w:tcW w:w="1559" w:type="dxa"/>
             <w:vAlign w:val="center"/>
           </w:tcPr>
           <w:p>
@@ -8632,7 +8633,7 @@
         </w:trPr>
         <w:tc>
           <w:tcPr>
-            <w:tcW w:w="763" w:type="dxa"/>
+            <w:tcW w:w="1559" w:type="dxa"/>
             <w:vAlign w:val="center"/>
           </w:tcPr>
           <w:p>
@@ -8654,7 +8655,7 @@
         </w:tc>
         <w:tc>
           <w:tcPr>
-            <w:tcW w:w="2968" w:type="dxa"/>
+            <w:tcW w:w="1559" w:type="dxa"/>
             <w:vAlign w:val="center"/>
           </w:tcPr>
           <w:p>
@@ -8683,7 +8684,7 @@
         </w:tc>
         <w:tc>
           <w:tcPr>
-            <w:tcW w:w="2112" w:type="dxa"/>
+            <w:tcW w:w="1559" w:type="dxa"/>
             <w:vAlign w:val="center"/>
           </w:tcPr>
           <w:p>
@@ -8704,7 +8705,7 @@
         </w:tc>
         <w:tc>
           <w:tcPr>
-            <w:tcW w:w="885" w:type="dxa"/>
+            <w:tcW w:w="1559" w:type="dxa"/>
             <w:vAlign w:val="center"/>
           </w:tcPr>
           <w:p>
@@ -8725,7 +8726,7 @@
         </w:tc>
         <w:tc>
           <w:tcPr>
-            <w:tcW w:w="1496" w:type="dxa"/>
+            <w:tcW w:w="1559" w:type="dxa"/>
             <w:vAlign w:val="center"/>
           </w:tcPr>
           <w:p>
@@ -8746,7 +8747,7 @@
         </w:tc>
         <w:tc>
           <w:tcPr>
-            <w:tcW w:w="1129" w:type="dxa"/>
+            <w:tcW w:w="1559" w:type="dxa"/>
             <w:vAlign w:val="center"/>
           </w:tcPr>
           <w:p>
@@ -8773,7 +8774,7 @@
         </w:trPr>
         <w:tc>
           <w:tcPr>
-            <w:tcW w:w="763" w:type="dxa"/>
+            <w:tcW w:w="1559" w:type="dxa"/>
             <w:vAlign w:val="center"/>
           </w:tcPr>
           <w:p>
@@ -8795,7 +8796,7 @@
         </w:tc>
         <w:tc>
           <w:tcPr>
-            <w:tcW w:w="2968" w:type="dxa"/>
+            <w:tcW w:w="1559" w:type="dxa"/>
             <w:vAlign w:val="center"/>
           </w:tcPr>
           <w:p>
@@ -8816,7 +8817,7 @@
         </w:tc>
         <w:tc>
           <w:tcPr>
-            <w:tcW w:w="2112" w:type="dxa"/>
+            <w:tcW w:w="1559" w:type="dxa"/>
             <w:vAlign w:val="center"/>
           </w:tcPr>
           <w:p>
@@ -8837,7 +8838,7 @@
         </w:tc>
         <w:tc>
           <w:tcPr>
-            <w:tcW w:w="885" w:type="dxa"/>
+            <w:tcW w:w="1559" w:type="dxa"/>
             <w:vAlign w:val="center"/>
           </w:tcPr>
           <w:p>
@@ -8858,7 +8859,7 @@
         </w:tc>
         <w:tc>
           <w:tcPr>
-            <w:tcW w:w="1496" w:type="dxa"/>
+            <w:tcW w:w="1559" w:type="dxa"/>
             <w:vAlign w:val="center"/>
           </w:tcPr>
           <w:p>
@@ -8879,7 +8880,7 @@
         </w:tc>
         <w:tc>
           <w:tcPr>
-            <w:tcW w:w="1129" w:type="dxa"/>
+            <w:tcW w:w="1559" w:type="dxa"/>
             <w:vAlign w:val="center"/>
           </w:tcPr>
           <w:p>
@@ -8906,7 +8907,7 @@
         </w:trPr>
         <w:tc>
           <w:tcPr>
-            <w:tcW w:w="763" w:type="dxa"/>
+            <w:tcW w:w="1559" w:type="dxa"/>
             <w:vAlign w:val="center"/>
           </w:tcPr>
           <w:p>
@@ -8928,7 +8929,7 @@
         </w:tc>
         <w:tc>
           <w:tcPr>
-            <w:tcW w:w="2968" w:type="dxa"/>
+            <w:tcW w:w="1559" w:type="dxa"/>
             <w:vAlign w:val="center"/>
           </w:tcPr>
           <w:p>
@@ -8949,7 +8950,7 @@
         </w:tc>
         <w:tc>
           <w:tcPr>
-            <w:tcW w:w="2112" w:type="dxa"/>
+            <w:tcW w:w="1559" w:type="dxa"/>
             <w:vAlign w:val="center"/>
           </w:tcPr>
           <w:p>
@@ -8970,7 +8971,7 @@
         </w:tc>
         <w:tc>
           <w:tcPr>
-            <w:tcW w:w="885" w:type="dxa"/>
+            <w:tcW w:w="1559" w:type="dxa"/>
             <w:vAlign w:val="center"/>
           </w:tcPr>
           <w:p>
@@ -8991,7 +8992,7 @@
         </w:tc>
         <w:tc>
           <w:tcPr>
-            <w:tcW w:w="1496" w:type="dxa"/>
+            <w:tcW w:w="1559" w:type="dxa"/>
             <w:vAlign w:val="center"/>
           </w:tcPr>
           <w:p>
@@ -9012,7 +9013,7 @@
         </w:tc>
         <w:tc>
           <w:tcPr>
-            <w:tcW w:w="1129" w:type="dxa"/>
+            <w:tcW w:w="1559" w:type="dxa"/>
             <w:vAlign w:val="center"/>
           </w:tcPr>
           <w:p>
@@ -9039,7 +9040,7 @@
         </w:trPr>
         <w:tc>
           <w:tcPr>
-            <w:tcW w:w="763" w:type="dxa"/>
+            <w:tcW w:w="1559" w:type="dxa"/>
             <w:vAlign w:val="center"/>
           </w:tcPr>
           <w:p>
@@ -9061,7 +9062,7 @@
         </w:tc>
         <w:tc>
           <w:tcPr>
-            <w:tcW w:w="2968" w:type="dxa"/>
+            <w:tcW w:w="1559" w:type="dxa"/>
             <w:vAlign w:val="center"/>
           </w:tcPr>
           <w:p>
@@ -9105,7 +9106,7 @@
         </w:tc>
         <w:tc>
           <w:tcPr>
-            <w:tcW w:w="2112" w:type="dxa"/>
+            <w:tcW w:w="1559" w:type="dxa"/>
             <w:vAlign w:val="center"/>
           </w:tcPr>
           <w:p>
@@ -9126,7 +9127,7 @@
         </w:tc>
         <w:tc>
           <w:tcPr>
-            <w:tcW w:w="885" w:type="dxa"/>
+            <w:tcW w:w="1559" w:type="dxa"/>
             <w:vAlign w:val="center"/>
           </w:tcPr>
           <w:p>
@@ -9147,7 +9148,7 @@
         </w:tc>
         <w:tc>
           <w:tcPr>
-            <w:tcW w:w="1496" w:type="dxa"/>
+            <w:tcW w:w="1559" w:type="dxa"/>
             <w:vAlign w:val="center"/>
           </w:tcPr>
           <w:p>
@@ -9168,7 +9169,7 @@
         </w:tc>
         <w:tc>
           <w:tcPr>
-            <w:tcW w:w="1129" w:type="dxa"/>
+            <w:tcW w:w="1559" w:type="dxa"/>
             <w:vAlign w:val="center"/>
           </w:tcPr>
           <w:p>
@@ -9195,7 +9196,7 @@
         </w:trPr>
         <w:tc>
           <w:tcPr>
-            <w:tcW w:w="763" w:type="dxa"/>
+            <w:tcW w:w="1559" w:type="dxa"/>
             <w:vAlign w:val="center"/>
           </w:tcPr>
           <w:p>
@@ -9217,7 +9218,7 @@
         </w:tc>
         <w:tc>
           <w:tcPr>
-            <w:tcW w:w="2968" w:type="dxa"/>
+            <w:tcW w:w="1559" w:type="dxa"/>
             <w:vAlign w:val="center"/>
           </w:tcPr>
           <w:p>
@@ -9246,7 +9247,7 @@
         </w:tc>
         <w:tc>
           <w:tcPr>
-            <w:tcW w:w="2112" w:type="dxa"/>
+            <w:tcW w:w="1559" w:type="dxa"/>
             <w:vAlign w:val="center"/>
           </w:tcPr>
           <w:p>
@@ -9267,7 +9268,7 @@
         </w:tc>
         <w:tc>
           <w:tcPr>
-            <w:tcW w:w="885" w:type="dxa"/>
+            <w:tcW w:w="1559" w:type="dxa"/>
             <w:vAlign w:val="center"/>
           </w:tcPr>
           <w:p>
@@ -9288,7 +9289,7 @@
         </w:tc>
         <w:tc>
           <w:tcPr>
-            <w:tcW w:w="1496" w:type="dxa"/>
+            <w:tcW w:w="1559" w:type="dxa"/>
             <w:vAlign w:val="center"/>
           </w:tcPr>
           <w:p>
@@ -9309,7 +9310,7 @@
         </w:tc>
         <w:tc>
           <w:tcPr>
-            <w:tcW w:w="1129" w:type="dxa"/>
+            <w:tcW w:w="1559" w:type="dxa"/>
             <w:vAlign w:val="center"/>
           </w:tcPr>
           <w:p>
@@ -9336,7 +9337,7 @@
         </w:trPr>
         <w:tc>
           <w:tcPr>
-            <w:tcW w:w="763" w:type="dxa"/>
+            <w:tcW w:w="1559" w:type="dxa"/>
             <w:vAlign w:val="center"/>
           </w:tcPr>
           <w:p>
@@ -9358,7 +9359,7 @@
         </w:tc>
         <w:tc>
           <w:tcPr>
-            <w:tcW w:w="2968" w:type="dxa"/>
+            <w:tcW w:w="1559" w:type="dxa"/>
             <w:vAlign w:val="center"/>
           </w:tcPr>
           <w:p>
@@ -9379,7 +9380,7 @@
         </w:tc>
         <w:tc>
           <w:tcPr>
-            <w:tcW w:w="2112" w:type="dxa"/>
+            <w:tcW w:w="1559" w:type="dxa"/>
             <w:vAlign w:val="center"/>
           </w:tcPr>
           <w:p>
@@ -9400,7 +9401,7 @@
         </w:tc>
         <w:tc>
           <w:tcPr>
-            <w:tcW w:w="885" w:type="dxa"/>
+            <w:tcW w:w="1559" w:type="dxa"/>
             <w:vAlign w:val="center"/>
           </w:tcPr>
           <w:p>
@@ -9421,7 +9422,7 @@
         </w:tc>
         <w:tc>
           <w:tcPr>
-            <w:tcW w:w="1496" w:type="dxa"/>
+            <w:tcW w:w="1559" w:type="dxa"/>
             <w:vAlign w:val="center"/>
           </w:tcPr>
           <w:p>
@@ -9442,7 +9443,7 @@
         </w:tc>
         <w:tc>
           <w:tcPr>
-            <w:tcW w:w="1129" w:type="dxa"/>
+            <w:tcW w:w="1559" w:type="dxa"/>
             <w:vAlign w:val="center"/>
           </w:tcPr>
           <w:p>
@@ -9469,7 +9470,7 @@
         </w:trPr>
         <w:tc>
           <w:tcPr>
-            <w:tcW w:w="763" w:type="dxa"/>
+            <w:tcW w:w="1559" w:type="dxa"/>
             <w:vAlign w:val="center"/>
           </w:tcPr>
           <w:p>
@@ -9491,7 +9492,7 @@
         </w:tc>
         <w:tc>
           <w:tcPr>
-            <w:tcW w:w="2968" w:type="dxa"/>
+            <w:tcW w:w="1559" w:type="dxa"/>
             <w:vAlign w:val="center"/>
           </w:tcPr>
           <w:p>
@@ -9512,7 +9513,7 @@
         </w:tc>
         <w:tc>
           <w:tcPr>
-            <w:tcW w:w="2112" w:type="dxa"/>
+            <w:tcW w:w="1559" w:type="dxa"/>
             <w:vAlign w:val="center"/>
           </w:tcPr>
           <w:p>
@@ -9533,7 +9534,7 @@
         </w:tc>
         <w:tc>
           <w:tcPr>
-            <w:tcW w:w="885" w:type="dxa"/>
+            <w:tcW w:w="1559" w:type="dxa"/>
             <w:vAlign w:val="center"/>
           </w:tcPr>
           <w:p>
@@ -9554,7 +9555,7 @@
         </w:tc>
         <w:tc>
           <w:tcPr>
-            <w:tcW w:w="1496" w:type="dxa"/>
+            <w:tcW w:w="1559" w:type="dxa"/>
             <w:vAlign w:val="center"/>
           </w:tcPr>
           <w:p>
@@ -9575,7 +9576,7 @@
         </w:tc>
         <w:tc>
           <w:tcPr>
-            <w:tcW w:w="1129" w:type="dxa"/>
+            <w:tcW w:w="1559" w:type="dxa"/>
             <w:vAlign w:val="center"/>
           </w:tcPr>
           <w:p>
@@ -9602,7 +9603,7 @@
         </w:trPr>
         <w:tc>
           <w:tcPr>
-            <w:tcW w:w="763" w:type="dxa"/>
+            <w:tcW w:w="1559" w:type="dxa"/>
             <w:vAlign w:val="center"/>
           </w:tcPr>
           <w:p>
@@ -9624,7 +9625,7 @@
         </w:tc>
         <w:tc>
           <w:tcPr>
-            <w:tcW w:w="2968" w:type="dxa"/>
+            <w:tcW w:w="1559" w:type="dxa"/>
             <w:vAlign w:val="center"/>
           </w:tcPr>
           <w:p>
@@ -9645,7 +9646,7 @@
         </w:tc>
         <w:tc>
           <w:tcPr>
-            <w:tcW w:w="2112" w:type="dxa"/>
+            <w:tcW w:w="1559" w:type="dxa"/>
             <w:vAlign w:val="center"/>
           </w:tcPr>
           <w:p>
@@ -9666,7 +9667,7 @@
         </w:tc>
         <w:tc>
           <w:tcPr>
-            <w:tcW w:w="885" w:type="dxa"/>
+            <w:tcW w:w="1559" w:type="dxa"/>
             <w:vAlign w:val="center"/>
           </w:tcPr>
           <w:p>
@@ -9687,7 +9688,7 @@
         </w:tc>
         <w:tc>
           <w:tcPr>
-            <w:tcW w:w="1496" w:type="dxa"/>
+            <w:tcW w:w="1559" w:type="dxa"/>
             <w:vAlign w:val="center"/>
           </w:tcPr>
           <w:p>
@@ -9708,7 +9709,7 @@
         </w:tc>
         <w:tc>
           <w:tcPr>
-            <w:tcW w:w="1129" w:type="dxa"/>
+            <w:tcW w:w="1559" w:type="dxa"/>
             <w:vAlign w:val="center"/>
           </w:tcPr>
           <w:p>
@@ -9994,13 +9995,13 @@
         <w:tblLook w:val="0020" w:firstRow="1" w:lastRow="0" w:firstColumn="0" w:lastColumn="0" w:noHBand="0" w:noVBand="0"/>
       </w:tblPr>
       <w:tblGrid>
-        <w:gridCol w:w="812"/>
-        <w:gridCol w:w="1716"/>
-        <w:gridCol w:w="2451"/>
-        <w:gridCol w:w="1201"/>
-        <w:gridCol w:w="682"/>
-        <w:gridCol w:w="812"/>
-        <w:gridCol w:w="1681"/>
+        <w:gridCol w:w="1336"/>
+        <w:gridCol w:w="1336"/>
+        <w:gridCol w:w="1336"/>
+        <w:gridCol w:w="1336"/>
+        <w:gridCol w:w="1336"/>
+        <w:gridCol w:w="1336"/>
+        <w:gridCol w:w="1339"/>
       </w:tblGrid>
       <w:tr>
         <w:trPr>
@@ -10011,7 +10012,7 @@
         </w:trPr>
         <w:tc>
           <w:tcPr>
-            <w:tcW w:w="812" w:type="dxa"/>
+            <w:tcW w:w="1336" w:type="dxa"/>
             <w:vAlign w:val="center"/>
           </w:tcPr>
           <w:p>
@@ -10034,7 +10035,7 @@
         </w:tc>
         <w:tc>
           <w:tcPr>
-            <w:tcW w:w="1716" w:type="dxa"/>
+            <w:tcW w:w="1336" w:type="dxa"/>
             <w:vAlign w:val="center"/>
           </w:tcPr>
           <w:p>
@@ -10056,7 +10057,7 @@
         </w:tc>
         <w:tc>
           <w:tcPr>
-            <w:tcW w:w="2451" w:type="dxa"/>
+            <w:tcW w:w="1336" w:type="dxa"/>
             <w:vAlign w:val="center"/>
           </w:tcPr>
           <w:p>
@@ -10078,7 +10079,7 @@
         </w:tc>
         <w:tc>
           <w:tcPr>
-            <w:tcW w:w="1201" w:type="dxa"/>
+            <w:tcW w:w="1336" w:type="dxa"/>
             <w:vAlign w:val="center"/>
           </w:tcPr>
           <w:p>
@@ -10100,7 +10101,7 @@
         </w:tc>
         <w:tc>
           <w:tcPr>
-            <w:tcW w:w="682" w:type="dxa"/>
+            <w:tcW w:w="1336" w:type="dxa"/>
             <w:vAlign w:val="center"/>
           </w:tcPr>
           <w:p>
@@ -10122,7 +10123,7 @@
         </w:tc>
         <w:tc>
           <w:tcPr>
-            <w:tcW w:w="812" w:type="dxa"/>
+            <w:tcW w:w="1336" w:type="dxa"/>
             <w:vAlign w:val="center"/>
           </w:tcPr>
           <w:p>
@@ -10144,7 +10145,7 @@
         </w:tc>
         <w:tc>
           <w:tcPr>
-            <w:tcW w:w="1681" w:type="dxa"/>
+            <w:tcW w:w="1336" w:type="dxa"/>
             <w:vAlign w:val="center"/>
           </w:tcPr>
           <w:p>
@@ -10172,7 +10173,7 @@
         </w:trPr>
         <w:tc>
           <w:tcPr>
-            <w:tcW w:w="812" w:type="dxa"/>
+            <w:tcW w:w="1336" w:type="dxa"/>
             <w:vAlign w:val="center"/>
           </w:tcPr>
           <w:p>
@@ -10194,7 +10195,7 @@
         </w:tc>
         <w:tc>
           <w:tcPr>
-            <w:tcW w:w="1716" w:type="dxa"/>
+            <w:tcW w:w="1336" w:type="dxa"/>
             <w:vAlign w:val="center"/>
           </w:tcPr>
           <w:p>
@@ -10215,7 +10216,7 @@
         </w:tc>
         <w:tc>
           <w:tcPr>
-            <w:tcW w:w="2451" w:type="dxa"/>
+            <w:tcW w:w="1336" w:type="dxa"/>
             <w:vAlign w:val="center"/>
           </w:tcPr>
           <w:p>
@@ -10236,7 +10237,7 @@
         </w:tc>
         <w:tc>
           <w:tcPr>
-            <w:tcW w:w="1201" w:type="dxa"/>
+            <w:tcW w:w="1336" w:type="dxa"/>
             <w:vAlign w:val="center"/>
           </w:tcPr>
           <w:p>
@@ -10258,7 +10259,7 @@
         </w:tc>
         <w:tc>
           <w:tcPr>
-            <w:tcW w:w="682" w:type="dxa"/>
+            <w:tcW w:w="1336" w:type="dxa"/>
             <w:vAlign w:val="center"/>
           </w:tcPr>
           <w:p>
@@ -10279,7 +10280,7 @@
         </w:tc>
         <w:tc>
           <w:tcPr>
-            <w:tcW w:w="812" w:type="dxa"/>
+            <w:tcW w:w="1336" w:type="dxa"/>
             <w:vAlign w:val="center"/>
           </w:tcPr>
           <w:p>
@@ -10301,7 +10302,7 @@
         </w:tc>
         <w:tc>
           <w:tcPr>
-            <w:tcW w:w="1681" w:type="dxa"/>
+            <w:tcW w:w="1336" w:type="dxa"/>
             <w:vAlign w:val="center"/>
           </w:tcPr>
           <w:p>
@@ -10328,7 +10329,7 @@
         </w:trPr>
         <w:tc>
           <w:tcPr>
-            <w:tcW w:w="812" w:type="dxa"/>
+            <w:tcW w:w="1336" w:type="dxa"/>
             <w:vAlign w:val="center"/>
           </w:tcPr>
           <w:p>
@@ -10350,7 +10351,7 @@
         </w:tc>
         <w:tc>
           <w:tcPr>
-            <w:tcW w:w="1716" w:type="dxa"/>
+            <w:tcW w:w="1336" w:type="dxa"/>
             <w:vAlign w:val="center"/>
           </w:tcPr>
           <w:p>
@@ -10371,7 +10372,7 @@
         </w:tc>
         <w:tc>
           <w:tcPr>
-            <w:tcW w:w="2451" w:type="dxa"/>
+            <w:tcW w:w="1336" w:type="dxa"/>
             <w:vAlign w:val="center"/>
           </w:tcPr>
           <w:p>
@@ -10392,7 +10393,7 @@
         </w:tc>
         <w:tc>
           <w:tcPr>
-            <w:tcW w:w="1201" w:type="dxa"/>
+            <w:tcW w:w="1336" w:type="dxa"/>
             <w:vAlign w:val="center"/>
           </w:tcPr>
           <w:p>
@@ -10414,7 +10415,7 @@
         </w:tc>
         <w:tc>
           <w:tcPr>
-            <w:tcW w:w="682" w:type="dxa"/>
+            <w:tcW w:w="1336" w:type="dxa"/>
             <w:vAlign w:val="center"/>
           </w:tcPr>
           <w:p>
@@ -10435,7 +10436,7 @@
         </w:tc>
         <w:tc>
           <w:tcPr>
-            <w:tcW w:w="812" w:type="dxa"/>
+            <w:tcW w:w="1336" w:type="dxa"/>
             <w:vAlign w:val="center"/>
           </w:tcPr>
           <w:p>
@@ -10457,7 +10458,7 @@
         </w:tc>
         <w:tc>
           <w:tcPr>
-            <w:tcW w:w="1681" w:type="dxa"/>
+            <w:tcW w:w="1336" w:type="dxa"/>
             <w:vAlign w:val="center"/>
           </w:tcPr>
           <w:p>
@@ -10484,7 +10485,7 @@
         </w:trPr>
         <w:tc>
           <w:tcPr>
-            <w:tcW w:w="812" w:type="dxa"/>
+            <w:tcW w:w="1336" w:type="dxa"/>
             <w:vAlign w:val="center"/>
           </w:tcPr>
           <w:p>
@@ -10506,7 +10507,7 @@
         </w:tc>
         <w:tc>
           <w:tcPr>
-            <w:tcW w:w="1716" w:type="dxa"/>
+            <w:tcW w:w="1336" w:type="dxa"/>
             <w:vAlign w:val="center"/>
           </w:tcPr>
           <w:p>
@@ -10527,7 +10528,7 @@
         </w:tc>
         <w:tc>
           <w:tcPr>
-            <w:tcW w:w="2451" w:type="dxa"/>
+            <w:tcW w:w="1336" w:type="dxa"/>
             <w:vAlign w:val="center"/>
           </w:tcPr>
           <w:p>
@@ -10571,7 +10572,7 @@
         </w:tc>
         <w:tc>
           <w:tcPr>
-            <w:tcW w:w="1201" w:type="dxa"/>
+            <w:tcW w:w="1336" w:type="dxa"/>
             <w:vAlign w:val="center"/>
           </w:tcPr>
           <w:p>
@@ -10593,7 +10594,7 @@
         </w:tc>
         <w:tc>
           <w:tcPr>
-            <w:tcW w:w="682" w:type="dxa"/>
+            <w:tcW w:w="1336" w:type="dxa"/>
             <w:vAlign w:val="center"/>
           </w:tcPr>
           <w:p>
@@ -10614,7 +10615,7 @@
         </w:tc>
         <w:tc>
           <w:tcPr>
-            <w:tcW w:w="812" w:type="dxa"/>
+            <w:tcW w:w="1336" w:type="dxa"/>
             <w:vAlign w:val="center"/>
           </w:tcPr>
           <w:p>
@@ -10636,7 +10637,7 @@
         </w:tc>
         <w:tc>
           <w:tcPr>
-            <w:tcW w:w="1681" w:type="dxa"/>
+            <w:tcW w:w="1336" w:type="dxa"/>
             <w:vAlign w:val="center"/>
           </w:tcPr>
           <w:p>
@@ -10663,7 +10664,7 @@
         </w:trPr>
         <w:tc>
           <w:tcPr>
-            <w:tcW w:w="812" w:type="dxa"/>
+            <w:tcW w:w="1336" w:type="dxa"/>
             <w:vAlign w:val="center"/>
           </w:tcPr>
           <w:p>
@@ -10685,7 +10686,7 @@
         </w:tc>
         <w:tc>
           <w:tcPr>
-            <w:tcW w:w="1716" w:type="dxa"/>
+            <w:tcW w:w="1336" w:type="dxa"/>
             <w:vAlign w:val="center"/>
           </w:tcPr>
           <w:p>
@@ -10706,7 +10707,7 @@
         </w:tc>
         <w:tc>
           <w:tcPr>
-            <w:tcW w:w="2451" w:type="dxa"/>
+            <w:tcW w:w="1336" w:type="dxa"/>
             <w:vAlign w:val="center"/>
           </w:tcPr>
           <w:p>
@@ -10727,7 +10728,7 @@
         </w:tc>
         <w:tc>
           <w:tcPr>
-            <w:tcW w:w="1201" w:type="dxa"/>
+            <w:tcW w:w="1336" w:type="dxa"/>
             <w:vAlign w:val="center"/>
           </w:tcPr>
           <w:p>
@@ -10749,7 +10750,7 @@
         </w:tc>
         <w:tc>
           <w:tcPr>
-            <w:tcW w:w="682" w:type="dxa"/>
+            <w:tcW w:w="1336" w:type="dxa"/>
             <w:vAlign w:val="center"/>
           </w:tcPr>
           <w:p>
@@ -10770,7 +10771,7 @@
         </w:tc>
         <w:tc>
           <w:tcPr>
-            <w:tcW w:w="812" w:type="dxa"/>
+            <w:tcW w:w="1336" w:type="dxa"/>
             <w:vAlign w:val="center"/>
           </w:tcPr>
           <w:p>
@@ -10792,7 +10793,7 @@
         </w:tc>
         <w:tc>
           <w:tcPr>
-            <w:tcW w:w="1681" w:type="dxa"/>
+            <w:tcW w:w="1336" w:type="dxa"/>
             <w:vAlign w:val="center"/>
           </w:tcPr>
           <w:p>
@@ -10819,7 +10820,7 @@
         </w:trPr>
         <w:tc>
           <w:tcPr>
-            <w:tcW w:w="812" w:type="dxa"/>
+            <w:tcW w:w="1336" w:type="dxa"/>
             <w:vAlign w:val="center"/>
           </w:tcPr>
           <w:p>
@@ -10841,7 +10842,7 @@
         </w:tc>
         <w:tc>
           <w:tcPr>
-            <w:tcW w:w="1716" w:type="dxa"/>
+            <w:tcW w:w="1336" w:type="dxa"/>
             <w:vAlign w:val="center"/>
           </w:tcPr>
           <w:p>
@@ -10862,7 +10863,7 @@
         </w:tc>
         <w:tc>
           <w:tcPr>
-            <w:tcW w:w="2451" w:type="dxa"/>
+            <w:tcW w:w="1336" w:type="dxa"/>
             <w:vAlign w:val="center"/>
           </w:tcPr>
           <w:p>
@@ -10883,7 +10884,7 @@
         </w:tc>
         <w:tc>
           <w:tcPr>
-            <w:tcW w:w="1201" w:type="dxa"/>
+            <w:tcW w:w="1336" w:type="dxa"/>
             <w:vAlign w:val="center"/>
           </w:tcPr>
           <w:p>
@@ -10905,7 +10906,7 @@
         </w:tc>
         <w:tc>
           <w:tcPr>
-            <w:tcW w:w="682" w:type="dxa"/>
+            <w:tcW w:w="1336" w:type="dxa"/>
             <w:vAlign w:val="center"/>
           </w:tcPr>
           <w:p>
@@ -10926,7 +10927,7 @@
         </w:tc>
         <w:tc>
           <w:tcPr>
-            <w:tcW w:w="812" w:type="dxa"/>
+            <w:tcW w:w="1336" w:type="dxa"/>
             <w:vAlign w:val="center"/>
           </w:tcPr>
           <w:p>
@@ -10948,7 +10949,7 @@
         </w:tc>
         <w:tc>
           <w:tcPr>
-            <w:tcW w:w="1681" w:type="dxa"/>
+            <w:tcW w:w="1336" w:type="dxa"/>
             <w:vAlign w:val="center"/>
           </w:tcPr>
           <w:p>
@@ -10975,7 +10976,7 @@
         </w:trPr>
         <w:tc>
           <w:tcPr>
-            <w:tcW w:w="812" w:type="dxa"/>
+            <w:tcW w:w="1336" w:type="dxa"/>
             <w:vAlign w:val="center"/>
           </w:tcPr>
           <w:p>
@@ -10997,7 +10998,7 @@
         </w:tc>
         <w:tc>
           <w:tcPr>
-            <w:tcW w:w="1716" w:type="dxa"/>
+            <w:tcW w:w="1336" w:type="dxa"/>
             <w:vAlign w:val="center"/>
           </w:tcPr>
           <w:p>
@@ -11018,7 +11019,7 @@
         </w:tc>
         <w:tc>
           <w:tcPr>
-            <w:tcW w:w="2451" w:type="dxa"/>
+            <w:tcW w:w="1336" w:type="dxa"/>
             <w:vAlign w:val="center"/>
           </w:tcPr>
           <w:p>
@@ -11047,7 +11048,7 @@
         </w:tc>
         <w:tc>
           <w:tcPr>
-            <w:tcW w:w="1201" w:type="dxa"/>
+            <w:tcW w:w="1336" w:type="dxa"/>
             <w:vAlign w:val="center"/>
           </w:tcPr>
           <w:p>
@@ -11069,7 +11070,7 @@
         </w:tc>
         <w:tc>
           <w:tcPr>
-            <w:tcW w:w="682" w:type="dxa"/>
+            <w:tcW w:w="1336" w:type="dxa"/>
             <w:vAlign w:val="center"/>
           </w:tcPr>
           <w:p>
@@ -11090,7 +11091,7 @@
         </w:tc>
         <w:tc>
           <w:tcPr>
-            <w:tcW w:w="812" w:type="dxa"/>
+            <w:tcW w:w="1336" w:type="dxa"/>
             <w:vAlign w:val="center"/>
           </w:tcPr>
           <w:p>
@@ -11112,7 +11113,7 @@
         </w:tc>
         <w:tc>
           <w:tcPr>
-            <w:tcW w:w="1681" w:type="dxa"/>
+            <w:tcW w:w="1336" w:type="dxa"/>
             <w:vAlign w:val="center"/>
           </w:tcPr>
           <w:p>
@@ -11139,7 +11140,7 @@
         </w:trPr>
         <w:tc>
           <w:tcPr>
-            <w:tcW w:w="812" w:type="dxa"/>
+            <w:tcW w:w="1336" w:type="dxa"/>
             <w:vAlign w:val="center"/>
           </w:tcPr>
           <w:p>
@@ -11161,7 +11162,7 @@
         </w:tc>
         <w:tc>
           <w:tcPr>
-            <w:tcW w:w="1716" w:type="dxa"/>
+            <w:tcW w:w="1336" w:type="dxa"/>
             <w:vAlign w:val="center"/>
           </w:tcPr>
           <w:p>
@@ -11182,7 +11183,7 @@
         </w:tc>
         <w:tc>
           <w:tcPr>
-            <w:tcW w:w="2451" w:type="dxa"/>
+            <w:tcW w:w="1336" w:type="dxa"/>
             <w:vAlign w:val="center"/>
           </w:tcPr>
           <w:p>
@@ -11203,7 +11204,7 @@
         </w:tc>
         <w:tc>
           <w:tcPr>
-            <w:tcW w:w="1201" w:type="dxa"/>
+            <w:tcW w:w="1336" w:type="dxa"/>
             <w:vAlign w:val="center"/>
           </w:tcPr>
           <w:p>
@@ -11225,7 +11226,7 @@
         </w:tc>
         <w:tc>
           <w:tcPr>
-            <w:tcW w:w="682" w:type="dxa"/>
+            <w:tcW w:w="1336" w:type="dxa"/>
             <w:vAlign w:val="center"/>
           </w:tcPr>
           <w:p>
@@ -11246,7 +11247,7 @@
         </w:tc>
         <w:tc>
           <w:tcPr>
-            <w:tcW w:w="812" w:type="dxa"/>
+            <w:tcW w:w="1336" w:type="dxa"/>
             <w:vAlign w:val="center"/>
           </w:tcPr>
           <w:p>
@@ -11268,7 +11269,7 @@
         </w:tc>
         <w:tc>
           <w:tcPr>
-            <w:tcW w:w="1681" w:type="dxa"/>
+            <w:tcW w:w="1336" w:type="dxa"/>
             <w:vAlign w:val="center"/>
           </w:tcPr>
           <w:p>
@@ -11295,7 +11296,7 @@
         </w:trPr>
         <w:tc>
           <w:tcPr>
-            <w:tcW w:w="812" w:type="dxa"/>
+            <w:tcW w:w="1336" w:type="dxa"/>
             <w:vAlign w:val="center"/>
           </w:tcPr>
           <w:p>
@@ -11317,7 +11318,7 @@
         </w:tc>
         <w:tc>
           <w:tcPr>
-            <w:tcW w:w="1716" w:type="dxa"/>
+            <w:tcW w:w="1336" w:type="dxa"/>
             <w:vAlign w:val="center"/>
           </w:tcPr>
           <w:p>
@@ -11338,7 +11339,7 @@
         </w:tc>
         <w:tc>
           <w:tcPr>
-            <w:tcW w:w="2451" w:type="dxa"/>
+            <w:tcW w:w="1336" w:type="dxa"/>
             <w:vAlign w:val="center"/>
           </w:tcPr>
           <w:p>
@@ -11359,7 +11360,7 @@
         </w:tc>
         <w:tc>
           <w:tcPr>
-            <w:tcW w:w="1201" w:type="dxa"/>
+            <w:tcW w:w="1336" w:type="dxa"/>
             <w:vAlign w:val="center"/>
           </w:tcPr>
           <w:p>
@@ -11381,7 +11382,7 @@
         </w:tc>
         <w:tc>
           <w:tcPr>
-            <w:tcW w:w="682" w:type="dxa"/>
+            <w:tcW w:w="1336" w:type="dxa"/>
             <w:vAlign w:val="center"/>
           </w:tcPr>
           <w:p>
@@ -11402,7 +11403,7 @@
         </w:tc>
         <w:tc>
           <w:tcPr>
-            <w:tcW w:w="812" w:type="dxa"/>
+            <w:tcW w:w="1336" w:type="dxa"/>
             <w:vAlign w:val="center"/>
           </w:tcPr>
           <w:p>
@@ -11424,7 +11425,7 @@
         </w:tc>
         <w:tc>
           <w:tcPr>
-            <w:tcW w:w="1681" w:type="dxa"/>
+            <w:tcW w:w="1336" w:type="dxa"/>
             <w:vAlign w:val="center"/>
           </w:tcPr>
           <w:p>
@@ -11451,7 +11452,7 @@
         </w:trPr>
         <w:tc>
           <w:tcPr>
-            <w:tcW w:w="812" w:type="dxa"/>
+            <w:tcW w:w="1336" w:type="dxa"/>
             <w:vAlign w:val="center"/>
           </w:tcPr>
           <w:p>
@@ -11473,7 +11474,7 @@
         </w:tc>
         <w:tc>
           <w:tcPr>
-            <w:tcW w:w="1716" w:type="dxa"/>
+            <w:tcW w:w="1336" w:type="dxa"/>
             <w:vAlign w:val="center"/>
           </w:tcPr>
           <w:p>
@@ -11494,7 +11495,7 @@
         </w:tc>
         <w:tc>
           <w:tcPr>
-            <w:tcW w:w="2451" w:type="dxa"/>
+            <w:tcW w:w="1336" w:type="dxa"/>
             <w:vAlign w:val="center"/>
           </w:tcPr>
           <w:p>
@@ -11515,7 +11516,7 @@
         </w:tc>
         <w:tc>
           <w:tcPr>
-            <w:tcW w:w="1201" w:type="dxa"/>
+            <w:tcW w:w="1336" w:type="dxa"/>
             <w:vAlign w:val="center"/>
           </w:tcPr>
           <w:p>
@@ -11537,7 +11538,7 @@
         </w:tc>
         <w:tc>
           <w:tcPr>
-            <w:tcW w:w="682" w:type="dxa"/>
+            <w:tcW w:w="1336" w:type="dxa"/>
             <w:vAlign w:val="center"/>
           </w:tcPr>
           <w:p>
@@ -11558,7 +11559,7 @@
         </w:tc>
         <w:tc>
           <w:tcPr>
-            <w:tcW w:w="812" w:type="dxa"/>
+            <w:tcW w:w="1336" w:type="dxa"/>
             <w:vAlign w:val="center"/>
           </w:tcPr>
           <w:p>
@@ -11580,7 +11581,7 @@
         </w:tc>
         <w:tc>
           <w:tcPr>
-            <w:tcW w:w="1681" w:type="dxa"/>
+            <w:tcW w:w="1336" w:type="dxa"/>
             <w:vAlign w:val="center"/>
           </w:tcPr>
           <w:p>
@@ -11607,7 +11608,7 @@
         </w:trPr>
         <w:tc>
           <w:tcPr>
-            <w:tcW w:w="812" w:type="dxa"/>
+            <w:tcW w:w="1336" w:type="dxa"/>
             <w:vAlign w:val="center"/>
           </w:tcPr>
           <w:p>
@@ -11629,7 +11630,7 @@
         </w:tc>
         <w:tc>
           <w:tcPr>
-            <w:tcW w:w="1716" w:type="dxa"/>
+            <w:tcW w:w="1336" w:type="dxa"/>
             <w:vAlign w:val="center"/>
           </w:tcPr>
           <w:p>
@@ -11650,7 +11651,7 @@
         </w:tc>
         <w:tc>
           <w:tcPr>
-            <w:tcW w:w="2451" w:type="dxa"/>
+            <w:tcW w:w="1336" w:type="dxa"/>
             <w:vAlign w:val="center"/>
           </w:tcPr>
           <w:p>
@@ -11671,7 +11672,7 @@
         </w:tc>
         <w:tc>
           <w:tcPr>
-            <w:tcW w:w="1201" w:type="dxa"/>
+            <w:tcW w:w="1336" w:type="dxa"/>
             <w:vAlign w:val="center"/>
           </w:tcPr>
           <w:p>
@@ -11693,7 +11694,7 @@
         </w:tc>
         <w:tc>
           <w:tcPr>
-            <w:tcW w:w="682" w:type="dxa"/>
+            <w:tcW w:w="1336" w:type="dxa"/>
             <w:vAlign w:val="center"/>
           </w:tcPr>
           <w:p>
@@ -11714,7 +11715,7 @@
         </w:tc>
         <w:tc>
           <w:tcPr>
-            <w:tcW w:w="812" w:type="dxa"/>
+            <w:tcW w:w="1336" w:type="dxa"/>
             <w:vAlign w:val="center"/>
           </w:tcPr>
           <w:p>
@@ -11736,7 +11737,7 @@
         </w:tc>
         <w:tc>
           <w:tcPr>
-            <w:tcW w:w="1681" w:type="dxa"/>
+            <w:tcW w:w="1336" w:type="dxa"/>
             <w:vAlign w:val="center"/>
           </w:tcPr>
           <w:p>
@@ -11763,7 +11764,7 @@
         </w:trPr>
         <w:tc>
           <w:tcPr>
-            <w:tcW w:w="812" w:type="dxa"/>
+            <w:tcW w:w="1336" w:type="dxa"/>
             <w:vAlign w:val="center"/>
           </w:tcPr>
           <w:p>
@@ -11785,7 +11786,7 @@
         </w:tc>
         <w:tc>
           <w:tcPr>
-            <w:tcW w:w="1716" w:type="dxa"/>
+            <w:tcW w:w="1336" w:type="dxa"/>
             <w:vAlign w:val="center"/>
           </w:tcPr>
           <w:p>
@@ -11806,7 +11807,7 @@
         </w:tc>
         <w:tc>
           <w:tcPr>
-            <w:tcW w:w="2451" w:type="dxa"/>
+            <w:tcW w:w="1336" w:type="dxa"/>
             <w:vAlign w:val="center"/>
           </w:tcPr>
           <w:p>
@@ -11827,7 +11828,7 @@
         </w:tc>
         <w:tc>
           <w:tcPr>
-            <w:tcW w:w="1201" w:type="dxa"/>
+            <w:tcW w:w="1336" w:type="dxa"/>
             <w:vAlign w:val="center"/>
           </w:tcPr>
           <w:p>
@@ -11849,7 +11850,7 @@
         </w:tc>
         <w:tc>
           <w:tcPr>
-            <w:tcW w:w="682" w:type="dxa"/>
+            <w:tcW w:w="1336" w:type="dxa"/>
             <w:vAlign w:val="center"/>
           </w:tcPr>
           <w:p>
@@ -11870,7 +11871,7 @@
         </w:tc>
         <w:tc>
           <w:tcPr>
-            <w:tcW w:w="812" w:type="dxa"/>
+            <w:tcW w:w="1336" w:type="dxa"/>
             <w:vAlign w:val="center"/>
           </w:tcPr>
           <w:p>
@@ -11892,7 +11893,7 @@
         </w:tc>
         <w:tc>
           <w:tcPr>
-            <w:tcW w:w="1681" w:type="dxa"/>
+            <w:tcW w:w="1336" w:type="dxa"/>
             <w:vAlign w:val="center"/>
           </w:tcPr>
           <w:p>
@@ -11919,7 +11920,7 @@
         </w:trPr>
         <w:tc>
           <w:tcPr>
-            <w:tcW w:w="812" w:type="dxa"/>
+            <w:tcW w:w="1336" w:type="dxa"/>
             <w:vAlign w:val="center"/>
           </w:tcPr>
           <w:p>
@@ -11941,7 +11942,7 @@
         </w:tc>
         <w:tc>
           <w:tcPr>
-            <w:tcW w:w="1716" w:type="dxa"/>
+            <w:tcW w:w="1336" w:type="dxa"/>
             <w:vAlign w:val="center"/>
           </w:tcPr>
           <w:p>
@@ -11962,7 +11963,7 @@
         </w:tc>
         <w:tc>
           <w:tcPr>
-            <w:tcW w:w="2451" w:type="dxa"/>
+            <w:tcW w:w="1336" w:type="dxa"/>
             <w:vAlign w:val="center"/>
           </w:tcPr>
           <w:p>
@@ -11983,7 +11984,7 @@
         </w:tc>
         <w:tc>
           <w:tcPr>
-            <w:tcW w:w="1201" w:type="dxa"/>
+            <w:tcW w:w="1336" w:type="dxa"/>
             <w:vAlign w:val="center"/>
           </w:tcPr>
           <w:p>
@@ -12005,7 +12006,7 @@
         </w:tc>
         <w:tc>
           <w:tcPr>
-            <w:tcW w:w="682" w:type="dxa"/>
+            <w:tcW w:w="1336" w:type="dxa"/>
             <w:vAlign w:val="center"/>
           </w:tcPr>
           <w:p>
@@ -12026,7 +12027,7 @@
         </w:tc>
         <w:tc>
           <w:tcPr>
-            <w:tcW w:w="812" w:type="dxa"/>
+            <w:tcW w:w="1336" w:type="dxa"/>
             <w:vAlign w:val="center"/>
           </w:tcPr>
           <w:p>
@@ -12048,7 +12049,7 @@
         </w:tc>
         <w:tc>
           <w:tcPr>
-            <w:tcW w:w="1681" w:type="dxa"/>
+            <w:tcW w:w="1336" w:type="dxa"/>
             <w:vAlign w:val="center"/>
           </w:tcPr>
           <w:p>
@@ -12075,7 +12076,7 @@
         </w:trPr>
         <w:tc>
           <w:tcPr>
-            <w:tcW w:w="812" w:type="dxa"/>
+            <w:tcW w:w="1336" w:type="dxa"/>
             <w:vAlign w:val="center"/>
           </w:tcPr>
           <w:p>
@@ -12097,7 +12098,7 @@
         </w:tc>
         <w:tc>
           <w:tcPr>
-            <w:tcW w:w="1716" w:type="dxa"/>
+            <w:tcW w:w="1336" w:type="dxa"/>
             <w:vAlign w:val="center"/>
           </w:tcPr>
           <w:p>
@@ -12118,7 +12119,7 @@
         </w:tc>
         <w:tc>
           <w:tcPr>
-            <w:tcW w:w="2451" w:type="dxa"/>
+            <w:tcW w:w="1336" w:type="dxa"/>
             <w:vAlign w:val="center"/>
           </w:tcPr>
           <w:p>
@@ -12139,7 +12140,7 @@
         </w:tc>
         <w:tc>
           <w:tcPr>
-            <w:tcW w:w="1201" w:type="dxa"/>
+            <w:tcW w:w="1336" w:type="dxa"/>
             <w:vAlign w:val="center"/>
           </w:tcPr>
           <w:p>
@@ -12161,7 +12162,7 @@
         </w:tc>
         <w:tc>
           <w:tcPr>
-            <w:tcW w:w="682" w:type="dxa"/>
+            <w:tcW w:w="1336" w:type="dxa"/>
             <w:vAlign w:val="center"/>
           </w:tcPr>
           <w:p>
@@ -12182,7 +12183,7 @@
         </w:tc>
         <w:tc>
           <w:tcPr>
-            <w:tcW w:w="812" w:type="dxa"/>
+            <w:tcW w:w="1336" w:type="dxa"/>
             <w:vAlign w:val="center"/>
           </w:tcPr>
           <w:p>
@@ -12204,7 +12205,7 @@
         </w:tc>
         <w:tc>
           <w:tcPr>
-            <w:tcW w:w="1681" w:type="dxa"/>
+            <w:tcW w:w="1336" w:type="dxa"/>
             <w:vAlign w:val="center"/>
           </w:tcPr>
           <w:p>
@@ -12451,11 +12452,11 @@
         <w:tblLook w:val="0020" w:firstRow="1" w:lastRow="0" w:firstColumn="0" w:lastColumn="0" w:noHBand="0" w:noVBand="0"/>
       </w:tblPr>
       <w:tblGrid>
-        <w:gridCol w:w="842"/>
-        <w:gridCol w:w="3671"/>
-        <w:gridCol w:w="1446"/>
-        <w:gridCol w:w="1613"/>
-        <w:gridCol w:w="1783"/>
+        <w:gridCol w:w="1871"/>
+        <w:gridCol w:w="1871"/>
+        <w:gridCol w:w="1871"/>
+        <w:gridCol w:w="1871"/>
+        <w:gridCol w:w="1871"/>
       </w:tblGrid>
       <w:tr>
         <w:trPr>
@@ -12466,7 +12467,7 @@
         </w:trPr>
         <w:tc>
           <w:tcPr>
-            <w:tcW w:w="841" w:type="dxa"/>
+            <w:tcW w:w="1871" w:type="dxa"/>
             <w:vAlign w:val="center"/>
           </w:tcPr>
           <w:p>
@@ -12489,7 +12490,7 @@
         </w:tc>
         <w:tc>
           <w:tcPr>
-            <w:tcW w:w="3671" w:type="dxa"/>
+            <w:tcW w:w="1871" w:type="dxa"/>
             <w:vAlign w:val="center"/>
           </w:tcPr>
           <w:p>
@@ -12511,7 +12512,7 @@
         </w:tc>
         <w:tc>
           <w:tcPr>
-            <w:tcW w:w="1446" w:type="dxa"/>
+            <w:tcW w:w="1871" w:type="dxa"/>
             <w:vAlign w:val="center"/>
           </w:tcPr>
           <w:p>
@@ -12533,7 +12534,7 @@
         </w:tc>
         <w:tc>
           <w:tcPr>
-            <w:tcW w:w="1613" w:type="dxa"/>
+            <w:tcW w:w="1871" w:type="dxa"/>
             <w:vAlign w:val="center"/>
           </w:tcPr>
           <w:p>
@@ -12555,7 +12556,7 @@
         </w:tc>
         <w:tc>
           <w:tcPr>
-            <w:tcW w:w="1783" w:type="dxa"/>
+            <w:tcW w:w="1871" w:type="dxa"/>
             <w:vAlign w:val="center"/>
           </w:tcPr>
           <w:p>
@@ -12583,7 +12584,7 @@
         </w:trPr>
         <w:tc>
           <w:tcPr>
-            <w:tcW w:w="841" w:type="dxa"/>
+            <w:tcW w:w="1871" w:type="dxa"/>
             <w:vAlign w:val="center"/>
           </w:tcPr>
           <w:p>
@@ -12605,7 +12606,7 @@
         </w:tc>
         <w:tc>
           <w:tcPr>
-            <w:tcW w:w="3671" w:type="dxa"/>
+            <w:tcW w:w="1871" w:type="dxa"/>
             <w:vAlign w:val="center"/>
           </w:tcPr>
           <w:p>
@@ -12626,7 +12627,7 @@
         </w:tc>
         <w:tc>
           <w:tcPr>
-            <w:tcW w:w="1446" w:type="dxa"/>
+            <w:tcW w:w="1871" w:type="dxa"/>
             <w:vAlign w:val="center"/>
           </w:tcPr>
           <w:p>
@@ -12647,7 +12648,7 @@
         </w:tc>
         <w:tc>
           <w:tcPr>
-            <w:tcW w:w="1613" w:type="dxa"/>
+            <w:tcW w:w="1871" w:type="dxa"/>
             <w:vAlign w:val="center"/>
           </w:tcPr>
           <w:p>
@@ -12668,7 +12669,7 @@
         </w:tc>
         <w:tc>
           <w:tcPr>
-            <w:tcW w:w="1783" w:type="dxa"/>
+            <w:tcW w:w="1871" w:type="dxa"/>
             <w:vAlign w:val="center"/>
           </w:tcPr>
           <w:p>
@@ -12695,7 +12696,7 @@
         </w:trPr>
         <w:tc>
           <w:tcPr>
-            <w:tcW w:w="841" w:type="dxa"/>
+            <w:tcW w:w="1871" w:type="dxa"/>
             <w:vAlign w:val="center"/>
           </w:tcPr>
           <w:p>
@@ -12717,7 +12718,7 @@
         </w:tc>
         <w:tc>
           <w:tcPr>
-            <w:tcW w:w="3671" w:type="dxa"/>
+            <w:tcW w:w="1871" w:type="dxa"/>
             <w:vAlign w:val="center"/>
           </w:tcPr>
           <w:p>
@@ -12738,7 +12739,7 @@
         </w:tc>
         <w:tc>
           <w:tcPr>
-            <w:tcW w:w="1446" w:type="dxa"/>
+            <w:tcW w:w="1871" w:type="dxa"/>
             <w:vAlign w:val="center"/>
           </w:tcPr>
           <w:p>
@@ -12759,7 +12760,7 @@
         </w:tc>
         <w:tc>
           <w:tcPr>
-            <w:tcW w:w="1613" w:type="dxa"/>
+            <w:tcW w:w="1871" w:type="dxa"/>
             <w:vAlign w:val="center"/>
           </w:tcPr>
           <w:p>
@@ -12780,7 +12781,7 @@
         </w:tc>
         <w:tc>
           <w:tcPr>
-            <w:tcW w:w="1783" w:type="dxa"/>
+            <w:tcW w:w="1871" w:type="dxa"/>
             <w:vAlign w:val="center"/>
           </w:tcPr>
           <w:p>
@@ -12807,7 +12808,7 @@
         </w:trPr>
         <w:tc>
           <w:tcPr>
-            <w:tcW w:w="841" w:type="dxa"/>
+            <w:tcW w:w="1871" w:type="dxa"/>
             <w:vAlign w:val="center"/>
           </w:tcPr>
           <w:p>
@@ -12829,7 +12830,7 @@
         </w:tc>
         <w:tc>
           <w:tcPr>
-            <w:tcW w:w="3671" w:type="dxa"/>
+            <w:tcW w:w="1871" w:type="dxa"/>
             <w:vAlign w:val="center"/>
           </w:tcPr>
           <w:p>
@@ -12873,7 +12874,7 @@
         </w:tc>
         <w:tc>
           <w:tcPr>
-            <w:tcW w:w="1446" w:type="dxa"/>
+            <w:tcW w:w="1871" w:type="dxa"/>
             <w:vAlign w:val="center"/>
           </w:tcPr>
           <w:p>
@@ -12894,7 +12895,7 @@
         </w:tc>
         <w:tc>
           <w:tcPr>
-            <w:tcW w:w="1613" w:type="dxa"/>
+            <w:tcW w:w="1871" w:type="dxa"/>
             <w:vAlign w:val="center"/>
           </w:tcPr>
           <w:p>
@@ -12915,7 +12916,7 @@
         </w:tc>
         <w:tc>
           <w:tcPr>
-            <w:tcW w:w="1783" w:type="dxa"/>
+            <w:tcW w:w="1871" w:type="dxa"/>
             <w:vAlign w:val="center"/>
           </w:tcPr>
           <w:p>
@@ -12942,7 +12943,7 @@
         </w:trPr>
         <w:tc>
           <w:tcPr>
-            <w:tcW w:w="841" w:type="dxa"/>
+            <w:tcW w:w="1871" w:type="dxa"/>
             <w:vAlign w:val="center"/>
           </w:tcPr>
           <w:p>
@@ -12964,7 +12965,7 @@
         </w:tc>
         <w:tc>
           <w:tcPr>
-            <w:tcW w:w="3671" w:type="dxa"/>
+            <w:tcW w:w="1871" w:type="dxa"/>
             <w:vAlign w:val="center"/>
           </w:tcPr>
           <w:p>
@@ -12985,7 +12986,7 @@
         </w:tc>
         <w:tc>
           <w:tcPr>
-            <w:tcW w:w="1446" w:type="dxa"/>
+            <w:tcW w:w="1871" w:type="dxa"/>
             <w:vAlign w:val="center"/>
           </w:tcPr>
           <w:p>
@@ -13006,7 +13007,7 @@
         </w:tc>
         <w:tc>
           <w:tcPr>
-            <w:tcW w:w="1613" w:type="dxa"/>
+            <w:tcW w:w="1871" w:type="dxa"/>
             <w:vAlign w:val="center"/>
           </w:tcPr>
           <w:p>
@@ -13027,7 +13028,7 @@
         </w:tc>
         <w:tc>
           <w:tcPr>
-            <w:tcW w:w="1783" w:type="dxa"/>
+            <w:tcW w:w="1871" w:type="dxa"/>
             <w:vAlign w:val="center"/>
           </w:tcPr>
           <w:p>
@@ -13054,7 +13055,7 @@
         </w:trPr>
         <w:tc>
           <w:tcPr>
-            <w:tcW w:w="841" w:type="dxa"/>
+            <w:tcW w:w="1871" w:type="dxa"/>
             <w:vAlign w:val="center"/>
           </w:tcPr>
           <w:p>
@@ -13076,7 +13077,7 @@
         </w:tc>
         <w:tc>
           <w:tcPr>
-            <w:tcW w:w="3671" w:type="dxa"/>
+            <w:tcW w:w="1871" w:type="dxa"/>
             <w:vAlign w:val="center"/>
           </w:tcPr>
           <w:p>
@@ -13097,7 +13098,7 @@
         </w:tc>
         <w:tc>
           <w:tcPr>
-            <w:tcW w:w="1446" w:type="dxa"/>
+            <w:tcW w:w="1871" w:type="dxa"/>
             <w:vAlign w:val="center"/>
           </w:tcPr>
           <w:p>
@@ -13118,7 +13119,7 @@
         </w:tc>
         <w:tc>
           <w:tcPr>
-            <w:tcW w:w="1613" w:type="dxa"/>
+            <w:tcW w:w="1871" w:type="dxa"/>
             <w:vAlign w:val="center"/>
           </w:tcPr>
           <w:p>
@@ -13139,7 +13140,7 @@
         </w:tc>
         <w:tc>
           <w:tcPr>
-            <w:tcW w:w="1783" w:type="dxa"/>
+            <w:tcW w:w="1871" w:type="dxa"/>
             <w:vAlign w:val="center"/>
           </w:tcPr>
           <w:p>
@@ -13166,7 +13167,7 @@
         </w:trPr>
         <w:tc>
           <w:tcPr>
-            <w:tcW w:w="841" w:type="dxa"/>
+            <w:tcW w:w="1871" w:type="dxa"/>
             <w:vAlign w:val="center"/>
           </w:tcPr>
           <w:p>
@@ -13188,7 +13189,7 @@
         </w:tc>
         <w:tc>
           <w:tcPr>
-            <w:tcW w:w="3671" w:type="dxa"/>
+            <w:tcW w:w="1871" w:type="dxa"/>
             <w:vAlign w:val="center"/>
           </w:tcPr>
           <w:p>
@@ -13217,7 +13218,7 @@
         </w:tc>
         <w:tc>
           <w:tcPr>
-            <w:tcW w:w="1446" w:type="dxa"/>
+            <w:tcW w:w="1871" w:type="dxa"/>
             <w:vAlign w:val="center"/>
           </w:tcPr>
           <w:p>
@@ -13238,7 +13239,7 @@
         </w:tc>
         <w:tc>
           <w:tcPr>
-            <w:tcW w:w="1613" w:type="dxa"/>
+            <w:tcW w:w="1871" w:type="dxa"/>
             <w:vAlign w:val="center"/>
           </w:tcPr>
           <w:p>
@@ -13259,7 +13260,7 @@
         </w:tc>
         <w:tc>
           <w:tcPr>
-            <w:tcW w:w="1783" w:type="dxa"/>
+            <w:tcW w:w="1871" w:type="dxa"/>
             <w:vAlign w:val="center"/>
           </w:tcPr>
           <w:p>
@@ -13286,7 +13287,7 @@
         </w:trPr>
         <w:tc>
           <w:tcPr>
-            <w:tcW w:w="841" w:type="dxa"/>
+            <w:tcW w:w="1871" w:type="dxa"/>
             <w:vAlign w:val="center"/>
           </w:tcPr>
           <w:p>
@@ -13308,7 +13309,7 @@
         </w:tc>
         <w:tc>
           <w:tcPr>
-            <w:tcW w:w="3671" w:type="dxa"/>
+            <w:tcW w:w="1871" w:type="dxa"/>
             <w:vAlign w:val="center"/>
           </w:tcPr>
           <w:p>
@@ -13329,7 +13330,7 @@
         </w:tc>
         <w:tc>
           <w:tcPr>
-            <w:tcW w:w="1446" w:type="dxa"/>
+            <w:tcW w:w="1871" w:type="dxa"/>
             <w:vAlign w:val="center"/>
           </w:tcPr>
           <w:p>
@@ -13350,7 +13351,7 @@
         </w:tc>
         <w:tc>
           <w:tcPr>
-            <w:tcW w:w="1613" w:type="dxa"/>
+            <w:tcW w:w="1871" w:type="dxa"/>
             <w:vAlign w:val="center"/>
           </w:tcPr>
           <w:p>
@@ -13371,7 +13372,7 @@
         </w:tc>
         <w:tc>
           <w:tcPr>
-            <w:tcW w:w="1783" w:type="dxa"/>
+            <w:tcW w:w="1871" w:type="dxa"/>
             <w:vAlign w:val="center"/>
           </w:tcPr>
           <w:p>
@@ -13398,7 +13399,7 @@
         </w:trPr>
         <w:tc>
           <w:tcPr>
-            <w:tcW w:w="841" w:type="dxa"/>
+            <w:tcW w:w="1871" w:type="dxa"/>
             <w:vAlign w:val="center"/>
           </w:tcPr>
           <w:p>
@@ -13420,7 +13421,7 @@
         </w:tc>
         <w:tc>
           <w:tcPr>
-            <w:tcW w:w="3671" w:type="dxa"/>
+            <w:tcW w:w="1871" w:type="dxa"/>
             <w:vAlign w:val="center"/>
           </w:tcPr>
           <w:p>
@@ -13441,7 +13442,7 @@
         </w:tc>
         <w:tc>
           <w:tcPr>
-            <w:tcW w:w="1446" w:type="dxa"/>
+            <w:tcW w:w="1871" w:type="dxa"/>
             <w:vAlign w:val="center"/>
           </w:tcPr>
           <w:p>
@@ -13462,7 +13463,7 @@
         </w:tc>
         <w:tc>
           <w:tcPr>
-            <w:tcW w:w="1613" w:type="dxa"/>
+            <w:tcW w:w="1871" w:type="dxa"/>
             <w:vAlign w:val="center"/>
           </w:tcPr>
           <w:p>
@@ -13483,7 +13484,7 @@
         </w:tc>
         <w:tc>
           <w:tcPr>
-            <w:tcW w:w="1783" w:type="dxa"/>
+            <w:tcW w:w="1871" w:type="dxa"/>
             <w:vAlign w:val="center"/>
           </w:tcPr>
           <w:p>
@@ -13510,7 +13511,7 @@
         </w:trPr>
         <w:tc>
           <w:tcPr>
-            <w:tcW w:w="841" w:type="dxa"/>
+            <w:tcW w:w="1871" w:type="dxa"/>
             <w:vAlign w:val="center"/>
           </w:tcPr>
           <w:p>
@@ -13532,7 +13533,7 @@
         </w:tc>
         <w:tc>
           <w:tcPr>
-            <w:tcW w:w="3671" w:type="dxa"/>
+            <w:tcW w:w="1871" w:type="dxa"/>
             <w:vAlign w:val="center"/>
           </w:tcPr>
           <w:p>
@@ -13553,7 +13554,7 @@
         </w:tc>
         <w:tc>
           <w:tcPr>
-            <w:tcW w:w="1446" w:type="dxa"/>
+            <w:tcW w:w="1871" w:type="dxa"/>
             <w:vAlign w:val="center"/>
           </w:tcPr>
           <w:p>
@@ -13574,7 +13575,7 @@
         </w:tc>
         <w:tc>
           <w:tcPr>
-            <w:tcW w:w="1613" w:type="dxa"/>
+            <w:tcW w:w="1871" w:type="dxa"/>
             <w:vAlign w:val="center"/>
           </w:tcPr>
           <w:p>
@@ -13595,7 +13596,7 @@
         </w:tc>
         <w:tc>
           <w:tcPr>
-            <w:tcW w:w="1783" w:type="dxa"/>
+            <w:tcW w:w="1871" w:type="dxa"/>
             <w:vAlign w:val="center"/>
           </w:tcPr>
           <w:p>
@@ -13622,7 +13623,7 @@
         </w:trPr>
         <w:tc>
           <w:tcPr>
-            <w:tcW w:w="841" w:type="dxa"/>
+            <w:tcW w:w="1871" w:type="dxa"/>
             <w:vAlign w:val="center"/>
           </w:tcPr>
           <w:p>
@@ -13645,7 +13646,7 @@
         </w:tc>
         <w:tc>
           <w:tcPr>
-            <w:tcW w:w="3671" w:type="dxa"/>
+            <w:tcW w:w="1871" w:type="dxa"/>
             <w:vAlign w:val="center"/>
           </w:tcPr>
           <w:p>
@@ -13666,7 +13667,7 @@
         </w:tc>
         <w:tc>
           <w:tcPr>
-            <w:tcW w:w="1446" w:type="dxa"/>
+            <w:tcW w:w="1871" w:type="dxa"/>
             <w:vAlign w:val="center"/>
           </w:tcPr>
           <w:p>
@@ -13687,7 +13688,7 @@
         </w:tc>
         <w:tc>
           <w:tcPr>
-            <w:tcW w:w="1613" w:type="dxa"/>
+            <w:tcW w:w="1871" w:type="dxa"/>
             <w:vAlign w:val="center"/>
           </w:tcPr>
           <w:p>
@@ -13708,7 +13709,7 @@
         </w:tc>
         <w:tc>
           <w:tcPr>
-            <w:tcW w:w="1783" w:type="dxa"/>
+            <w:tcW w:w="1871" w:type="dxa"/>
             <w:vAlign w:val="center"/>
           </w:tcPr>
           <w:p>
@@ -13735,7 +13736,7 @@
         </w:trPr>
         <w:tc>
           <w:tcPr>
-            <w:tcW w:w="841" w:type="dxa"/>
+            <w:tcW w:w="1871" w:type="dxa"/>
             <w:vAlign w:val="center"/>
           </w:tcPr>
           <w:p>
@@ -13757,7 +13758,7 @@
         </w:tc>
         <w:tc>
           <w:tcPr>
-            <w:tcW w:w="3671" w:type="dxa"/>
+            <w:tcW w:w="1871" w:type="dxa"/>
             <w:vAlign w:val="center"/>
           </w:tcPr>
           <w:p>
@@ -13778,7 +13779,7 @@
         </w:tc>
         <w:tc>
           <w:tcPr>
-            <w:tcW w:w="1446" w:type="dxa"/>
+            <w:tcW w:w="1871" w:type="dxa"/>
             <w:vAlign w:val="center"/>
           </w:tcPr>
           <w:p>
@@ -13799,7 +13800,7 @@
         </w:tc>
         <w:tc>
           <w:tcPr>
-            <w:tcW w:w="1613" w:type="dxa"/>
+            <w:tcW w:w="1871" w:type="dxa"/>
             <w:vAlign w:val="center"/>
           </w:tcPr>
           <w:p>
@@ -13820,7 +13821,7 @@
         </w:tc>
         <w:tc>
           <w:tcPr>
-            <w:tcW w:w="1783" w:type="dxa"/>
+            <w:tcW w:w="1871" w:type="dxa"/>
             <w:vAlign w:val="center"/>
           </w:tcPr>
           <w:p>
@@ -13847,7 +13848,7 @@
         </w:trPr>
         <w:tc>
           <w:tcPr>
-            <w:tcW w:w="841" w:type="dxa"/>
+            <w:tcW w:w="1871" w:type="dxa"/>
             <w:vAlign w:val="center"/>
           </w:tcPr>
           <w:p>
@@ -13869,7 +13870,7 @@
         </w:tc>
         <w:tc>
           <w:tcPr>
-            <w:tcW w:w="3671" w:type="dxa"/>
+            <w:tcW w:w="1871" w:type="dxa"/>
             <w:vAlign w:val="center"/>
           </w:tcPr>
           <w:p>
@@ -13890,7 +13891,7 @@
         </w:tc>
         <w:tc>
           <w:tcPr>
-            <w:tcW w:w="1446" w:type="dxa"/>
+            <w:tcW w:w="1871" w:type="dxa"/>
             <w:vAlign w:val="center"/>
           </w:tcPr>
           <w:p>
@@ -13911,7 +13912,7 @@
         </w:tc>
         <w:tc>
           <w:tcPr>
-            <w:tcW w:w="1613" w:type="dxa"/>
+            <w:tcW w:w="1871" w:type="dxa"/>
             <w:vAlign w:val="center"/>
           </w:tcPr>
           <w:p>
@@ -13932,7 +13933,7 @@
         </w:tc>
         <w:tc>
           <w:tcPr>
-            <w:tcW w:w="1783" w:type="dxa"/>
+            <w:tcW w:w="1871" w:type="dxa"/>
             <w:vAlign w:val="center"/>
           </w:tcPr>
           <w:p>
@@ -13959,7 +13960,7 @@
         </w:trPr>
         <w:tc>
           <w:tcPr>
-            <w:tcW w:w="841" w:type="dxa"/>
+            <w:tcW w:w="1871" w:type="dxa"/>
             <w:vAlign w:val="center"/>
           </w:tcPr>
           <w:p>
@@ -13981,7 +13982,7 @@
         </w:tc>
         <w:tc>
           <w:tcPr>
-            <w:tcW w:w="3671" w:type="dxa"/>
+            <w:tcW w:w="1871" w:type="dxa"/>
             <w:vAlign w:val="center"/>
           </w:tcPr>
           <w:p>
@@ -14017,7 +14018,7 @@
         </w:tc>
         <w:tc>
           <w:tcPr>
-            <w:tcW w:w="1446" w:type="dxa"/>
+            <w:tcW w:w="1871" w:type="dxa"/>
             <w:vAlign w:val="center"/>
           </w:tcPr>
           <w:p>
@@ -14038,7 +14039,7 @@
         </w:tc>
         <w:tc>
           <w:tcPr>
-            <w:tcW w:w="1613" w:type="dxa"/>
+            <w:tcW w:w="1871" w:type="dxa"/>
             <w:vAlign w:val="center"/>
           </w:tcPr>
           <w:p>
@@ -14059,7 +14060,7 @@
         </w:tc>
         <w:tc>
           <w:tcPr>
-            <w:tcW w:w="1783" w:type="dxa"/>
+            <w:tcW w:w="1871" w:type="dxa"/>
             <w:vAlign w:val="center"/>
           </w:tcPr>
           <w:p>
@@ -14086,7 +14087,7 @@
         </w:trPr>
         <w:tc>
           <w:tcPr>
-            <w:tcW w:w="841" w:type="dxa"/>
+            <w:tcW w:w="1871" w:type="dxa"/>
             <w:vAlign w:val="center"/>
           </w:tcPr>
           <w:p>
@@ -14108,7 +14109,7 @@
         </w:tc>
         <w:tc>
           <w:tcPr>
-            <w:tcW w:w="3671" w:type="dxa"/>
+            <w:tcW w:w="1871" w:type="dxa"/>
             <w:vAlign w:val="center"/>
           </w:tcPr>
           <w:p>
@@ -14129,7 +14130,7 @@
         </w:tc>
         <w:tc>
           <w:tcPr>
-            <w:tcW w:w="1446" w:type="dxa"/>
+            <w:tcW w:w="1871" w:type="dxa"/>
             <w:vAlign w:val="center"/>
           </w:tcPr>
           <w:p>
@@ -14150,7 +14151,7 @@
         </w:tc>
         <w:tc>
           <w:tcPr>
-            <w:tcW w:w="1613" w:type="dxa"/>
+            <w:tcW w:w="1871" w:type="dxa"/>
             <w:vAlign w:val="center"/>
           </w:tcPr>
           <w:p>
@@ -14171,7 +14172,7 @@
         </w:tc>
         <w:tc>
           <w:tcPr>
-            <w:tcW w:w="1783" w:type="dxa"/>
+            <w:tcW w:w="1871" w:type="dxa"/>
             <w:vAlign w:val="center"/>
           </w:tcPr>
           <w:p>
@@ -14198,7 +14199,7 @@
         </w:trPr>
         <w:tc>
           <w:tcPr>
-            <w:tcW w:w="841" w:type="dxa"/>
+            <w:tcW w:w="1871" w:type="dxa"/>
             <w:vAlign w:val="center"/>
           </w:tcPr>
           <w:p>
@@ -14220,7 +14221,7 @@
         </w:tc>
         <w:tc>
           <w:tcPr>
-            <w:tcW w:w="3671" w:type="dxa"/>
+            <w:tcW w:w="1871" w:type="dxa"/>
             <w:vAlign w:val="center"/>
           </w:tcPr>
           <w:p>
@@ -14241,7 +14242,7 @@
         </w:tc>
         <w:tc>
           <w:tcPr>
-            <w:tcW w:w="1446" w:type="dxa"/>
+            <w:tcW w:w="1871" w:type="dxa"/>
             <w:vAlign w:val="center"/>
           </w:tcPr>
           <w:p>
@@ -14262,7 +14263,7 @@
         </w:tc>
         <w:tc>
           <w:tcPr>
-            <w:tcW w:w="1613" w:type="dxa"/>
+            <w:tcW w:w="1871" w:type="dxa"/>
             <w:vAlign w:val="center"/>
           </w:tcPr>
           <w:p>
@@ -14283,7 +14284,7 @@
         </w:tc>
         <w:tc>
           <w:tcPr>
-            <w:tcW w:w="1783" w:type="dxa"/>
+            <w:tcW w:w="1871" w:type="dxa"/>
             <w:vAlign w:val="center"/>
           </w:tcPr>
           <w:p>
@@ -14310,7 +14311,7 @@
         </w:trPr>
         <w:tc>
           <w:tcPr>
-            <w:tcW w:w="841" w:type="dxa"/>
+            <w:tcW w:w="1871" w:type="dxa"/>
             <w:vAlign w:val="center"/>
           </w:tcPr>
           <w:p>
@@ -14332,7 +14333,7 @@
         </w:tc>
         <w:tc>
           <w:tcPr>
-            <w:tcW w:w="3671" w:type="dxa"/>
+            <w:tcW w:w="1871" w:type="dxa"/>
             <w:vAlign w:val="center"/>
           </w:tcPr>
           <w:p>
@@ -14353,7 +14354,7 @@
         </w:tc>
         <w:tc>
           <w:tcPr>
-            <w:tcW w:w="1446" w:type="dxa"/>
+            <w:tcW w:w="1871" w:type="dxa"/>
             <w:vAlign w:val="center"/>
           </w:tcPr>
           <w:p>
@@ -14374,7 +14375,7 @@
         </w:tc>
         <w:tc>
           <w:tcPr>
-            <w:tcW w:w="1613" w:type="dxa"/>
+            <w:tcW w:w="1871" w:type="dxa"/>
             <w:vAlign w:val="center"/>
           </w:tcPr>
           <w:p>
@@ -14395,7 +14396,7 @@
         </w:tc>
         <w:tc>
           <w:tcPr>
-            <w:tcW w:w="1783" w:type="dxa"/>
+            <w:tcW w:w="1871" w:type="dxa"/>
             <w:vAlign w:val="center"/>
           </w:tcPr>
           <w:p>
@@ -14422,7 +14423,7 @@
         </w:trPr>
         <w:tc>
           <w:tcPr>
-            <w:tcW w:w="841" w:type="dxa"/>
+            <w:tcW w:w="1871" w:type="dxa"/>
             <w:vAlign w:val="center"/>
           </w:tcPr>
           <w:p>
@@ -14444,7 +14445,7 @@
         </w:tc>
         <w:tc>
           <w:tcPr>
-            <w:tcW w:w="3671" w:type="dxa"/>
+            <w:tcW w:w="1871" w:type="dxa"/>
             <w:vAlign w:val="center"/>
           </w:tcPr>
           <w:p>
@@ -14465,7 +14466,7 @@
         </w:tc>
         <w:tc>
           <w:tcPr>
-            <w:tcW w:w="1446" w:type="dxa"/>
+            <w:tcW w:w="1871" w:type="dxa"/>
             <w:vAlign w:val="center"/>
           </w:tcPr>
           <w:p>
@@ -14486,7 +14487,7 @@
         </w:tc>
         <w:tc>
           <w:tcPr>
-            <w:tcW w:w="1613" w:type="dxa"/>
+            <w:tcW w:w="1871" w:type="dxa"/>
             <w:vAlign w:val="center"/>
           </w:tcPr>
           <w:p>
@@ -14507,7 +14508,7 @@
         </w:tc>
         <w:tc>
           <w:tcPr>
-            <w:tcW w:w="1783" w:type="dxa"/>
+            <w:tcW w:w="1871" w:type="dxa"/>
             <w:vAlign w:val="center"/>
           </w:tcPr>
           <w:p>
@@ -14534,7 +14535,7 @@
         </w:trPr>
         <w:tc>
           <w:tcPr>
-            <w:tcW w:w="841" w:type="dxa"/>
+            <w:tcW w:w="1871" w:type="dxa"/>
             <w:vAlign w:val="center"/>
           </w:tcPr>
           <w:p>
@@ -14556,7 +14557,7 @@
         </w:tc>
         <w:tc>
           <w:tcPr>
-            <w:tcW w:w="3671" w:type="dxa"/>
+            <w:tcW w:w="1871" w:type="dxa"/>
             <w:vAlign w:val="center"/>
           </w:tcPr>
           <w:p>
@@ -14577,7 +14578,7 @@
         </w:tc>
         <w:tc>
           <w:tcPr>
-            <w:tcW w:w="1446" w:type="dxa"/>
+            <w:tcW w:w="1871" w:type="dxa"/>
             <w:vAlign w:val="center"/>
           </w:tcPr>
           <w:p>
@@ -14598,7 +14599,7 @@
         </w:tc>
         <w:tc>
           <w:tcPr>
-            <w:tcW w:w="1613" w:type="dxa"/>
+            <w:tcW w:w="1871" w:type="dxa"/>
             <w:vAlign w:val="center"/>
           </w:tcPr>
           <w:p>
@@ -14619,7 +14620,7 @@
         </w:tc>
         <w:tc>
           <w:tcPr>
-            <w:tcW w:w="1783" w:type="dxa"/>
+            <w:tcW w:w="1871" w:type="dxa"/>
             <w:vAlign w:val="center"/>
           </w:tcPr>
           <w:p>
@@ -14646,7 +14647,7 @@
         </w:trPr>
         <w:tc>
           <w:tcPr>
-            <w:tcW w:w="841" w:type="dxa"/>
+            <w:tcW w:w="1871" w:type="dxa"/>
             <w:vAlign w:val="center"/>
           </w:tcPr>
           <w:p>
@@ -14668,7 +14669,7 @@
         </w:tc>
         <w:tc>
           <w:tcPr>
-            <w:tcW w:w="3671" w:type="dxa"/>
+            <w:tcW w:w="1871" w:type="dxa"/>
             <w:vAlign w:val="center"/>
           </w:tcPr>
           <w:p>
@@ -14697,7 +14698,7 @@
         </w:tc>
         <w:tc>
           <w:tcPr>
-            <w:tcW w:w="1446" w:type="dxa"/>
+            <w:tcW w:w="1871" w:type="dxa"/>
             <w:vAlign w:val="center"/>
           </w:tcPr>
           <w:p>
@@ -14718,7 +14719,7 @@
         </w:tc>
         <w:tc>
           <w:tcPr>
-            <w:tcW w:w="1613" w:type="dxa"/>
+            <w:tcW w:w="1871" w:type="dxa"/>
             <w:vAlign w:val="center"/>
           </w:tcPr>
           <w:p>
@@ -14739,7 +14740,7 @@
         </w:tc>
         <w:tc>
           <w:tcPr>
-            <w:tcW w:w="1783" w:type="dxa"/>
+            <w:tcW w:w="1871" w:type="dxa"/>
             <w:vAlign w:val="center"/>
           </w:tcPr>
           <w:p>
@@ -14766,7 +14767,7 @@
         </w:trPr>
         <w:tc>
           <w:tcPr>
-            <w:tcW w:w="841" w:type="dxa"/>
+            <w:tcW w:w="1871" w:type="dxa"/>
             <w:vAlign w:val="center"/>
           </w:tcPr>
           <w:p>
@@ -14788,7 +14789,7 @@
         </w:tc>
         <w:tc>
           <w:tcPr>
-            <w:tcW w:w="3671" w:type="dxa"/>
+            <w:tcW w:w="1871" w:type="dxa"/>
             <w:vAlign w:val="center"/>
           </w:tcPr>
           <w:p>
@@ -14809,7 +14810,7 @@
         </w:tc>
         <w:tc>
           <w:tcPr>
-            <w:tcW w:w="1446" w:type="dxa"/>
+            <w:tcW w:w="1871" w:type="dxa"/>
             <w:vAlign w:val="center"/>
           </w:tcPr>
           <w:p>
@@ -14830,7 +14831,7 @@
         </w:tc>
         <w:tc>
           <w:tcPr>
-            <w:tcW w:w="1613" w:type="dxa"/>
+            <w:tcW w:w="1871" w:type="dxa"/>
             <w:vAlign w:val="center"/>
           </w:tcPr>
           <w:p>
@@ -14851,7 +14852,7 @@
         </w:tc>
         <w:tc>
           <w:tcPr>
-            <w:tcW w:w="1783" w:type="dxa"/>
+            <w:tcW w:w="1871" w:type="dxa"/>
             <w:vAlign w:val="center"/>
           </w:tcPr>
           <w:p>
@@ -14975,10 +14976,10 @@
         <w:tblLook w:val="0020" w:firstRow="1" w:lastRow="0" w:firstColumn="0" w:lastColumn="0" w:noHBand="0" w:noVBand="0"/>
       </w:tblPr>
       <w:tblGrid>
-        <w:gridCol w:w="1242"/>
-        <w:gridCol w:w="3059"/>
-        <w:gridCol w:w="2949"/>
-        <w:gridCol w:w="2105"/>
+        <w:gridCol w:w="2338"/>
+        <w:gridCol w:w="2338"/>
+        <w:gridCol w:w="2338"/>
+        <w:gridCol w:w="2341"/>
       </w:tblGrid>
       <w:tr>
         <w:trPr>
@@ -14989,7 +14990,7 @@
         </w:trPr>
         <w:tc>
           <w:tcPr>
-            <w:tcW w:w="1241" w:type="dxa"/>
+            <w:tcW w:w="2338" w:type="dxa"/>
             <w:vAlign w:val="center"/>
           </w:tcPr>
           <w:p>
@@ -15011,7 +15012,7 @@
         </w:tc>
         <w:tc>
           <w:tcPr>
-            <w:tcW w:w="3059" w:type="dxa"/>
+            <w:tcW w:w="2338" w:type="dxa"/>
             <w:vAlign w:val="center"/>
           </w:tcPr>
           <w:p>
@@ -15033,7 +15034,7 @@
         </w:tc>
         <w:tc>
           <w:tcPr>
-            <w:tcW w:w="2949" w:type="dxa"/>
+            <w:tcW w:w="2338" w:type="dxa"/>
             <w:vAlign w:val="center"/>
           </w:tcPr>
           <w:p>
@@ -15055,7 +15056,7 @@
         </w:tc>
         <w:tc>
           <w:tcPr>
-            <w:tcW w:w="2105" w:type="dxa"/>
+            <w:tcW w:w="2338" w:type="dxa"/>
             <w:vAlign w:val="center"/>
           </w:tcPr>
           <w:p>
@@ -15083,7 +15084,7 @@
         </w:trPr>
         <w:tc>
           <w:tcPr>
-            <w:tcW w:w="1241" w:type="dxa"/>
+            <w:tcW w:w="2338" w:type="dxa"/>
             <w:vAlign w:val="center"/>
           </w:tcPr>
           <w:p>
@@ -15104,7 +15105,7 @@
         </w:tc>
         <w:tc>
           <w:tcPr>
-            <w:tcW w:w="3059" w:type="dxa"/>
+            <w:tcW w:w="2338" w:type="dxa"/>
             <w:vAlign w:val="center"/>
           </w:tcPr>
           <w:p>
@@ -15148,7 +15149,7 @@
         </w:tc>
         <w:tc>
           <w:tcPr>
-            <w:tcW w:w="2949" w:type="dxa"/>
+            <w:tcW w:w="2338" w:type="dxa"/>
             <w:vAlign w:val="center"/>
           </w:tcPr>
           <w:p>
@@ -15169,7 +15170,7 @@
         </w:tc>
         <w:tc>
           <w:tcPr>
-            <w:tcW w:w="2105" w:type="dxa"/>
+            <w:tcW w:w="2338" w:type="dxa"/>
             <w:vAlign w:val="center"/>
           </w:tcPr>
           <w:p>
@@ -15196,7 +15197,7 @@
         </w:trPr>
         <w:tc>
           <w:tcPr>
-            <w:tcW w:w="1241" w:type="dxa"/>
+            <w:tcW w:w="2338" w:type="dxa"/>
             <w:vAlign w:val="center"/>
           </w:tcPr>
           <w:p>
@@ -15217,7 +15218,7 @@
         </w:tc>
         <w:tc>
           <w:tcPr>
-            <w:tcW w:w="3059" w:type="dxa"/>
+            <w:tcW w:w="2338" w:type="dxa"/>
             <w:vAlign w:val="center"/>
           </w:tcPr>
           <w:p>
@@ -15268,7 +15269,7 @@
         </w:tc>
         <w:tc>
           <w:tcPr>
-            <w:tcW w:w="2949" w:type="dxa"/>
+            <w:tcW w:w="2338" w:type="dxa"/>
             <w:vAlign w:val="center"/>
           </w:tcPr>
           <w:p>
@@ -15297,7 +15298,7 @@
         </w:tc>
         <w:tc>
           <w:tcPr>
-            <w:tcW w:w="2105" w:type="dxa"/>
+            <w:tcW w:w="2338" w:type="dxa"/>
             <w:vAlign w:val="center"/>
           </w:tcPr>
           <w:p>
@@ -15521,10 +15522,10 @@
         <w:tblLook w:val="0020" w:firstRow="1" w:lastRow="0" w:firstColumn="0" w:lastColumn="0" w:noHBand="0" w:noVBand="0"/>
       </w:tblPr>
       <w:tblGrid>
-        <w:gridCol w:w="1696"/>
-        <w:gridCol w:w="2605"/>
-        <w:gridCol w:w="2501"/>
-        <w:gridCol w:w="2553"/>
+        <w:gridCol w:w="2338"/>
+        <w:gridCol w:w="2338"/>
+        <w:gridCol w:w="2338"/>
+        <w:gridCol w:w="2341"/>
       </w:tblGrid>
       <w:tr>
         <w:trPr>
@@ -15535,7 +15536,7 @@
         </w:trPr>
         <w:tc>
           <w:tcPr>
-            <w:tcW w:w="1695" w:type="dxa"/>
+            <w:tcW w:w="2338" w:type="dxa"/>
             <w:vAlign w:val="center"/>
           </w:tcPr>
           <w:p>
@@ -15557,7 +15558,7 @@
         </w:tc>
         <w:tc>
           <w:tcPr>
-            <w:tcW w:w="2605" w:type="dxa"/>
+            <w:tcW w:w="2338" w:type="dxa"/>
             <w:vAlign w:val="center"/>
           </w:tcPr>
           <w:p>
@@ -15579,7 +15580,7 @@
         </w:tc>
         <w:tc>
           <w:tcPr>
-            <w:tcW w:w="2501" w:type="dxa"/>
+            <w:tcW w:w="2338" w:type="dxa"/>
             <w:vAlign w:val="center"/>
           </w:tcPr>
           <w:p>
@@ -15601,7 +15602,7 @@
         </w:tc>
         <w:tc>
           <w:tcPr>
-            <w:tcW w:w="2553" w:type="dxa"/>
+            <w:tcW w:w="2338" w:type="dxa"/>
             <w:vAlign w:val="center"/>
           </w:tcPr>
           <w:p>
@@ -15629,7 +15630,7 @@
         </w:trPr>
         <w:tc>
           <w:tcPr>
-            <w:tcW w:w="1695" w:type="dxa"/>
+            <w:tcW w:w="2338" w:type="dxa"/>
             <w:vAlign w:val="center"/>
           </w:tcPr>
           <w:p>
@@ -15650,7 +15651,7 @@
         </w:tc>
         <w:tc>
           <w:tcPr>
-            <w:tcW w:w="2605" w:type="dxa"/>
+            <w:tcW w:w="2338" w:type="dxa"/>
             <w:vAlign w:val="center"/>
           </w:tcPr>
           <w:p>
@@ -15881,7 +15882,7 @@
         </w:tc>
         <w:tc>
           <w:tcPr>
-            <w:tcW w:w="2501" w:type="dxa"/>
+            <w:tcW w:w="2338" w:type="dxa"/>
             <w:vAlign w:val="center"/>
           </w:tcPr>
           <w:p>
@@ -15940,7 +15941,7 @@
         </w:tc>
         <w:tc>
           <w:tcPr>
-            <w:tcW w:w="2553" w:type="dxa"/>
+            <w:tcW w:w="2338" w:type="dxa"/>
             <w:vAlign w:val="center"/>
           </w:tcPr>
           <w:p>
@@ -15982,7 +15983,7 @@
         </w:trPr>
         <w:tc>
           <w:tcPr>
-            <w:tcW w:w="1695" w:type="dxa"/>
+            <w:tcW w:w="2338" w:type="dxa"/>
             <w:vAlign w:val="center"/>
           </w:tcPr>
           <w:p>
@@ -16003,7 +16004,7 @@
         </w:tc>
         <w:tc>
           <w:tcPr>
-            <w:tcW w:w="2605" w:type="dxa"/>
+            <w:tcW w:w="2338" w:type="dxa"/>
             <w:vAlign w:val="center"/>
           </w:tcPr>
           <w:p>
@@ -16107,7 +16108,7 @@
         </w:tc>
         <w:tc>
           <w:tcPr>
-            <w:tcW w:w="2501" w:type="dxa"/>
+            <w:tcW w:w="2338" w:type="dxa"/>
             <w:vAlign w:val="center"/>
           </w:tcPr>
           <w:p>
@@ -16143,7 +16144,7 @@
         </w:tc>
         <w:tc>
           <w:tcPr>
-            <w:tcW w:w="2553" w:type="dxa"/>
+            <w:tcW w:w="2338" w:type="dxa"/>
             <w:vAlign w:val="center"/>
           </w:tcPr>
           <w:p>
@@ -16185,7 +16186,7 @@
         </w:trPr>
         <w:tc>
           <w:tcPr>
-            <w:tcW w:w="1695" w:type="dxa"/>
+            <w:tcW w:w="2338" w:type="dxa"/>
             <w:vAlign w:val="center"/>
           </w:tcPr>
           <w:p>
@@ -16206,7 +16207,7 @@
         </w:tc>
         <w:tc>
           <w:tcPr>
-            <w:tcW w:w="2605" w:type="dxa"/>
+            <w:tcW w:w="2338" w:type="dxa"/>
             <w:vAlign w:val="center"/>
           </w:tcPr>
           <w:p>
@@ -16250,7 +16251,7 @@
         </w:tc>
         <w:tc>
           <w:tcPr>
-            <w:tcW w:w="2501" w:type="dxa"/>
+            <w:tcW w:w="2338" w:type="dxa"/>
             <w:vAlign w:val="center"/>
           </w:tcPr>
           <w:p>
@@ -16271,7 +16272,7 @@
         </w:tc>
         <w:tc>
           <w:tcPr>
-            <w:tcW w:w="2553" w:type="dxa"/>
+            <w:tcW w:w="2338" w:type="dxa"/>
             <w:vAlign w:val="center"/>
           </w:tcPr>
           <w:p>
@@ -16298,7 +16299,7 @@
         </w:trPr>
         <w:tc>
           <w:tcPr>
-            <w:tcW w:w="1695" w:type="dxa"/>
+            <w:tcW w:w="2338" w:type="dxa"/>
             <w:vAlign w:val="center"/>
           </w:tcPr>
           <w:p>
@@ -16319,7 +16320,7 @@
         </w:tc>
         <w:tc>
           <w:tcPr>
-            <w:tcW w:w="2605" w:type="dxa"/>
+            <w:tcW w:w="2338" w:type="dxa"/>
             <w:vAlign w:val="center"/>
           </w:tcPr>
           <w:p>
@@ -16363,7 +16364,7 @@
         </w:tc>
         <w:tc>
           <w:tcPr>
-            <w:tcW w:w="2501" w:type="dxa"/>
+            <w:tcW w:w="2338" w:type="dxa"/>
             <w:vAlign w:val="center"/>
           </w:tcPr>
           <w:p>
@@ -16384,7 +16385,7 @@
         </w:tc>
         <w:tc>
           <w:tcPr>
-            <w:tcW w:w="2553" w:type="dxa"/>
+            <w:tcW w:w="2338" w:type="dxa"/>
             <w:vAlign w:val="center"/>
           </w:tcPr>
           <w:p>
@@ -16411,7 +16412,7 @@
         </w:trPr>
         <w:tc>
           <w:tcPr>
-            <w:tcW w:w="1695" w:type="dxa"/>
+            <w:tcW w:w="2338" w:type="dxa"/>
             <w:vAlign w:val="center"/>
           </w:tcPr>
           <w:p>
@@ -16432,7 +16433,7 @@
         </w:tc>
         <w:tc>
           <w:tcPr>
-            <w:tcW w:w="2605" w:type="dxa"/>
+            <w:tcW w:w="2338" w:type="dxa"/>
             <w:vAlign w:val="center"/>
           </w:tcPr>
           <w:p>
@@ -16566,7 +16567,7 @@
         </w:tc>
         <w:tc>
           <w:tcPr>
-            <w:tcW w:w="2501" w:type="dxa"/>
+            <w:tcW w:w="2338" w:type="dxa"/>
             <w:vAlign w:val="center"/>
           </w:tcPr>
           <w:p>
@@ -16602,7 +16603,7 @@
         </w:tc>
         <w:tc>
           <w:tcPr>
-            <w:tcW w:w="2553" w:type="dxa"/>
+            <w:tcW w:w="2338" w:type="dxa"/>
             <w:vAlign w:val="center"/>
           </w:tcPr>
           <w:p>
@@ -16833,9 +16834,9 @@
         <w:tblLook w:val="0020" w:firstRow="1" w:lastRow="0" w:firstColumn="0" w:lastColumn="0" w:noHBand="0" w:noVBand="0"/>
       </w:tblPr>
       <w:tblGrid>
-        <w:gridCol w:w="1243"/>
-        <w:gridCol w:w="4187"/>
-        <w:gridCol w:w="3925"/>
+        <w:gridCol w:w="3118"/>
+        <w:gridCol w:w="3118"/>
+        <w:gridCol w:w="3119"/>
       </w:tblGrid>
       <w:tr>
         <w:trPr>
@@ -16846,7 +16847,7 @@
         </w:trPr>
         <w:tc>
           <w:tcPr>
-            <w:tcW w:w="1242" w:type="dxa"/>
+            <w:tcW w:w="3118" w:type="dxa"/>
             <w:vAlign w:val="center"/>
           </w:tcPr>
           <w:p>
@@ -16868,7 +16869,7 @@
         </w:tc>
         <w:tc>
           <w:tcPr>
-            <w:tcW w:w="4187" w:type="dxa"/>
+            <w:tcW w:w="3118" w:type="dxa"/>
             <w:vAlign w:val="center"/>
           </w:tcPr>
           <w:p>
@@ -16890,7 +16891,7 @@
         </w:tc>
         <w:tc>
           <w:tcPr>
-            <w:tcW w:w="3925" w:type="dxa"/>
+            <w:tcW w:w="3118" w:type="dxa"/>
             <w:vAlign w:val="center"/>
           </w:tcPr>
           <w:p>
@@ -16918,7 +16919,7 @@
         </w:trPr>
         <w:tc>
           <w:tcPr>
-            <w:tcW w:w="1242" w:type="dxa"/>
+            <w:tcW w:w="3118" w:type="dxa"/>
             <w:vAlign w:val="center"/>
           </w:tcPr>
           <w:p>
@@ -16939,7 +16940,7 @@
         </w:tc>
         <w:tc>
           <w:tcPr>
-            <w:tcW w:w="4187" w:type="dxa"/>
+            <w:tcW w:w="3118" w:type="dxa"/>
             <w:vAlign w:val="center"/>
           </w:tcPr>
           <w:p>
@@ -16975,7 +16976,7 @@
         </w:tc>
         <w:tc>
           <w:tcPr>
-            <w:tcW w:w="3925" w:type="dxa"/>
+            <w:tcW w:w="3118" w:type="dxa"/>
             <w:vAlign w:val="center"/>
           </w:tcPr>
           <w:p>
@@ -17017,7 +17018,7 @@
         </w:trPr>
         <w:tc>
           <w:tcPr>
-            <w:tcW w:w="1242" w:type="dxa"/>
+            <w:tcW w:w="3118" w:type="dxa"/>
             <w:vAlign w:val="center"/>
           </w:tcPr>
           <w:p>
@@ -17038,7 +17039,7 @@
         </w:tc>
         <w:tc>
           <w:tcPr>
-            <w:tcW w:w="4187" w:type="dxa"/>
+            <w:tcW w:w="3118" w:type="dxa"/>
             <w:vAlign w:val="center"/>
           </w:tcPr>
           <w:p>
@@ -17059,7 +17060,7 @@
         </w:tc>
         <w:tc>
           <w:tcPr>
-            <w:tcW w:w="3925" w:type="dxa"/>
+            <w:tcW w:w="3118" w:type="dxa"/>
             <w:vAlign w:val="center"/>
           </w:tcPr>
           <w:p>
@@ -17101,7 +17102,7 @@
         </w:trPr>
         <w:tc>
           <w:tcPr>
-            <w:tcW w:w="1242" w:type="dxa"/>
+            <w:tcW w:w="3118" w:type="dxa"/>
             <w:vAlign w:val="center"/>
           </w:tcPr>
           <w:p>
@@ -17122,7 +17123,7 @@
         </w:tc>
         <w:tc>
           <w:tcPr>
-            <w:tcW w:w="4187" w:type="dxa"/>
+            <w:tcW w:w="3118" w:type="dxa"/>
             <w:vAlign w:val="center"/>
           </w:tcPr>
           <w:p>
@@ -17158,7 +17159,7 @@
         </w:tc>
         <w:tc>
           <w:tcPr>
-            <w:tcW w:w="3925" w:type="dxa"/>
+            <w:tcW w:w="3118" w:type="dxa"/>
             <w:vAlign w:val="center"/>
           </w:tcPr>
           <w:p>
@@ -17185,7 +17186,7 @@
         </w:trPr>
         <w:tc>
           <w:tcPr>
-            <w:tcW w:w="1242" w:type="dxa"/>
+            <w:tcW w:w="3118" w:type="dxa"/>
             <w:vAlign w:val="center"/>
           </w:tcPr>
           <w:p>
@@ -17206,7 +17207,7 @@
         </w:tc>
         <w:tc>
           <w:tcPr>
-            <w:tcW w:w="4187" w:type="dxa"/>
+            <w:tcW w:w="3118" w:type="dxa"/>
             <w:vAlign w:val="center"/>
           </w:tcPr>
           <w:p>
@@ -17242,7 +17243,7 @@
         </w:tc>
         <w:tc>
           <w:tcPr>
-            <w:tcW w:w="3925" w:type="dxa"/>
+            <w:tcW w:w="3118" w:type="dxa"/>
             <w:vAlign w:val="center"/>
           </w:tcPr>
           <w:p>
@@ -17326,9 +17327,9 @@
         <w:tblLook w:val="0020" w:firstRow="1" w:lastRow="0" w:firstColumn="0" w:lastColumn="0" w:noHBand="0" w:noVBand="0"/>
       </w:tblPr>
       <w:tblGrid>
-        <w:gridCol w:w="1235"/>
-        <w:gridCol w:w="4101"/>
-        <w:gridCol w:w="4019"/>
+        <w:gridCol w:w="3118"/>
+        <w:gridCol w:w="3118"/>
+        <w:gridCol w:w="3119"/>
       </w:tblGrid>
       <w:tr>
         <w:trPr>
@@ -17339,7 +17340,7 @@
         </w:trPr>
         <w:tc>
           <w:tcPr>
-            <w:tcW w:w="1234" w:type="dxa"/>
+            <w:tcW w:w="3118" w:type="dxa"/>
             <w:vAlign w:val="center"/>
           </w:tcPr>
           <w:p>
@@ -17361,7 +17362,7 @@
         </w:tc>
         <w:tc>
           <w:tcPr>
-            <w:tcW w:w="4101" w:type="dxa"/>
+            <w:tcW w:w="3118" w:type="dxa"/>
             <w:vAlign w:val="center"/>
           </w:tcPr>
           <w:p>
@@ -17383,7 +17384,7 @@
         </w:tc>
         <w:tc>
           <w:tcPr>
-            <w:tcW w:w="4019" w:type="dxa"/>
+            <w:tcW w:w="3118" w:type="dxa"/>
             <w:vAlign w:val="center"/>
           </w:tcPr>
           <w:p>
@@ -17411,7 +17412,7 @@
         </w:trPr>
         <w:tc>
           <w:tcPr>
-            <w:tcW w:w="1234" w:type="dxa"/>
+            <w:tcW w:w="3118" w:type="dxa"/>
             <w:vAlign w:val="center"/>
           </w:tcPr>
           <w:p>
@@ -17432,7 +17433,7 @@
         </w:tc>
         <w:tc>
           <w:tcPr>
-            <w:tcW w:w="4101" w:type="dxa"/>
+            <w:tcW w:w="3118" w:type="dxa"/>
             <w:vAlign w:val="center"/>
           </w:tcPr>
           <w:p>
@@ -17453,7 +17454,7 @@
         </w:tc>
         <w:tc>
           <w:tcPr>
-            <w:tcW w:w="4019" w:type="dxa"/>
+            <w:tcW w:w="3118" w:type="dxa"/>
             <w:vAlign w:val="center"/>
           </w:tcPr>
           <w:p>
@@ -17480,7 +17481,7 @@
         </w:trPr>
         <w:tc>
           <w:tcPr>
-            <w:tcW w:w="1234" w:type="dxa"/>
+            <w:tcW w:w="3118" w:type="dxa"/>
             <w:vAlign w:val="center"/>
           </w:tcPr>
           <w:p>
@@ -17501,7 +17502,7 @@
         </w:tc>
         <w:tc>
           <w:tcPr>
-            <w:tcW w:w="4101" w:type="dxa"/>
+            <w:tcW w:w="3118" w:type="dxa"/>
             <w:vAlign w:val="center"/>
           </w:tcPr>
           <w:p>
@@ -17522,7 +17523,7 @@
         </w:tc>
         <w:tc>
           <w:tcPr>
-            <w:tcW w:w="4019" w:type="dxa"/>
+            <w:tcW w:w="3118" w:type="dxa"/>
             <w:vAlign w:val="center"/>
           </w:tcPr>
           <w:p>
@@ -17549,7 +17550,7 @@
         </w:trPr>
         <w:tc>
           <w:tcPr>
-            <w:tcW w:w="1234" w:type="dxa"/>
+            <w:tcW w:w="3118" w:type="dxa"/>
             <w:vAlign w:val="center"/>
           </w:tcPr>
           <w:p>
@@ -17570,7 +17571,7 @@
         </w:tc>
         <w:tc>
           <w:tcPr>
-            <w:tcW w:w="4101" w:type="dxa"/>
+            <w:tcW w:w="3118" w:type="dxa"/>
             <w:vAlign w:val="center"/>
           </w:tcPr>
           <w:p>
@@ -17591,7 +17592,7 @@
         </w:tc>
         <w:tc>
           <w:tcPr>
-            <w:tcW w:w="4019" w:type="dxa"/>
+            <w:tcW w:w="3118" w:type="dxa"/>
             <w:vAlign w:val="center"/>
           </w:tcPr>
           <w:p>
@@ -17633,7 +17634,7 @@
         </w:trPr>
         <w:tc>
           <w:tcPr>
-            <w:tcW w:w="1234" w:type="dxa"/>
+            <w:tcW w:w="3118" w:type="dxa"/>
             <w:vAlign w:val="center"/>
           </w:tcPr>
           <w:p>
@@ -17654,7 +17655,7 @@
         </w:tc>
         <w:tc>
           <w:tcPr>
-            <w:tcW w:w="4101" w:type="dxa"/>
+            <w:tcW w:w="3118" w:type="dxa"/>
             <w:vAlign w:val="center"/>
           </w:tcPr>
           <w:p>
@@ -17675,7 +17676,7 @@
         </w:tc>
         <w:tc>
           <w:tcPr>
-            <w:tcW w:w="4019" w:type="dxa"/>
+            <w:tcW w:w="3118" w:type="dxa"/>
             <w:vAlign w:val="center"/>
           </w:tcPr>
           <w:p>
@@ -17702,7 +17703,7 @@
         </w:trPr>
         <w:tc>
           <w:tcPr>
-            <w:tcW w:w="1234" w:type="dxa"/>
+            <w:tcW w:w="3118" w:type="dxa"/>
             <w:vAlign w:val="center"/>
           </w:tcPr>
           <w:p>
@@ -17723,7 +17724,7 @@
         </w:tc>
         <w:tc>
           <w:tcPr>
-            <w:tcW w:w="4101" w:type="dxa"/>
+            <w:tcW w:w="3118" w:type="dxa"/>
             <w:vAlign w:val="center"/>
           </w:tcPr>
           <w:p>
@@ -17744,7 +17745,7 @@
         </w:tc>
         <w:tc>
           <w:tcPr>
-            <w:tcW w:w="4019" w:type="dxa"/>
+            <w:tcW w:w="3118" w:type="dxa"/>
             <w:vAlign w:val="center"/>
           </w:tcPr>
           <w:p>
@@ -17771,7 +17772,7 @@
         </w:trPr>
         <w:tc>
           <w:tcPr>
-            <w:tcW w:w="1234" w:type="dxa"/>
+            <w:tcW w:w="3118" w:type="dxa"/>
             <w:vAlign w:val="center"/>
           </w:tcPr>
           <w:p>
@@ -17792,7 +17793,7 @@
         </w:tc>
         <w:tc>
           <w:tcPr>
-            <w:tcW w:w="4101" w:type="dxa"/>
+            <w:tcW w:w="3118" w:type="dxa"/>
             <w:vAlign w:val="center"/>
           </w:tcPr>
           <w:p>
@@ -17813,7 +17814,7 @@
         </w:tc>
         <w:tc>
           <w:tcPr>
-            <w:tcW w:w="4019" w:type="dxa"/>
+            <w:tcW w:w="3118" w:type="dxa"/>
             <w:vAlign w:val="center"/>
           </w:tcPr>
           <w:p>
@@ -17840,7 +17841,7 @@
         </w:trPr>
         <w:tc>
           <w:tcPr>
-            <w:tcW w:w="1234" w:type="dxa"/>
+            <w:tcW w:w="3118" w:type="dxa"/>
             <w:vAlign w:val="center"/>
           </w:tcPr>
           <w:p>
@@ -17861,7 +17862,7 @@
         </w:tc>
         <w:tc>
           <w:tcPr>
-            <w:tcW w:w="4101" w:type="dxa"/>
+            <w:tcW w:w="3118" w:type="dxa"/>
             <w:vAlign w:val="center"/>
           </w:tcPr>
           <w:p>
@@ -17882,7 +17883,7 @@
         </w:tc>
         <w:tc>
           <w:tcPr>
-            <w:tcW w:w="4019" w:type="dxa"/>
+            <w:tcW w:w="3118" w:type="dxa"/>
             <w:vAlign w:val="center"/>
           </w:tcPr>
           <w:p>
@@ -17924,7 +17925,7 @@
         </w:trPr>
         <w:tc>
           <w:tcPr>
-            <w:tcW w:w="1234" w:type="dxa"/>
+            <w:tcW w:w="3118" w:type="dxa"/>
             <w:vAlign w:val="center"/>
           </w:tcPr>
           <w:p>
@@ -17945,7 +17946,7 @@
         </w:tc>
         <w:tc>
           <w:tcPr>
-            <w:tcW w:w="4101" w:type="dxa"/>
+            <w:tcW w:w="3118" w:type="dxa"/>
             <w:vAlign w:val="center"/>
           </w:tcPr>
           <w:p>
@@ -17966,7 +17967,7 @@
         </w:tc>
         <w:tc>
           <w:tcPr>
-            <w:tcW w:w="4019" w:type="dxa"/>
+            <w:tcW w:w="3118" w:type="dxa"/>
             <w:vAlign w:val="center"/>
           </w:tcPr>
           <w:p>
@@ -17993,7 +17994,7 @@
         </w:trPr>
         <w:tc>
           <w:tcPr>
-            <w:tcW w:w="1234" w:type="dxa"/>
+            <w:tcW w:w="3118" w:type="dxa"/>
             <w:vAlign w:val="center"/>
           </w:tcPr>
           <w:p>
@@ -18014,7 +18015,7 @@
         </w:tc>
         <w:tc>
           <w:tcPr>
-            <w:tcW w:w="4101" w:type="dxa"/>
+            <w:tcW w:w="3118" w:type="dxa"/>
             <w:vAlign w:val="center"/>
           </w:tcPr>
           <w:p>
@@ -18035,7 +18036,7 @@
         </w:tc>
         <w:tc>
           <w:tcPr>
-            <w:tcW w:w="4019" w:type="dxa"/>
+            <w:tcW w:w="3118" w:type="dxa"/>
             <w:vAlign w:val="center"/>
           </w:tcPr>
           <w:p>
@@ -18062,7 +18063,7 @@
         </w:trPr>
         <w:tc>
           <w:tcPr>
-            <w:tcW w:w="1234" w:type="dxa"/>
+            <w:tcW w:w="3118" w:type="dxa"/>
             <w:vAlign w:val="center"/>
           </w:tcPr>
           <w:p>
@@ -18083,7 +18084,7 @@
         </w:tc>
         <w:tc>
           <w:tcPr>
-            <w:tcW w:w="4101" w:type="dxa"/>
+            <w:tcW w:w="3118" w:type="dxa"/>
             <w:vAlign w:val="center"/>
           </w:tcPr>
           <w:p>
@@ -18104,7 +18105,7 @@
         </w:tc>
         <w:tc>
           <w:tcPr>
-            <w:tcW w:w="4019" w:type="dxa"/>
+            <w:tcW w:w="3118" w:type="dxa"/>
             <w:vAlign w:val="center"/>
           </w:tcPr>
           <w:p>
@@ -18477,6 +18478,21 @@
     </w:p>
     <w:p>
       <w:pPr>
+        <w:pStyle w:val="Normal"/>
+        <w:ind w:firstLine="708"/>
+        <w:jc w:val="both"/>
+      </w:pPr>
+      <w:r>
+        <w:rPr>
+          <w:rFonts w:ascii="Times New Roman" w:hAnsi="Times New Roman" w:cs="Times New Roman"/>
+          <w:sz w:val="28"/>
+          <w:szCs w:val="28"/>
+        </w:rPr>
+        <w:t xml:space="preserve">В качестве источников данных использованы следующие:</w:t>
+      </w:r>
+    </w:p>
+    <w:p>
+      <w:pPr>
         <w:pStyle w:val="Compact"/>
         <w:spacing w:before="0" w:after="0" w:line="360" w:lineRule="exact"/>
         <w:ind w:left="709" w:firstLine="709"/>
@@ -18719,8 +18735,8 @@
         <w:tblLook w:val="0020" w:firstRow="1" w:lastRow="0" w:firstColumn="0" w:lastColumn="0" w:noHBand="0" w:noVBand="0"/>
       </w:tblPr>
       <w:tblGrid>
-        <w:gridCol w:w="6171"/>
-        <w:gridCol w:w="3184"/>
+        <w:gridCol w:w="4677"/>
+        <w:gridCol w:w="4678"/>
       </w:tblGrid>
       <w:tr>
         <w:trPr>
@@ -18731,7 +18747,7 @@
         </w:trPr>
         <w:tc>
           <w:tcPr>
-            <w:tcW w:w="6171" w:type="dxa"/>
+            <w:tcW w:w="4677" w:type="dxa"/>
             <w:vAlign w:val="center"/>
           </w:tcPr>
           <w:p>
@@ -18753,7 +18769,7 @@
         </w:tc>
         <w:tc>
           <w:tcPr>
-            <w:tcW w:w="3184" w:type="dxa"/>
+            <w:tcW w:w="4677" w:type="dxa"/>
             <w:vAlign w:val="center"/>
           </w:tcPr>
           <w:p>
@@ -18781,7 +18797,7 @@
         </w:trPr>
         <w:tc>
           <w:tcPr>
-            <w:tcW w:w="6171" w:type="dxa"/>
+            <w:tcW w:w="4677" w:type="dxa"/>
             <w:vAlign w:val="center"/>
           </w:tcPr>
           <w:p>
@@ -18804,7 +18820,7 @@
         </w:tc>
         <w:tc>
           <w:tcPr>
-            <w:tcW w:w="3184" w:type="dxa"/>
+            <w:tcW w:w="4677" w:type="dxa"/>
             <w:vAlign w:val="center"/>
           </w:tcPr>
           <w:p>
@@ -18831,7 +18847,7 @@
         </w:trPr>
         <w:tc>
           <w:tcPr>
-            <w:tcW w:w="6171" w:type="dxa"/>
+            <w:tcW w:w="4677" w:type="dxa"/>
             <w:vAlign w:val="center"/>
           </w:tcPr>
           <w:p>
@@ -18854,7 +18870,7 @@
         </w:tc>
         <w:tc>
           <w:tcPr>
-            <w:tcW w:w="3184" w:type="dxa"/>
+            <w:tcW w:w="4677" w:type="dxa"/>
             <w:vAlign w:val="center"/>
           </w:tcPr>
           <w:p>
@@ -18881,7 +18897,7 @@
         </w:trPr>
         <w:tc>
           <w:tcPr>
-            <w:tcW w:w="6171" w:type="dxa"/>
+            <w:tcW w:w="4677" w:type="dxa"/>
             <w:vAlign w:val="center"/>
           </w:tcPr>
           <w:p>
@@ -18904,7 +18920,7 @@
         </w:tc>
         <w:tc>
           <w:tcPr>
-            <w:tcW w:w="3184" w:type="dxa"/>
+            <w:tcW w:w="4677" w:type="dxa"/>
             <w:vAlign w:val="center"/>
           </w:tcPr>
           <w:p>
@@ -18931,7 +18947,7 @@
         </w:trPr>
         <w:tc>
           <w:tcPr>
-            <w:tcW w:w="6171" w:type="dxa"/>
+            <w:tcW w:w="4677" w:type="dxa"/>
             <w:vAlign w:val="center"/>
           </w:tcPr>
           <w:p>
@@ -18954,7 +18970,7 @@
         </w:tc>
         <w:tc>
           <w:tcPr>
-            <w:tcW w:w="3184" w:type="dxa"/>
+            <w:tcW w:w="4677" w:type="dxa"/>
             <w:vAlign w:val="center"/>
           </w:tcPr>
           <w:p>
@@ -18981,7 +18997,7 @@
         </w:trPr>
         <w:tc>
           <w:tcPr>
-            <w:tcW w:w="6171" w:type="dxa"/>
+            <w:tcW w:w="4677" w:type="dxa"/>
             <w:vAlign w:val="center"/>
           </w:tcPr>
           <w:p>
@@ -19004,7 +19020,7 @@
         </w:tc>
         <w:tc>
           <w:tcPr>
-            <w:tcW w:w="3184" w:type="dxa"/>
+            <w:tcW w:w="4677" w:type="dxa"/>
             <w:vAlign w:val="center"/>
           </w:tcPr>
           <w:p>
@@ -19031,7 +19047,7 @@
         </w:trPr>
         <w:tc>
           <w:tcPr>
-            <w:tcW w:w="6171" w:type="dxa"/>
+            <w:tcW w:w="4677" w:type="dxa"/>
             <w:vAlign w:val="center"/>
           </w:tcPr>
           <w:p>
@@ -19099,7 +19115,7 @@
         </w:tc>
         <w:tc>
           <w:tcPr>
-            <w:tcW w:w="3184" w:type="dxa"/>
+            <w:tcW w:w="4677" w:type="dxa"/>
             <w:vAlign w:val="center"/>
           </w:tcPr>
           <w:p>
@@ -19126,7 +19142,7 @@
         </w:trPr>
         <w:tc>
           <w:tcPr>
-            <w:tcW w:w="6171" w:type="dxa"/>
+            <w:tcW w:w="4677" w:type="dxa"/>
             <w:vAlign w:val="center"/>
           </w:tcPr>
           <w:p>
@@ -19149,7 +19165,7 @@
         </w:tc>
         <w:tc>
           <w:tcPr>
-            <w:tcW w:w="3184" w:type="dxa"/>
+            <w:tcW w:w="4677" w:type="dxa"/>
             <w:vAlign w:val="center"/>
           </w:tcPr>
           <w:p>
@@ -19184,7 +19200,7 @@
         </w:trPr>
         <w:tc>
           <w:tcPr>
-            <w:tcW w:w="6171" w:type="dxa"/>
+            <w:tcW w:w="4677" w:type="dxa"/>
             <w:vAlign w:val="center"/>
           </w:tcPr>
           <w:p>
@@ -19205,7 +19221,7 @@
         </w:tc>
         <w:tc>
           <w:tcPr>
-            <w:tcW w:w="3184" w:type="dxa"/>
+            <w:tcW w:w="4677" w:type="dxa"/>
             <w:vAlign w:val="center"/>
           </w:tcPr>
           <w:p>
@@ -19325,9 +19341,9 @@
         <w:tblLook w:val="0020" w:firstRow="1" w:lastRow="0" w:firstColumn="0" w:lastColumn="0" w:noHBand="0" w:noVBand="0"/>
       </w:tblPr>
       <w:tblGrid>
-        <w:gridCol w:w="643"/>
-        <w:gridCol w:w="4356"/>
-        <w:gridCol w:w="4356"/>
+        <w:gridCol w:w="3118"/>
+        <w:gridCol w:w="3118"/>
+        <w:gridCol w:w="3119"/>
       </w:tblGrid>
       <w:tr>
         <w:trPr>
@@ -19338,7 +19354,7 @@
         </w:trPr>
         <w:tc>
           <w:tcPr>
-            <w:tcW w:w="643" w:type="dxa"/>
+            <w:tcW w:w="3118" w:type="dxa"/>
             <w:vAlign w:val="center"/>
           </w:tcPr>
           <w:p>
@@ -19360,7 +19376,7 @@
         </w:tc>
         <w:tc>
           <w:tcPr>
-            <w:tcW w:w="4355" w:type="dxa"/>
+            <w:tcW w:w="3118" w:type="dxa"/>
             <w:vAlign w:val="center"/>
           </w:tcPr>
           <w:p>
@@ -19382,7 +19398,7 @@
         </w:tc>
         <w:tc>
           <w:tcPr>
-            <w:tcW w:w="4355" w:type="dxa"/>
+            <w:tcW w:w="3118" w:type="dxa"/>
             <w:vAlign w:val="center"/>
           </w:tcPr>
           <w:p>
@@ -19410,7 +19426,7 @@
         </w:trPr>
         <w:tc>
           <w:tcPr>
-            <w:tcW w:w="643" w:type="dxa"/>
+            <w:tcW w:w="3118" w:type="dxa"/>
             <w:vAlign w:val="center"/>
           </w:tcPr>
           <w:p>
@@ -19431,7 +19447,7 @@
         </w:tc>
         <w:tc>
           <w:tcPr>
-            <w:tcW w:w="4355" w:type="dxa"/>
+            <w:tcW w:w="3118" w:type="dxa"/>
             <w:vAlign w:val="center"/>
           </w:tcPr>
           <w:p>
@@ -19497,7 +19513,7 @@
         </w:tc>
         <w:tc>
           <w:tcPr>
-            <w:tcW w:w="4355" w:type="dxa"/>
+            <w:tcW w:w="3118" w:type="dxa"/>
             <w:vAlign w:val="center"/>
           </w:tcPr>
           <w:p>
@@ -19569,7 +19585,7 @@
         </w:trPr>
         <w:tc>
           <w:tcPr>
-            <w:tcW w:w="643" w:type="dxa"/>
+            <w:tcW w:w="3118" w:type="dxa"/>
             <w:vAlign w:val="center"/>
           </w:tcPr>
           <w:p>
@@ -19590,7 +19606,7 @@
         </w:tc>
         <w:tc>
           <w:tcPr>
-            <w:tcW w:w="4355" w:type="dxa"/>
+            <w:tcW w:w="3118" w:type="dxa"/>
             <w:vAlign w:val="center"/>
           </w:tcPr>
           <w:p>
@@ -19626,7 +19642,7 @@
         </w:tc>
         <w:tc>
           <w:tcPr>
-            <w:tcW w:w="4355" w:type="dxa"/>
+            <w:tcW w:w="3118" w:type="dxa"/>
             <w:vAlign w:val="center"/>
           </w:tcPr>
           <w:p>
@@ -19661,7 +19677,7 @@
         </w:trPr>
         <w:tc>
           <w:tcPr>
-            <w:tcW w:w="643" w:type="dxa"/>
+            <w:tcW w:w="3118" w:type="dxa"/>
             <w:vAlign w:val="center"/>
           </w:tcPr>
           <w:p>
@@ -19682,7 +19698,7 @@
         </w:tc>
         <w:tc>
           <w:tcPr>
-            <w:tcW w:w="4355" w:type="dxa"/>
+            <w:tcW w:w="3118" w:type="dxa"/>
             <w:vAlign w:val="center"/>
           </w:tcPr>
           <w:p>
@@ -19703,7 +19719,7 @@
         </w:tc>
         <w:tc>
           <w:tcPr>
-            <w:tcW w:w="4355" w:type="dxa"/>
+            <w:tcW w:w="3118" w:type="dxa"/>
             <w:vAlign w:val="center"/>
           </w:tcPr>
           <w:p>
@@ -19745,7 +19761,7 @@
         </w:trPr>
         <w:tc>
           <w:tcPr>
-            <w:tcW w:w="643" w:type="dxa"/>
+            <w:tcW w:w="3118" w:type="dxa"/>
             <w:vAlign w:val="center"/>
           </w:tcPr>
           <w:p>
@@ -19766,7 +19782,7 @@
         </w:tc>
         <w:tc>
           <w:tcPr>
-            <w:tcW w:w="4355" w:type="dxa"/>
+            <w:tcW w:w="3118" w:type="dxa"/>
             <w:vAlign w:val="center"/>
           </w:tcPr>
           <w:p>
@@ -19787,7 +19803,7 @@
         </w:tc>
         <w:tc>
           <w:tcPr>
-            <w:tcW w:w="4355" w:type="dxa"/>
+            <w:tcW w:w="3118" w:type="dxa"/>
             <w:vAlign w:val="center"/>
           </w:tcPr>
           <w:p>
@@ -19829,7 +19845,7 @@
         </w:trPr>
         <w:tc>
           <w:tcPr>
-            <w:tcW w:w="643" w:type="dxa"/>
+            <w:tcW w:w="3118" w:type="dxa"/>
             <w:vAlign w:val="center"/>
           </w:tcPr>
           <w:p>
@@ -19850,7 +19866,7 @@
         </w:tc>
         <w:tc>
           <w:tcPr>
-            <w:tcW w:w="4355" w:type="dxa"/>
+            <w:tcW w:w="3118" w:type="dxa"/>
             <w:vAlign w:val="center"/>
           </w:tcPr>
           <w:p>
@@ -19871,7 +19887,7 @@
         </w:tc>
         <w:tc>
           <w:tcPr>
-            <w:tcW w:w="4355" w:type="dxa"/>
+            <w:tcW w:w="3118" w:type="dxa"/>
             <w:vAlign w:val="center"/>
           </w:tcPr>
           <w:p>
@@ -19898,7 +19914,7 @@
         </w:trPr>
         <w:tc>
           <w:tcPr>
-            <w:tcW w:w="643" w:type="dxa"/>
+            <w:tcW w:w="3118" w:type="dxa"/>
             <w:vAlign w:val="center"/>
           </w:tcPr>
           <w:p>
@@ -19919,7 +19935,7 @@
         </w:tc>
         <w:tc>
           <w:tcPr>
-            <w:tcW w:w="4355" w:type="dxa"/>
+            <w:tcW w:w="3118" w:type="dxa"/>
             <w:vAlign w:val="center"/>
           </w:tcPr>
           <w:p>
@@ -19955,7 +19971,7 @@
         </w:tc>
         <w:tc>
           <w:tcPr>
-            <w:tcW w:w="4355" w:type="dxa"/>
+            <w:tcW w:w="3118" w:type="dxa"/>
             <w:vAlign w:val="center"/>
           </w:tcPr>
           <w:p>
@@ -19982,7 +19998,7 @@
         </w:trPr>
         <w:tc>
           <w:tcPr>
-            <w:tcW w:w="643" w:type="dxa"/>
+            <w:tcW w:w="3118" w:type="dxa"/>
             <w:vAlign w:val="center"/>
           </w:tcPr>
           <w:p>
@@ -20003,7 +20019,7 @@
         </w:tc>
         <w:tc>
           <w:tcPr>
-            <w:tcW w:w="4355" w:type="dxa"/>
+            <w:tcW w:w="3118" w:type="dxa"/>
             <w:vAlign w:val="center"/>
           </w:tcPr>
           <w:p>
@@ -20039,7 +20055,7 @@
         </w:tc>
         <w:tc>
           <w:tcPr>
-            <w:tcW w:w="4355" w:type="dxa"/>
+            <w:tcW w:w="3118" w:type="dxa"/>
             <w:vAlign w:val="center"/>
           </w:tcPr>
           <w:p>
@@ -20489,9 +20505,9 @@
         <w:tblLook w:val="0020" w:firstRow="1" w:lastRow="0" w:firstColumn="0" w:lastColumn="0" w:noHBand="0" w:noVBand="0"/>
       </w:tblPr>
       <w:tblGrid>
-        <w:gridCol w:w="2750"/>
-        <w:gridCol w:w="3269"/>
-        <w:gridCol w:w="3336"/>
+        <w:gridCol w:w="3118"/>
+        <w:gridCol w:w="3118"/>
+        <w:gridCol w:w="3119"/>
       </w:tblGrid>
       <w:tr>
         <w:trPr>
@@ -20502,7 +20518,7 @@
         </w:trPr>
         <w:tc>
           <w:tcPr>
-            <w:tcW w:w="2749" w:type="dxa"/>
+            <w:tcW w:w="3118" w:type="dxa"/>
             <w:vAlign w:val="center"/>
           </w:tcPr>
           <w:p>
@@ -20524,7 +20540,7 @@
         </w:tc>
         <w:tc>
           <w:tcPr>
-            <w:tcW w:w="3269" w:type="dxa"/>
+            <w:tcW w:w="3118" w:type="dxa"/>
             <w:vAlign w:val="center"/>
           </w:tcPr>
           <w:p>
@@ -20546,7 +20562,7 @@
         </w:tc>
         <w:tc>
           <w:tcPr>
-            <w:tcW w:w="3336" w:type="dxa"/>
+            <w:tcW w:w="3118" w:type="dxa"/>
             <w:vAlign w:val="center"/>
           </w:tcPr>
           <w:p>
@@ -20574,7 +20590,7 @@
         </w:trPr>
         <w:tc>
           <w:tcPr>
-            <w:tcW w:w="2749" w:type="dxa"/>
+            <w:tcW w:w="3118" w:type="dxa"/>
             <w:vAlign w:val="center"/>
           </w:tcPr>
           <w:p>
@@ -20610,7 +20626,7 @@
         </w:tc>
         <w:tc>
           <w:tcPr>
-            <w:tcW w:w="3269" w:type="dxa"/>
+            <w:tcW w:w="3118" w:type="dxa"/>
             <w:vAlign w:val="center"/>
           </w:tcPr>
           <w:p>
@@ -20631,7 +20647,7 @@
         </w:tc>
         <w:tc>
           <w:tcPr>
-            <w:tcW w:w="3336" w:type="dxa"/>
+            <w:tcW w:w="3118" w:type="dxa"/>
             <w:vAlign w:val="center"/>
           </w:tcPr>
           <w:p>
@@ -20703,7 +20719,7 @@
         </w:trPr>
         <w:tc>
           <w:tcPr>
-            <w:tcW w:w="2749" w:type="dxa"/>
+            <w:tcW w:w="3118" w:type="dxa"/>
             <w:vAlign w:val="center"/>
           </w:tcPr>
           <w:p>
@@ -20777,7 +20793,7 @@
         </w:tc>
         <w:tc>
           <w:tcPr>
-            <w:tcW w:w="3269" w:type="dxa"/>
+            <w:tcW w:w="3118" w:type="dxa"/>
             <w:vAlign w:val="center"/>
           </w:tcPr>
           <w:p>
@@ -20873,7 +20889,7 @@
         </w:tc>
         <w:tc>
           <w:tcPr>
-            <w:tcW w:w="3336" w:type="dxa"/>
+            <w:tcW w:w="3118" w:type="dxa"/>
             <w:vAlign w:val="center"/>
           </w:tcPr>
           <w:p>
@@ -20900,7 +20916,7 @@
         </w:trPr>
         <w:tc>
           <w:tcPr>
-            <w:tcW w:w="2749" w:type="dxa"/>
+            <w:tcW w:w="3118" w:type="dxa"/>
             <w:vAlign w:val="center"/>
           </w:tcPr>
           <w:p>
@@ -20921,7 +20937,7 @@
         </w:tc>
         <w:tc>
           <w:tcPr>
-            <w:tcW w:w="3269" w:type="dxa"/>
+            <w:tcW w:w="3118" w:type="dxa"/>
             <w:vAlign w:val="center"/>
           </w:tcPr>
           <w:p>
@@ -20972,7 +20988,7 @@
         </w:tc>
         <w:tc>
           <w:tcPr>
-            <w:tcW w:w="3336" w:type="dxa"/>
+            <w:tcW w:w="3118" w:type="dxa"/>
             <w:vAlign w:val="center"/>
           </w:tcPr>
           <w:p>
@@ -21014,7 +21030,7 @@
         </w:trPr>
         <w:tc>
           <w:tcPr>
-            <w:tcW w:w="2749" w:type="dxa"/>
+            <w:tcW w:w="3118" w:type="dxa"/>
             <w:vAlign w:val="center"/>
           </w:tcPr>
           <w:p>
@@ -21080,7 +21096,7 @@
         </w:tc>
         <w:tc>
           <w:tcPr>
-            <w:tcW w:w="3269" w:type="dxa"/>
+            <w:tcW w:w="3118" w:type="dxa"/>
             <w:vAlign w:val="center"/>
           </w:tcPr>
           <w:p>
@@ -21139,7 +21155,7 @@
         </w:tc>
         <w:tc>
           <w:tcPr>
-            <w:tcW w:w="3336" w:type="dxa"/>
+            <w:tcW w:w="3118" w:type="dxa"/>
             <w:vAlign w:val="center"/>
           </w:tcPr>
           <w:p>
@@ -21218,9 +21234,9 @@
         <w:tblLook w:val="0020" w:firstRow="1" w:lastRow="0" w:firstColumn="0" w:lastColumn="0" w:noHBand="0" w:noVBand="0"/>
       </w:tblPr>
       <w:tblGrid>
-        <w:gridCol w:w="2498"/>
-        <w:gridCol w:w="3818"/>
-        <w:gridCol w:w="3039"/>
+        <w:gridCol w:w="3118"/>
+        <w:gridCol w:w="3118"/>
+        <w:gridCol w:w="3119"/>
       </w:tblGrid>
       <w:tr>
         <w:trPr>
@@ -21231,7 +21247,7 @@
         </w:trPr>
         <w:tc>
           <w:tcPr>
-            <w:tcW w:w="2498" w:type="dxa"/>
+            <w:tcW w:w="3118" w:type="dxa"/>
             <w:vAlign w:val="center"/>
           </w:tcPr>
           <w:p>
@@ -21253,7 +21269,7 @@
         </w:tc>
         <w:tc>
           <w:tcPr>
-            <w:tcW w:w="3818" w:type="dxa"/>
+            <w:tcW w:w="3118" w:type="dxa"/>
             <w:vAlign w:val="center"/>
           </w:tcPr>
           <w:p>
@@ -21275,7 +21291,7 @@
         </w:tc>
         <w:tc>
           <w:tcPr>
-            <w:tcW w:w="3039" w:type="dxa"/>
+            <w:tcW w:w="3118" w:type="dxa"/>
             <w:vAlign w:val="center"/>
           </w:tcPr>
           <w:p>
@@ -21303,7 +21319,7 @@
         </w:trPr>
         <w:tc>
           <w:tcPr>
-            <w:tcW w:w="2498" w:type="dxa"/>
+            <w:tcW w:w="3118" w:type="dxa"/>
             <w:vAlign w:val="center"/>
           </w:tcPr>
           <w:p>
@@ -21332,7 +21348,7 @@
         </w:tc>
         <w:tc>
           <w:tcPr>
-            <w:tcW w:w="3818" w:type="dxa"/>
+            <w:tcW w:w="3118" w:type="dxa"/>
             <w:vAlign w:val="center"/>
           </w:tcPr>
           <w:p>
@@ -21361,7 +21377,7 @@
         </w:tc>
         <w:tc>
           <w:tcPr>
-            <w:tcW w:w="3039" w:type="dxa"/>
+            <w:tcW w:w="3118" w:type="dxa"/>
             <w:vAlign w:val="center"/>
           </w:tcPr>
           <w:p>
@@ -21403,7 +21419,7 @@
         </w:trPr>
         <w:tc>
           <w:tcPr>
-            <w:tcW w:w="2498" w:type="dxa"/>
+            <w:tcW w:w="3118" w:type="dxa"/>
             <w:vAlign w:val="center"/>
           </w:tcPr>
           <w:p>
@@ -21432,7 +21448,7 @@
         </w:tc>
         <w:tc>
           <w:tcPr>
-            <w:tcW w:w="3818" w:type="dxa"/>
+            <w:tcW w:w="3118" w:type="dxa"/>
             <w:vAlign w:val="center"/>
           </w:tcPr>
           <w:p>
@@ -21461,7 +21477,7 @@
         </w:tc>
         <w:tc>
           <w:tcPr>
-            <w:tcW w:w="3039" w:type="dxa"/>
+            <w:tcW w:w="3118" w:type="dxa"/>
             <w:vAlign w:val="center"/>
           </w:tcPr>
           <w:p>
@@ -21488,7 +21504,7 @@
         </w:trPr>
         <w:tc>
           <w:tcPr>
-            <w:tcW w:w="2498" w:type="dxa"/>
+            <w:tcW w:w="3118" w:type="dxa"/>
             <w:vAlign w:val="center"/>
           </w:tcPr>
           <w:p>
@@ -21524,7 +21540,7 @@
         </w:tc>
         <w:tc>
           <w:tcPr>
-            <w:tcW w:w="3818" w:type="dxa"/>
+            <w:tcW w:w="3118" w:type="dxa"/>
             <w:vAlign w:val="center"/>
           </w:tcPr>
           <w:p>
@@ -21553,7 +21569,7 @@
         </w:tc>
         <w:tc>
           <w:tcPr>
-            <w:tcW w:w="3039" w:type="dxa"/>
+            <w:tcW w:w="3118" w:type="dxa"/>
             <w:vAlign w:val="center"/>
           </w:tcPr>
           <w:p>
@@ -21610,7 +21626,7 @@
         </w:trPr>
         <w:tc>
           <w:tcPr>
-            <w:tcW w:w="2498" w:type="dxa"/>
+            <w:tcW w:w="3118" w:type="dxa"/>
             <w:vAlign w:val="center"/>
           </w:tcPr>
           <w:p>
@@ -21639,7 +21655,7 @@
         </w:tc>
         <w:tc>
           <w:tcPr>
-            <w:tcW w:w="3818" w:type="dxa"/>
+            <w:tcW w:w="3118" w:type="dxa"/>
             <w:vAlign w:val="center"/>
           </w:tcPr>
           <w:p>
@@ -21660,7 +21676,7 @@
         </w:tc>
         <w:tc>
           <w:tcPr>
-            <w:tcW w:w="3039" w:type="dxa"/>
+            <w:tcW w:w="3118" w:type="dxa"/>
             <w:vAlign w:val="center"/>
           </w:tcPr>
           <w:p>
@@ -21687,7 +21703,7 @@
         </w:trPr>
         <w:tc>
           <w:tcPr>
-            <w:tcW w:w="2498" w:type="dxa"/>
+            <w:tcW w:w="3118" w:type="dxa"/>
             <w:vAlign w:val="center"/>
           </w:tcPr>
           <w:p>
@@ -21723,7 +21739,7 @@
         </w:tc>
         <w:tc>
           <w:tcPr>
-            <w:tcW w:w="3818" w:type="dxa"/>
+            <w:tcW w:w="3118" w:type="dxa"/>
             <w:vAlign w:val="center"/>
           </w:tcPr>
           <w:p>
@@ -21744,7 +21760,7 @@
         </w:tc>
         <w:tc>
           <w:tcPr>
-            <w:tcW w:w="3039" w:type="dxa"/>
+            <w:tcW w:w="3118" w:type="dxa"/>
             <w:vAlign w:val="center"/>
           </w:tcPr>
           <w:p>
@@ -21771,7 +21787,7 @@
         </w:trPr>
         <w:tc>
           <w:tcPr>
-            <w:tcW w:w="2498" w:type="dxa"/>
+            <w:tcW w:w="3118" w:type="dxa"/>
             <w:vAlign w:val="center"/>
           </w:tcPr>
           <w:p>
@@ -21792,7 +21808,7 @@
         </w:tc>
         <w:tc>
           <w:tcPr>
-            <w:tcW w:w="3818" w:type="dxa"/>
+            <w:tcW w:w="3118" w:type="dxa"/>
             <w:vAlign w:val="center"/>
           </w:tcPr>
           <w:p>
@@ -21813,7 +21829,7 @@
         </w:tc>
         <w:tc>
           <w:tcPr>
-            <w:tcW w:w="3039" w:type="dxa"/>
+            <w:tcW w:w="3118" w:type="dxa"/>
             <w:vAlign w:val="center"/>
           </w:tcPr>
           <w:p>
@@ -21840,7 +21856,7 @@
         </w:trPr>
         <w:tc>
           <w:tcPr>
-            <w:tcW w:w="2498" w:type="dxa"/>
+            <w:tcW w:w="3118" w:type="dxa"/>
             <w:vAlign w:val="center"/>
           </w:tcPr>
           <w:p>
@@ -21869,7 +21885,7 @@
         </w:tc>
         <w:tc>
           <w:tcPr>
-            <w:tcW w:w="3818" w:type="dxa"/>
+            <w:tcW w:w="3118" w:type="dxa"/>
             <w:vAlign w:val="center"/>
           </w:tcPr>
           <w:p>
@@ -21890,7 +21906,7 @@
         </w:tc>
         <w:tc>
           <w:tcPr>
-            <w:tcW w:w="3039" w:type="dxa"/>
+            <w:tcW w:w="3118" w:type="dxa"/>
             <w:vAlign w:val="center"/>
           </w:tcPr>
           <w:p>

--- a/СДАЧА/ЛР6/ОТЧЕТ_ЛР6_NotaCode.docx
+++ b/СДАЧА/ЛР6/ОТЧЕТ_ЛР6_NotaCode.docx
@@ -244,7 +244,7 @@
         </w:rPr>
         <w:fldChar w:fldCharType="separate"/>
       </w:r>
-      <w:hyperlink w:anchor="_Toc242031838" w:history="1">
+      <w:hyperlink w:anchor="_Toc242042998" w:history="1">
         <w:r>
           <w:rPr>
             <w:rStyle w:val="ad"/>
@@ -271,7 +271,7 @@
             <w:noProof/>
             <w:webHidden/>
           </w:rPr>
-          <w:instrText xml:space="preserve"> PAGEREF _Toc242031838 \h </w:instrText>
+          <w:instrText xml:space="preserve"> PAGEREF _Toc242042998 \h </w:instrText>
         </w:r>
         <w:r>
           <w:rPr>
@@ -316,7 +316,7 @@
           <w14:ligatures w14:val="standardContextual"/>
         </w:rPr>
       </w:pPr>
-      <w:hyperlink w:anchor="_Toc242031839" w:history="1">
+      <w:hyperlink w:anchor="_Toc242042999" w:history="1">
         <w:r>
           <w:rPr>
             <w:rStyle w:val="ad"/>
@@ -343,7 +343,7 @@
             <w:noProof/>
             <w:webHidden/>
           </w:rPr>
-          <w:instrText xml:space="preserve"> PAGEREF _Toc242031839 \h </w:instrText>
+          <w:instrText xml:space="preserve"> PAGEREF _Toc242042999 \h </w:instrText>
         </w:r>
         <w:r>
           <w:rPr>
@@ -388,7 +388,7 @@
           <w14:ligatures w14:val="standardContextual"/>
         </w:rPr>
       </w:pPr>
-      <w:hyperlink w:anchor="_Toc242031840" w:history="1">
+      <w:hyperlink w:anchor="_Toc242043000" w:history="1">
         <w:r>
           <w:rPr>
             <w:rStyle w:val="ad"/>
@@ -415,7 +415,7 @@
             <w:noProof/>
             <w:webHidden/>
           </w:rPr>
-          <w:instrText xml:space="preserve"> PAGEREF _Toc242031840 \h </w:instrText>
+          <w:instrText xml:space="preserve"> PAGEREF _Toc242043000 \h </w:instrText>
         </w:r>
         <w:r>
           <w:rPr>
@@ -460,7 +460,7 @@
           <w14:ligatures w14:val="standardContextual"/>
         </w:rPr>
       </w:pPr>
-      <w:hyperlink w:anchor="_Toc242031841" w:history="1">
+      <w:hyperlink w:anchor="_Toc242043001" w:history="1">
         <w:r>
           <w:rPr>
             <w:rStyle w:val="ad"/>
@@ -487,7 +487,7 @@
             <w:noProof/>
             <w:webHidden/>
           </w:rPr>
-          <w:instrText xml:space="preserve"> PAGEREF _Toc242031841 \h </w:instrText>
+          <w:instrText xml:space="preserve"> PAGEREF _Toc242043001 \h </w:instrText>
         </w:r>
         <w:r>
           <w:rPr>
@@ -532,7 +532,7 @@
           <w14:ligatures w14:val="standardContextual"/>
         </w:rPr>
       </w:pPr>
-      <w:hyperlink w:anchor="_Toc242031842" w:history="1">
+      <w:hyperlink w:anchor="_Toc242043002" w:history="1">
         <w:r>
           <w:rPr>
             <w:rStyle w:val="ad"/>
@@ -559,7 +559,7 @@
             <w:noProof/>
             <w:webHidden/>
           </w:rPr>
-          <w:instrText xml:space="preserve"> PAGEREF _Toc242031842 \h </w:instrText>
+          <w:instrText xml:space="preserve"> PAGEREF _Toc242043002 \h </w:instrText>
         </w:r>
         <w:r>
           <w:rPr>
@@ -604,7 +604,7 @@
           <w14:ligatures w14:val="standardContextual"/>
         </w:rPr>
       </w:pPr>
-      <w:hyperlink w:anchor="_Toc242031843" w:history="1">
+      <w:hyperlink w:anchor="_Toc242043003" w:history="1">
         <w:r>
           <w:rPr>
             <w:rStyle w:val="ad"/>
@@ -631,7 +631,7 @@
             <w:noProof/>
             <w:webHidden/>
           </w:rPr>
-          <w:instrText xml:space="preserve"> PAGEREF _Toc242031843 \h </w:instrText>
+          <w:instrText xml:space="preserve"> PAGEREF _Toc242043003 \h </w:instrText>
         </w:r>
         <w:r>
           <w:rPr>
@@ -676,7 +676,7 @@
           <w14:ligatures w14:val="standardContextual"/>
         </w:rPr>
       </w:pPr>
-      <w:hyperlink w:anchor="_Toc242031844" w:history="1">
+      <w:hyperlink w:anchor="_Toc242043004" w:history="1">
         <w:r>
           <w:rPr>
             <w:rStyle w:val="ad"/>
@@ -703,7 +703,7 @@
             <w:noProof/>
             <w:webHidden/>
           </w:rPr>
-          <w:instrText xml:space="preserve"> PAGEREF _Toc242031844 \h </w:instrText>
+          <w:instrText xml:space="preserve"> PAGEREF _Toc242043004 \h </w:instrText>
         </w:r>
         <w:r>
           <w:rPr>
@@ -748,7 +748,7 @@
           <w14:ligatures w14:val="standardContextual"/>
         </w:rPr>
       </w:pPr>
-      <w:hyperlink w:anchor="_Toc242031845" w:history="1">
+      <w:hyperlink w:anchor="_Toc242043005" w:history="1">
         <w:r>
           <w:rPr>
             <w:rStyle w:val="ad"/>
@@ -775,7 +775,7 @@
             <w:noProof/>
             <w:webHidden/>
           </w:rPr>
-          <w:instrText xml:space="preserve"> PAGEREF _Toc242031845 \h </w:instrText>
+          <w:instrText xml:space="preserve"> PAGEREF _Toc242043005 \h </w:instrText>
         </w:r>
         <w:r>
           <w:rPr>
@@ -820,7 +820,7 @@
           <w14:ligatures w14:val="standardContextual"/>
         </w:rPr>
       </w:pPr>
-      <w:hyperlink w:anchor="_Toc242031846" w:history="1">
+      <w:hyperlink w:anchor="_Toc242043006" w:history="1">
         <w:r>
           <w:rPr>
             <w:rStyle w:val="ad"/>
@@ -856,7 +856,7 @@
             <w:noProof/>
             <w:webHidden/>
           </w:rPr>
-          <w:instrText xml:space="preserve"> PAGEREF _Toc242031846 \h </w:instrText>
+          <w:instrText xml:space="preserve"> PAGEREF _Toc242043006 \h </w:instrText>
         </w:r>
         <w:r>
           <w:rPr>
@@ -901,7 +901,7 @@
           <w14:ligatures w14:val="standardContextual"/>
         </w:rPr>
       </w:pPr>
-      <w:hyperlink w:anchor="_Toc242031847" w:history="1">
+      <w:hyperlink w:anchor="_Toc242043007" w:history="1">
         <w:r>
           <w:rPr>
             <w:rStyle w:val="ad"/>
@@ -928,7 +928,7 @@
             <w:noProof/>
             <w:webHidden/>
           </w:rPr>
-          <w:instrText xml:space="preserve"> PAGEREF _Toc242031847 \h </w:instrText>
+          <w:instrText xml:space="preserve"> PAGEREF _Toc242043007 \h </w:instrText>
         </w:r>
         <w:r>
           <w:rPr>
@@ -973,7 +973,7 @@
           <w14:ligatures w14:val="standardContextual"/>
         </w:rPr>
       </w:pPr>
-      <w:hyperlink w:anchor="_Toc242031848" w:history="1">
+      <w:hyperlink w:anchor="_Toc242043008" w:history="1">
         <w:r>
           <w:rPr>
             <w:rStyle w:val="ad"/>
@@ -1000,7 +1000,7 @@
             <w:noProof/>
             <w:webHidden/>
           </w:rPr>
-          <w:instrText xml:space="preserve"> PAGEREF _Toc242031848 \h </w:instrText>
+          <w:instrText xml:space="preserve"> PAGEREF _Toc242043008 \h </w:instrText>
         </w:r>
         <w:r>
           <w:rPr>
@@ -1045,7 +1045,7 @@
           <w14:ligatures w14:val="standardContextual"/>
         </w:rPr>
       </w:pPr>
-      <w:hyperlink w:anchor="_Toc242031849" w:history="1">
+      <w:hyperlink w:anchor="_Toc242043009" w:history="1">
         <w:r>
           <w:rPr>
             <w:rStyle w:val="ad"/>
@@ -1072,7 +1072,7 @@
             <w:noProof/>
             <w:webHidden/>
           </w:rPr>
-          <w:instrText xml:space="preserve"> PAGEREF _Toc242031849 \h </w:instrText>
+          <w:instrText xml:space="preserve"> PAGEREF _Toc242043009 \h </w:instrText>
         </w:r>
         <w:r>
           <w:rPr>
@@ -1117,7 +1117,7 @@
           <w14:ligatures w14:val="standardContextual"/>
         </w:rPr>
       </w:pPr>
-      <w:hyperlink w:anchor="_Toc242031850" w:history="1">
+      <w:hyperlink w:anchor="_Toc242043010" w:history="1">
         <w:r>
           <w:rPr>
             <w:rStyle w:val="ad"/>
@@ -1144,7 +1144,7 @@
             <w:noProof/>
             <w:webHidden/>
           </w:rPr>
-          <w:instrText xml:space="preserve"> PAGEREF _Toc242031850 \h </w:instrText>
+          <w:instrText xml:space="preserve"> PAGEREF _Toc242043010 \h </w:instrText>
         </w:r>
         <w:r>
           <w:rPr>
@@ -1189,7 +1189,7 @@
           <w14:ligatures w14:val="standardContextual"/>
         </w:rPr>
       </w:pPr>
-      <w:hyperlink w:anchor="_Toc242031851" w:history="1">
+      <w:hyperlink w:anchor="_Toc242043011" w:history="1">
         <w:r>
           <w:rPr>
             <w:rStyle w:val="ad"/>
@@ -1216,7 +1216,7 @@
             <w:noProof/>
             <w:webHidden/>
           </w:rPr>
-          <w:instrText xml:space="preserve"> PAGEREF _Toc242031851 \h </w:instrText>
+          <w:instrText xml:space="preserve"> PAGEREF _Toc242043011 \h </w:instrText>
         </w:r>
         <w:r>
           <w:rPr>
@@ -1261,7 +1261,7 @@
           <w14:ligatures w14:val="standardContextual"/>
         </w:rPr>
       </w:pPr>
-      <w:hyperlink w:anchor="_Toc242031852" w:history="1">
+      <w:hyperlink w:anchor="_Toc242043012" w:history="1">
         <w:r>
           <w:rPr>
             <w:rStyle w:val="ad"/>
@@ -1288,7 +1288,7 @@
             <w:noProof/>
             <w:webHidden/>
           </w:rPr>
-          <w:instrText xml:space="preserve"> PAGEREF _Toc242031852 \h </w:instrText>
+          <w:instrText xml:space="preserve"> PAGEREF _Toc242043012 \h </w:instrText>
         </w:r>
         <w:r>
           <w:rPr>
@@ -1333,7 +1333,7 @@
           <w14:ligatures w14:val="standardContextual"/>
         </w:rPr>
       </w:pPr>
-      <w:hyperlink w:anchor="_Toc242031853" w:history="1">
+      <w:hyperlink w:anchor="_Toc242043013" w:history="1">
         <w:r>
           <w:rPr>
             <w:rStyle w:val="ad"/>
@@ -1360,7 +1360,7 @@
             <w:noProof/>
             <w:webHidden/>
           </w:rPr>
-          <w:instrText xml:space="preserve"> PAGEREF _Toc242031853 \h </w:instrText>
+          <w:instrText xml:space="preserve"> PAGEREF _Toc242043013 \h </w:instrText>
         </w:r>
         <w:r>
           <w:rPr>
@@ -1404,7 +1404,7 @@
         <w:pStyle w:val="1"/>
         <w:pageBreakBefore/>
       </w:pPr>
-      <w:bookmarkStart w:id="1" w:name="_Toc242031838"/>
+      <w:bookmarkStart w:id="1" w:name="_Toc242042998"/>
       <w:r>
         <w:lastRenderedPageBreak/>
         <w:t>1 ЦЕЛЬ РАБОТЫ</w:t>
@@ -1427,7 +1427,7 @@
         <w:pStyle w:val="1"/>
         <w:pageBreakBefore/>
       </w:pPr>
-      <w:bookmarkStart w:id="2" w:name="_Toc242031839"/>
+      <w:bookmarkStart w:id="2" w:name="_Toc242042999"/>
       <w:r>
         <w:lastRenderedPageBreak/>
         <w:t>2 ХОД РАБОТЫ</w:t>
@@ -1440,7 +1440,7 @@
         <w:ind w:firstLine="709"/>
       </w:pPr>
       <w:bookmarkStart w:id="3" w:name="порядок-работы-и-рабочие-книги"/>
-      <w:bookmarkStart w:id="4" w:name="_Toc242031840"/>
+      <w:bookmarkStart w:id="4" w:name="_Toc242043000"/>
       <w:r>
         <w:t>2.1 Порядок работы и рабочие книги</w:t>
       </w:r>
@@ -2059,7 +2059,7 @@
         <w:ind w:firstLine="709"/>
       </w:pPr>
       <w:bookmarkStart w:id="5" w:name="Xea2e0351488d2dccc444fc8980e855e53dc7366"/>
-      <w:bookmarkStart w:id="6" w:name="_Toc242031841"/>
+      <w:bookmarkStart w:id="6" w:name="_Toc242043001"/>
       <w:bookmarkEnd w:id="3"/>
       <w:r>
         <w:t>2.2 Методика 6.1. Ценностное предложение и цифровой товар</w:t>
@@ -3687,7 +3687,7 @@
         <w:ind w:firstLine="709"/>
       </w:pPr>
       <w:bookmarkStart w:id="9" w:name="методика-6.2.-бизнес-модель-по-канвас"/>
-      <w:bookmarkStart w:id="10" w:name="_Toc242031842"/>
+      <w:bookmarkStart w:id="10" w:name="_Toc242043002"/>
       <w:bookmarkEnd w:id="5"/>
       <w:bookmarkEnd w:id="8"/>
       <w:r>
@@ -4754,7 +4754,7 @@
         <w:ind w:firstLine="709"/>
       </w:pPr>
       <w:bookmarkStart w:id="11" w:name="Xb059a1de5fe4466041bf29ddbf407c46ea6b1ff"/>
-      <w:bookmarkStart w:id="12" w:name="_Toc242031843"/>
+      <w:bookmarkStart w:id="12" w:name="_Toc242043003"/>
       <w:bookmarkEnd w:id="9"/>
       <w:r>
         <w:t>2.4 Методика 6.3. Бизнес-логика и пользовательские сценарии</w:t>
@@ -8318,7 +8318,7 @@
         <w:ind w:firstLine="709"/>
       </w:pPr>
       <w:bookmarkStart w:id="15" w:name="методика-6.4.-страницы-и-экраны"/>
-      <w:bookmarkStart w:id="16" w:name="_Toc242031844"/>
+      <w:bookmarkStart w:id="16" w:name="_Toc242043004"/>
       <w:bookmarkEnd w:id="11"/>
       <w:bookmarkEnd w:id="14"/>
       <w:r>
@@ -10394,7 +10394,7 @@
         <w:ind w:firstLine="709"/>
       </w:pPr>
       <w:bookmarkStart w:id="17" w:name="методика-6.5.-деление-на-релизы"/>
-      <w:bookmarkStart w:id="18" w:name="_Toc242031845"/>
+      <w:bookmarkStart w:id="18" w:name="_Toc242043005"/>
       <w:bookmarkEnd w:id="15"/>
       <w:r>
         <w:t>2.6 Методика 6.5. Деление на релизы</w:t>
@@ -12898,7 +12898,7 @@
         <w:ind w:firstLine="709"/>
       </w:pPr>
       <w:bookmarkStart w:id="19" w:name="X309f04629790da69637b174012fdebcdf0ce9e1"/>
-      <w:bookmarkStart w:id="20" w:name="_Toc242031846"/>
+      <w:bookmarkStart w:id="20" w:name="_Toc242043006"/>
       <w:bookmarkEnd w:id="17"/>
       <w:r>
         <w:t xml:space="preserve">2.7 Сверка с проектной документацией </w:t>
@@ -13944,7 +13944,7 @@
         <w:ind w:firstLine="709"/>
       </w:pPr>
       <w:bookmarkStart w:id="21" w:name="расхождения-методик-и-шаблонов"/>
-      <w:bookmarkStart w:id="22" w:name="_Toc242031847"/>
+      <w:bookmarkStart w:id="22" w:name="_Toc242043007"/>
       <w:bookmarkEnd w:id="19"/>
       <w:r>
         <w:t>2.8 Расхождения методик и шаблонов</w:t>
@@ -14323,7 +14323,7 @@
         <w:pageBreakBefore/>
       </w:pPr>
       <w:bookmarkStart w:id="23" w:name="проверка-по-критериям-методик"/>
-      <w:bookmarkStart w:id="24" w:name="_Toc242031848"/>
+      <w:bookmarkStart w:id="24" w:name="_Toc242043008"/>
       <w:bookmarkEnd w:id="0"/>
       <w:bookmarkEnd w:id="21"/>
       <w:r>
@@ -15028,7 +15028,7 @@
         <w:pageBreakBefore/>
       </w:pPr>
       <w:bookmarkStart w:id="25" w:name="выводы"/>
-      <w:bookmarkStart w:id="26" w:name="_Toc242031849"/>
+      <w:bookmarkStart w:id="26" w:name="_Toc242043009"/>
       <w:bookmarkEnd w:id="23"/>
       <w:r>
         <w:lastRenderedPageBreak/>
@@ -15282,7 +15282,7 @@
         <w:pageBreakBefore/>
       </w:pPr>
       <w:bookmarkStart w:id="27" w:name="список-использованных-источников"/>
-      <w:bookmarkStart w:id="28" w:name="_Toc242031850"/>
+      <w:bookmarkStart w:id="28" w:name="_Toc242043010"/>
       <w:bookmarkEnd w:id="25"/>
       <w:r>
         <w:lastRenderedPageBreak/>
@@ -15438,7 +15438,7 @@
         <w:pageBreakBefore/>
       </w:pPr>
       <w:bookmarkStart w:id="29" w:name="X0d652d9c320698e7c8068993b30a2dd7ee59c14"/>
-      <w:bookmarkStart w:id="30" w:name="_Toc242031851"/>
+      <w:bookmarkStart w:id="30" w:name="_Toc242043011"/>
       <w:bookmarkEnd w:id="27"/>
       <w:r>
         <w:lastRenderedPageBreak/>
@@ -15934,7 +15934,7 @@
         <w:pageBreakBefore/>
       </w:pPr>
       <w:bookmarkStart w:id="31" w:name="Xe57dfa954bc99fa1a56051ea98d15e9969e72a7"/>
-      <w:bookmarkStart w:id="32" w:name="_Toc242031852"/>
+      <w:bookmarkStart w:id="32" w:name="_Toc242043012"/>
       <w:bookmarkEnd w:id="29"/>
       <w:r>
         <w:lastRenderedPageBreak/>
@@ -16670,7 +16670,7 @@
         <w:pageBreakBefore/>
       </w:pPr>
       <w:bookmarkStart w:id="33" w:name="X5524ab9f965042c4d6511d6315044a9f4f6816c"/>
-      <w:bookmarkStart w:id="34" w:name="_Toc242031853"/>
+      <w:bookmarkStart w:id="34" w:name="_Toc242043013"/>
       <w:bookmarkEnd w:id="31"/>
       <w:r>
         <w:lastRenderedPageBreak/>
@@ -17977,8 +17977,8 @@
     <w:sectPr>
       <w:headerReference w:type="default" r:id="rId11"/>
       <w:footerReference w:type="default" r:id="rId12"/>
-      <w:headerReference w:type="first" r:id="rId15"/>
-      <w:footerReference w:type="first" r:id="rId16"/>
+      <w:headerReference w:type="first" r:id="rId13"/>
+      <w:footerReference w:type="first" r:id="rId14"/>
       <w:pgSz w:w="11906" w:h="16838"/>
       <w:pgMar w:top="1134" w:right="567" w:bottom="1134" w:left="1701" w:header="720" w:footer="720" w:gutter="0"/>
       <w:cols w:space="720"/>
@@ -18036,12 +18036,8 @@
 </file>
 
 <file path=word/footer2.xml><?xml version="1.0" encoding="utf-8"?>
-<w:ftr xmlns:m="http://schemas.openxmlformats.org/officeDocument/2006/math" xmlns:mc="http://schemas.openxmlformats.org/markup-compatibility/2006" xmlns:mo="http://schemas.microsoft.com/office/mac/office/2008/main" xmlns:mv="urn:schemas-microsoft-com:mac:vml" xmlns:o="urn:schemas-microsoft-com:office:office" xmlns:r="http://schemas.openxmlformats.org/officeDocument/2006/relationships" xmlns:v="urn:schemas-microsoft-com:vml" xmlns:w10="urn:schemas-microsoft-com:office:word" xmlns:w14="http://schemas.microsoft.com/office/word/2010/wordml" xmlns:w="http://schemas.openxmlformats.org/wordprocessingml/2006/main" xmlns:wne="http://schemas.microsoft.com/office/word/2006/wordml" xmlns:wp14="http://schemas.microsoft.com/office/word/2010/wordprocessingDrawing" xmlns:wp="http://schemas.openxmlformats.org/drawingml/2006/wordprocessingDrawing" xmlns:wpc="http://schemas.microsoft.com/office/word/2010/wordprocessingCanvas" xmlns:wpg="http://schemas.microsoft.com/office/word/2010/wordprocessingGroup" xmlns:wpi="http://schemas.microsoft.com/office/word/2010/wordprocessingInk" xmlns:wps="http://schemas.microsoft.com/office/word/2010/wordprocessingShape" mc:Ignorable="w14 wp14">
-  <w:p>
-    <w:pPr>
-      <w:pStyle w:val="Footer"/>
-    </w:pPr>
-  </w:p>
+<w:ftr xmlns:wpc="http://schemas.microsoft.com/office/word/2010/wordprocessingCanvas" xmlns:cx="http://schemas.microsoft.com/office/drawing/2014/chartex" xmlns:cx1="http://schemas.microsoft.com/office/drawing/2015/9/8/chartex" xmlns:cx2="http://schemas.microsoft.com/office/drawing/2015/10/21/chartex" xmlns:cx3="http://schemas.microsoft.com/office/drawing/2016/5/9/chartex" xmlns:cx4="http://schemas.microsoft.com/office/drawing/2016/5/10/chartex" xmlns:cx5="http://schemas.microsoft.com/office/drawing/2016/5/11/chartex" xmlns:cx6="http://schemas.microsoft.com/office/drawing/2016/5/12/chartex" xmlns:cx7="http://schemas.microsoft.com/office/drawing/2016/5/13/chartex" xmlns:cx8="http://schemas.microsoft.com/office/drawing/2016/5/14/chartex" xmlns:mc="http://schemas.openxmlformats.org/markup-compatibility/2006" xmlns:aink="http://schemas.microsoft.com/office/drawing/2016/ink" xmlns:am3d="http://schemas.microsoft.com/office/drawing/2017/model3d" xmlns:o="urn:schemas-microsoft-com:office:office" xmlns:oel="http://schemas.microsoft.com/office/2019/extlst" xmlns:r="http://schemas.openxmlformats.org/officeDocument/2006/relationships" xmlns:m="http://schemas.openxmlformats.org/officeDocument/2006/math" xmlns:v="urn:schemas-microsoft-com:vml" xmlns:wp14="http://schemas.microsoft.com/office/word/2010/wordprocessingDrawing" xmlns:wp="http://schemas.openxmlformats.org/drawingml/2006/wordprocessingDrawing" xmlns:w10="urn:schemas-microsoft-com:office:word" xmlns:w="http://schemas.openxmlformats.org/wordprocessingml/2006/main" xmlns:w14="http://schemas.microsoft.com/office/word/2010/wordml" xmlns:w15="http://schemas.microsoft.com/office/word/2012/wordml" xmlns:w16cex="http://schemas.microsoft.com/office/word/2018/wordml/cex" xmlns:w16cid="http://schemas.microsoft.com/office/word/2016/wordml/cid" xmlns:w16="http://schemas.microsoft.com/office/word/2018/wordml" xmlns:w16du="http://schemas.microsoft.com/office/word/2023/wordml/word16du" xmlns:w16sdtdh="http://schemas.microsoft.com/office/word/2020/wordml/sdtdatahash" xmlns:w16sdtfl="http://schemas.microsoft.com/office/word/2024/wordml/sdtformatlock" xmlns:w16se="http://schemas.microsoft.com/office/word/2015/wordml/symex" xmlns:wpg="http://schemas.microsoft.com/office/word/2010/wordprocessingGroup" xmlns:wpi="http://schemas.microsoft.com/office/word/2010/wordprocessingInk" xmlns:wne="http://schemas.microsoft.com/office/word/2006/wordml" xmlns:wps="http://schemas.microsoft.com/office/word/2010/wordprocessingShape" mc:Ignorable="w14 w15 w16se w16cid w16 w16cex w16sdtdh w16sdtfl w16du wp14">
+  <w:p/>
 </w:ftr>
 </file>
 
@@ -18071,12 +18067,8 @@
 </file>
 
 <file path=word/header2.xml><?xml version="1.0" encoding="utf-8"?>
-<w:hdr xmlns:m="http://schemas.openxmlformats.org/officeDocument/2006/math" xmlns:mc="http://schemas.openxmlformats.org/markup-compatibility/2006" xmlns:mo="http://schemas.microsoft.com/office/mac/office/2008/main" xmlns:mv="urn:schemas-microsoft-com:mac:vml" xmlns:o="urn:schemas-microsoft-com:office:office" xmlns:r="http://schemas.openxmlformats.org/officeDocument/2006/relationships" xmlns:v="urn:schemas-microsoft-com:vml" xmlns:w10="urn:schemas-microsoft-com:office:word" xmlns:w14="http://schemas.microsoft.com/office/word/2010/wordml" xmlns:w="http://schemas.openxmlformats.org/wordprocessingml/2006/main" xmlns:wne="http://schemas.microsoft.com/office/word/2006/wordml" xmlns:wp14="http://schemas.microsoft.com/office/word/2010/wordprocessingDrawing" xmlns:wp="http://schemas.openxmlformats.org/drawingml/2006/wordprocessingDrawing" xmlns:wpc="http://schemas.microsoft.com/office/word/2010/wordprocessingCanvas" xmlns:wpg="http://schemas.microsoft.com/office/word/2010/wordprocessingGroup" xmlns:wpi="http://schemas.microsoft.com/office/word/2010/wordprocessingInk" xmlns:wps="http://schemas.microsoft.com/office/word/2010/wordprocessingShape" mc:Ignorable="w14 wp14">
-  <w:p>
-    <w:pPr>
-      <w:pStyle w:val="Header"/>
-    </w:pPr>
-  </w:p>
+<w:hdr xmlns:wpc="http://schemas.microsoft.com/office/word/2010/wordprocessingCanvas" xmlns:cx="http://schemas.microsoft.com/office/drawing/2014/chartex" xmlns:cx1="http://schemas.microsoft.com/office/drawing/2015/9/8/chartex" xmlns:cx2="http://schemas.microsoft.com/office/drawing/2015/10/21/chartex" xmlns:cx3="http://schemas.microsoft.com/office/drawing/2016/5/9/chartex" xmlns:cx4="http://schemas.microsoft.com/office/drawing/2016/5/10/chartex" xmlns:cx5="http://schemas.microsoft.com/office/drawing/2016/5/11/chartex" xmlns:cx6="http://schemas.microsoft.com/office/drawing/2016/5/12/chartex" xmlns:cx7="http://schemas.microsoft.com/office/drawing/2016/5/13/chartex" xmlns:cx8="http://schemas.microsoft.com/office/drawing/2016/5/14/chartex" xmlns:mc="http://schemas.openxmlformats.org/markup-compatibility/2006" xmlns:aink="http://schemas.microsoft.com/office/drawing/2016/ink" xmlns:am3d="http://schemas.microsoft.com/office/drawing/2017/model3d" xmlns:o="urn:schemas-microsoft-com:office:office" xmlns:oel="http://schemas.microsoft.com/office/2019/extlst" xmlns:r="http://schemas.openxmlformats.org/officeDocument/2006/relationships" xmlns:m="http://schemas.openxmlformats.org/officeDocument/2006/math" xmlns:v="urn:schemas-microsoft-com:vml" xmlns:wp14="http://schemas.microsoft.com/office/word/2010/wordprocessingDrawing" xmlns:wp="http://schemas.openxmlformats.org/drawingml/2006/wordprocessingDrawing" xmlns:w10="urn:schemas-microsoft-com:office:word" xmlns:w="http://schemas.openxmlformats.org/wordprocessingml/2006/main" xmlns:w14="http://schemas.microsoft.com/office/word/2010/wordml" xmlns:w15="http://schemas.microsoft.com/office/word/2012/wordml" xmlns:w16cex="http://schemas.microsoft.com/office/word/2018/wordml/cex" xmlns:w16cid="http://schemas.microsoft.com/office/word/2016/wordml/cid" xmlns:w16="http://schemas.microsoft.com/office/word/2018/wordml" xmlns:w16du="http://schemas.microsoft.com/office/word/2023/wordml/word16du" xmlns:w16sdtdh="http://schemas.microsoft.com/office/word/2020/wordml/sdtdatahash" xmlns:w16sdtfl="http://schemas.microsoft.com/office/word/2024/wordml/sdtformatlock" xmlns:w16se="http://schemas.microsoft.com/office/word/2015/wordml/symex" xmlns:wpg="http://schemas.microsoft.com/office/word/2010/wordprocessingGroup" xmlns:wpi="http://schemas.microsoft.com/office/word/2010/wordprocessingInk" xmlns:wne="http://schemas.microsoft.com/office/word/2006/wordml" xmlns:wps="http://schemas.microsoft.com/office/word/2010/wordprocessingShape" mc:Ignorable="w14 w15 w16se w16cid w16 w16cex w16sdtdh w16sdtfl w16du wp14">
+  <w:p/>
 </w:hdr>
 </file>
 

--- a/СДАЧА/ЛР6/ОТЧЕТ_ЛР6_NotaCode.docx
+++ b/СДАЧА/ЛР6/ОТЧЕТ_ЛР6_NotaCode.docx
@@ -244,7 +244,7 @@
         </w:rPr>
         <w:fldChar w:fldCharType="separate"/>
       </w:r>
-      <w:hyperlink w:anchor="_Toc242042998" w:history="1">
+      <w:hyperlink w:anchor="_Toc242049404" w:history="1">
         <w:r>
           <w:rPr>
             <w:rStyle w:val="ad"/>
@@ -271,7 +271,7 @@
             <w:noProof/>
             <w:webHidden/>
           </w:rPr>
-          <w:instrText xml:space="preserve"> PAGEREF _Toc242042998 \h </w:instrText>
+          <w:instrText xml:space="preserve"> PAGEREF _Toc242049404 \h </w:instrText>
         </w:r>
         <w:r>
           <w:rPr>
@@ -316,7 +316,7 @@
           <w14:ligatures w14:val="standardContextual"/>
         </w:rPr>
       </w:pPr>
-      <w:hyperlink w:anchor="_Toc242042999" w:history="1">
+      <w:hyperlink w:anchor="_Toc242049405" w:history="1">
         <w:r>
           <w:rPr>
             <w:rStyle w:val="ad"/>
@@ -343,7 +343,7 @@
             <w:noProof/>
             <w:webHidden/>
           </w:rPr>
-          <w:instrText xml:space="preserve"> PAGEREF _Toc242042999 \h </w:instrText>
+          <w:instrText xml:space="preserve"> PAGEREF _Toc242049405 \h </w:instrText>
         </w:r>
         <w:r>
           <w:rPr>
@@ -388,7 +388,7 @@
           <w14:ligatures w14:val="standardContextual"/>
         </w:rPr>
       </w:pPr>
-      <w:hyperlink w:anchor="_Toc242043000" w:history="1">
+      <w:hyperlink w:anchor="_Toc242049406" w:history="1">
         <w:r>
           <w:rPr>
             <w:rStyle w:val="ad"/>
@@ -415,7 +415,7 @@
             <w:noProof/>
             <w:webHidden/>
           </w:rPr>
-          <w:instrText xml:space="preserve"> PAGEREF _Toc242043000 \h </w:instrText>
+          <w:instrText xml:space="preserve"> PAGEREF _Toc242049406 \h </w:instrText>
         </w:r>
         <w:r>
           <w:rPr>
@@ -460,7 +460,7 @@
           <w14:ligatures w14:val="standardContextual"/>
         </w:rPr>
       </w:pPr>
-      <w:hyperlink w:anchor="_Toc242043001" w:history="1">
+      <w:hyperlink w:anchor="_Toc242049407" w:history="1">
         <w:r>
           <w:rPr>
             <w:rStyle w:val="ad"/>
@@ -487,7 +487,7 @@
             <w:noProof/>
             <w:webHidden/>
           </w:rPr>
-          <w:instrText xml:space="preserve"> PAGEREF _Toc242043001 \h </w:instrText>
+          <w:instrText xml:space="preserve"> PAGEREF _Toc242049407 \h </w:instrText>
         </w:r>
         <w:r>
           <w:rPr>
@@ -532,7 +532,7 @@
           <w14:ligatures w14:val="standardContextual"/>
         </w:rPr>
       </w:pPr>
-      <w:hyperlink w:anchor="_Toc242043002" w:history="1">
+      <w:hyperlink w:anchor="_Toc242049408" w:history="1">
         <w:r>
           <w:rPr>
             <w:rStyle w:val="ad"/>
@@ -559,7 +559,7 @@
             <w:noProof/>
             <w:webHidden/>
           </w:rPr>
-          <w:instrText xml:space="preserve"> PAGEREF _Toc242043002 \h </w:instrText>
+          <w:instrText xml:space="preserve"> PAGEREF _Toc242049408 \h </w:instrText>
         </w:r>
         <w:r>
           <w:rPr>
@@ -604,7 +604,7 @@
           <w14:ligatures w14:val="standardContextual"/>
         </w:rPr>
       </w:pPr>
-      <w:hyperlink w:anchor="_Toc242043003" w:history="1">
+      <w:hyperlink w:anchor="_Toc242049409" w:history="1">
         <w:r>
           <w:rPr>
             <w:rStyle w:val="ad"/>
@@ -631,7 +631,7 @@
             <w:noProof/>
             <w:webHidden/>
           </w:rPr>
-          <w:instrText xml:space="preserve"> PAGEREF _Toc242043003 \h </w:instrText>
+          <w:instrText xml:space="preserve"> PAGEREF _Toc242049409 \h </w:instrText>
         </w:r>
         <w:r>
           <w:rPr>
@@ -676,7 +676,7 @@
           <w14:ligatures w14:val="standardContextual"/>
         </w:rPr>
       </w:pPr>
-      <w:hyperlink w:anchor="_Toc242043004" w:history="1">
+      <w:hyperlink w:anchor="_Toc242049410" w:history="1">
         <w:r>
           <w:rPr>
             <w:rStyle w:val="ad"/>
@@ -703,7 +703,7 @@
             <w:noProof/>
             <w:webHidden/>
           </w:rPr>
-          <w:instrText xml:space="preserve"> PAGEREF _Toc242043004 \h </w:instrText>
+          <w:instrText xml:space="preserve"> PAGEREF _Toc242049410 \h </w:instrText>
         </w:r>
         <w:r>
           <w:rPr>
@@ -748,7 +748,7 @@
           <w14:ligatures w14:val="standardContextual"/>
         </w:rPr>
       </w:pPr>
-      <w:hyperlink w:anchor="_Toc242043005" w:history="1">
+      <w:hyperlink w:anchor="_Toc242049411" w:history="1">
         <w:r>
           <w:rPr>
             <w:rStyle w:val="ad"/>
@@ -775,7 +775,7 @@
             <w:noProof/>
             <w:webHidden/>
           </w:rPr>
-          <w:instrText xml:space="preserve"> PAGEREF _Toc242043005 \h </w:instrText>
+          <w:instrText xml:space="preserve"> PAGEREF _Toc242049411 \h </w:instrText>
         </w:r>
         <w:r>
           <w:rPr>
@@ -820,7 +820,7 @@
           <w14:ligatures w14:val="standardContextual"/>
         </w:rPr>
       </w:pPr>
-      <w:hyperlink w:anchor="_Toc242043006" w:history="1">
+      <w:hyperlink w:anchor="_Toc242049412" w:history="1">
         <w:r>
           <w:rPr>
             <w:rStyle w:val="ad"/>
@@ -856,7 +856,7 @@
             <w:noProof/>
             <w:webHidden/>
           </w:rPr>
-          <w:instrText xml:space="preserve"> PAGEREF _Toc242043006 \h </w:instrText>
+          <w:instrText xml:space="preserve"> PAGEREF _Toc242049412 \h </w:instrText>
         </w:r>
         <w:r>
           <w:rPr>
@@ -901,7 +901,7 @@
           <w14:ligatures w14:val="standardContextual"/>
         </w:rPr>
       </w:pPr>
-      <w:hyperlink w:anchor="_Toc242043007" w:history="1">
+      <w:hyperlink w:anchor="_Toc242049413" w:history="1">
         <w:r>
           <w:rPr>
             <w:rStyle w:val="ad"/>
@@ -928,7 +928,7 @@
             <w:noProof/>
             <w:webHidden/>
           </w:rPr>
-          <w:instrText xml:space="preserve"> PAGEREF _Toc242043007 \h </w:instrText>
+          <w:instrText xml:space="preserve"> PAGEREF _Toc242049413 \h </w:instrText>
         </w:r>
         <w:r>
           <w:rPr>
@@ -973,7 +973,7 @@
           <w14:ligatures w14:val="standardContextual"/>
         </w:rPr>
       </w:pPr>
-      <w:hyperlink w:anchor="_Toc242043008" w:history="1">
+      <w:hyperlink w:anchor="_Toc242049414" w:history="1">
         <w:r>
           <w:rPr>
             <w:rStyle w:val="ad"/>
@@ -1000,7 +1000,7 @@
             <w:noProof/>
             <w:webHidden/>
           </w:rPr>
-          <w:instrText xml:space="preserve"> PAGEREF _Toc242043008 \h </w:instrText>
+          <w:instrText xml:space="preserve"> PAGEREF _Toc242049414 \h </w:instrText>
         </w:r>
         <w:r>
           <w:rPr>
@@ -1045,7 +1045,7 @@
           <w14:ligatures w14:val="standardContextual"/>
         </w:rPr>
       </w:pPr>
-      <w:hyperlink w:anchor="_Toc242043009" w:history="1">
+      <w:hyperlink w:anchor="_Toc242049415" w:history="1">
         <w:r>
           <w:rPr>
             <w:rStyle w:val="ad"/>
@@ -1072,7 +1072,7 @@
             <w:noProof/>
             <w:webHidden/>
           </w:rPr>
-          <w:instrText xml:space="preserve"> PAGEREF _Toc242043009 \h </w:instrText>
+          <w:instrText xml:space="preserve"> PAGEREF _Toc242049415 \h </w:instrText>
         </w:r>
         <w:r>
           <w:rPr>
@@ -1117,7 +1117,7 @@
           <w14:ligatures w14:val="standardContextual"/>
         </w:rPr>
       </w:pPr>
-      <w:hyperlink w:anchor="_Toc242043010" w:history="1">
+      <w:hyperlink w:anchor="_Toc242049416" w:history="1">
         <w:r>
           <w:rPr>
             <w:rStyle w:val="ad"/>
@@ -1144,7 +1144,7 @@
             <w:noProof/>
             <w:webHidden/>
           </w:rPr>
-          <w:instrText xml:space="preserve"> PAGEREF _Toc242043010 \h </w:instrText>
+          <w:instrText xml:space="preserve"> PAGEREF _Toc242049416 \h </w:instrText>
         </w:r>
         <w:r>
           <w:rPr>
@@ -1189,7 +1189,7 @@
           <w14:ligatures w14:val="standardContextual"/>
         </w:rPr>
       </w:pPr>
-      <w:hyperlink w:anchor="_Toc242043011" w:history="1">
+      <w:hyperlink w:anchor="_Toc242049417" w:history="1">
         <w:r>
           <w:rPr>
             <w:rStyle w:val="ad"/>
@@ -1216,7 +1216,7 @@
             <w:noProof/>
             <w:webHidden/>
           </w:rPr>
-          <w:instrText xml:space="preserve"> PAGEREF _Toc242043011 \h </w:instrText>
+          <w:instrText xml:space="preserve"> PAGEREF _Toc242049417 \h </w:instrText>
         </w:r>
         <w:r>
           <w:rPr>
@@ -1261,7 +1261,7 @@
           <w14:ligatures w14:val="standardContextual"/>
         </w:rPr>
       </w:pPr>
-      <w:hyperlink w:anchor="_Toc242043012" w:history="1">
+      <w:hyperlink w:anchor="_Toc242049418" w:history="1">
         <w:r>
           <w:rPr>
             <w:rStyle w:val="ad"/>
@@ -1288,7 +1288,7 @@
             <w:noProof/>
             <w:webHidden/>
           </w:rPr>
-          <w:instrText xml:space="preserve"> PAGEREF _Toc242043012 \h </w:instrText>
+          <w:instrText xml:space="preserve"> PAGEREF _Toc242049418 \h </w:instrText>
         </w:r>
         <w:r>
           <w:rPr>
@@ -1333,7 +1333,7 @@
           <w14:ligatures w14:val="standardContextual"/>
         </w:rPr>
       </w:pPr>
-      <w:hyperlink w:anchor="_Toc242043013" w:history="1">
+      <w:hyperlink w:anchor="_Toc242049419" w:history="1">
         <w:r>
           <w:rPr>
             <w:rStyle w:val="ad"/>
@@ -1360,7 +1360,7 @@
             <w:noProof/>
             <w:webHidden/>
           </w:rPr>
-          <w:instrText xml:space="preserve"> PAGEREF _Toc242043013 \h </w:instrText>
+          <w:instrText xml:space="preserve"> PAGEREF _Toc242049419 \h </w:instrText>
         </w:r>
         <w:r>
           <w:rPr>
@@ -1404,7 +1404,7 @@
         <w:pStyle w:val="1"/>
         <w:pageBreakBefore/>
       </w:pPr>
-      <w:bookmarkStart w:id="1" w:name="_Toc242042998"/>
+      <w:bookmarkStart w:id="1" w:name="_Toc242049404"/>
       <w:r>
         <w:lastRenderedPageBreak/>
         <w:t>1 ЦЕЛЬ РАБОТЫ</w:t>
@@ -1427,7 +1427,7 @@
         <w:pStyle w:val="1"/>
         <w:pageBreakBefore/>
       </w:pPr>
-      <w:bookmarkStart w:id="2" w:name="_Toc242042999"/>
+      <w:bookmarkStart w:id="2" w:name="_Toc242049405"/>
       <w:r>
         <w:lastRenderedPageBreak/>
         <w:t>2 ХОД РАБОТЫ</w:t>
@@ -1440,7 +1440,7 @@
         <w:ind w:firstLine="709"/>
       </w:pPr>
       <w:bookmarkStart w:id="3" w:name="порядок-работы-и-рабочие-книги"/>
-      <w:bookmarkStart w:id="4" w:name="_Toc242043000"/>
+      <w:bookmarkStart w:id="4" w:name="_Toc242049406"/>
       <w:r>
         <w:t>2.1 Порядок работы и рабочие книги</w:t>
       </w:r>
@@ -2059,7 +2059,7 @@
         <w:ind w:firstLine="709"/>
       </w:pPr>
       <w:bookmarkStart w:id="5" w:name="Xea2e0351488d2dccc444fc8980e855e53dc7366"/>
-      <w:bookmarkStart w:id="6" w:name="_Toc242043001"/>
+      <w:bookmarkStart w:id="6" w:name="_Toc242049407"/>
       <w:bookmarkEnd w:id="3"/>
       <w:r>
         <w:t>2.2 Методика 6.1. Ценностное предложение и цифровой товар</w:t>
@@ -3687,7 +3687,7 @@
         <w:ind w:firstLine="709"/>
       </w:pPr>
       <w:bookmarkStart w:id="9" w:name="методика-6.2.-бизнес-модель-по-канвас"/>
-      <w:bookmarkStart w:id="10" w:name="_Toc242043002"/>
+      <w:bookmarkStart w:id="10" w:name="_Toc242049408"/>
       <w:bookmarkEnd w:id="5"/>
       <w:bookmarkEnd w:id="8"/>
       <w:r>
@@ -4754,7 +4754,7 @@
         <w:ind w:firstLine="709"/>
       </w:pPr>
       <w:bookmarkStart w:id="11" w:name="Xb059a1de5fe4466041bf29ddbf407c46ea6b1ff"/>
-      <w:bookmarkStart w:id="12" w:name="_Toc242043003"/>
+      <w:bookmarkStart w:id="12" w:name="_Toc242049409"/>
       <w:bookmarkEnd w:id="9"/>
       <w:r>
         <w:t>2.4 Методика 6.3. Бизнес-логика и пользовательские сценарии</w:t>
@@ -8318,7 +8318,7 @@
         <w:ind w:firstLine="709"/>
       </w:pPr>
       <w:bookmarkStart w:id="15" w:name="методика-6.4.-страницы-и-экраны"/>
-      <w:bookmarkStart w:id="16" w:name="_Toc242043004"/>
+      <w:bookmarkStart w:id="16" w:name="_Toc242049410"/>
       <w:bookmarkEnd w:id="11"/>
       <w:bookmarkEnd w:id="14"/>
       <w:r>
@@ -10394,7 +10394,7 @@
         <w:ind w:firstLine="709"/>
       </w:pPr>
       <w:bookmarkStart w:id="17" w:name="методика-6.5.-деление-на-релизы"/>
-      <w:bookmarkStart w:id="18" w:name="_Toc242043005"/>
+      <w:bookmarkStart w:id="18" w:name="_Toc242049411"/>
       <w:bookmarkEnd w:id="15"/>
       <w:r>
         <w:t>2.6 Методика 6.5. Деление на релизы</w:t>
@@ -12898,7 +12898,7 @@
         <w:ind w:firstLine="709"/>
       </w:pPr>
       <w:bookmarkStart w:id="19" w:name="X309f04629790da69637b174012fdebcdf0ce9e1"/>
-      <w:bookmarkStart w:id="20" w:name="_Toc242043006"/>
+      <w:bookmarkStart w:id="20" w:name="_Toc242049412"/>
       <w:bookmarkEnd w:id="17"/>
       <w:r>
         <w:t xml:space="preserve">2.7 Сверка с проектной документацией </w:t>
@@ -13944,7 +13944,7 @@
         <w:ind w:firstLine="709"/>
       </w:pPr>
       <w:bookmarkStart w:id="21" w:name="расхождения-методик-и-шаблонов"/>
-      <w:bookmarkStart w:id="22" w:name="_Toc242043007"/>
+      <w:bookmarkStart w:id="22" w:name="_Toc242049413"/>
       <w:bookmarkEnd w:id="19"/>
       <w:r>
         <w:t>2.8 Расхождения методик и шаблонов</w:t>
@@ -14323,7 +14323,7 @@
         <w:pageBreakBefore/>
       </w:pPr>
       <w:bookmarkStart w:id="23" w:name="проверка-по-критериям-методик"/>
-      <w:bookmarkStart w:id="24" w:name="_Toc242043008"/>
+      <w:bookmarkStart w:id="24" w:name="_Toc242049414"/>
       <w:bookmarkEnd w:id="0"/>
       <w:bookmarkEnd w:id="21"/>
       <w:r>
@@ -15028,7 +15028,7 @@
         <w:pageBreakBefore/>
       </w:pPr>
       <w:bookmarkStart w:id="25" w:name="выводы"/>
-      <w:bookmarkStart w:id="26" w:name="_Toc242043009"/>
+      <w:bookmarkStart w:id="26" w:name="_Toc242049415"/>
       <w:bookmarkEnd w:id="23"/>
       <w:r>
         <w:lastRenderedPageBreak/>
@@ -15282,7 +15282,7 @@
         <w:pageBreakBefore/>
       </w:pPr>
       <w:bookmarkStart w:id="27" w:name="список-использованных-источников"/>
-      <w:bookmarkStart w:id="28" w:name="_Toc242043010"/>
+      <w:bookmarkStart w:id="28" w:name="_Toc242049416"/>
       <w:bookmarkEnd w:id="25"/>
       <w:r>
         <w:lastRenderedPageBreak/>
@@ -15438,7 +15438,7 @@
         <w:pageBreakBefore/>
       </w:pPr>
       <w:bookmarkStart w:id="29" w:name="X0d652d9c320698e7c8068993b30a2dd7ee59c14"/>
-      <w:bookmarkStart w:id="30" w:name="_Toc242043011"/>
+      <w:bookmarkStart w:id="30" w:name="_Toc242049417"/>
       <w:bookmarkEnd w:id="27"/>
       <w:r>
         <w:lastRenderedPageBreak/>
@@ -15934,7 +15934,7 @@
         <w:pageBreakBefore/>
       </w:pPr>
       <w:bookmarkStart w:id="31" w:name="Xe57dfa954bc99fa1a56051ea98d15e9969e72a7"/>
-      <w:bookmarkStart w:id="32" w:name="_Toc242043012"/>
+      <w:bookmarkStart w:id="32" w:name="_Toc242049418"/>
       <w:bookmarkEnd w:id="29"/>
       <w:r>
         <w:lastRenderedPageBreak/>
@@ -16670,7 +16670,7 @@
         <w:pageBreakBefore/>
       </w:pPr>
       <w:bookmarkStart w:id="33" w:name="X5524ab9f965042c4d6511d6315044a9f4f6816c"/>
-      <w:bookmarkStart w:id="34" w:name="_Toc242043013"/>
+      <w:bookmarkStart w:id="34" w:name="_Toc242049419"/>
       <w:bookmarkEnd w:id="31"/>
       <w:r>
         <w:lastRenderedPageBreak/>
